--- a/10-应急管理/运行记录类文件/“晋来办”应急演练计划20250827.docx
+++ b/10-应急管理/运行记录类文件/“晋来办”应急演练计划20250827.docx
@@ -1,7 +1,6 @@
 
 <file path=word/document.xml><?xml version="1.0" encoding="utf-8"?>
-<w:document xmlns:wpc="http://schemas.microsoft.com/office/word/2010/wordprocessingCanvas" xmlns:mc="http://schemas.openxmlformats.org/markup-compatibility/2006" xmlns:o="urn:schemas-microsoft-com:office:office" xmlns:r="http://schemas.openxmlformats.org/officeDocument/2006/relationships" xmlns:m="http://schemas.openxmlformats.org/officeDocument/2006/math" xmlns:v="urn:schemas-microsoft-com:vml" xmlns:wp14="http://schemas.microsoft.com/office/word/2010/wordprocessingDrawing" xmlns:wp="http://schemas.openxmlformats.org/drawingml/2006/wordprocessingDrawing" xmlns:w10="urn:schemas-microsoft-com:office:word" xmlns:w="http://schemas.openxmlformats.org/wordprocessingml/2006/main" xmlns:w14="http://schemas.microsoft.com/office/word/2010/wordml" xmlns:w15="http://schemas.microsoft.com/office/word/2012/wordml" xmlns:wne="http://schemas.microsoft.com/office/word/2006/wordml" xmlns:wpg="http://schemas.microsoft.com/office/word/2010/wordprocessingGroup" xmlns:wpi="http://schemas.microsoft.com/office/word/2010/wordprocessingInk" xmlns:wps="http://schemas.microsoft.com/office/word/2010/wordprocessingShape" mc:Ignorable="w14 w15 wp14">
-  <!-- Generated by Aspose.Words for .NET 13.3.0.1 -->
+<w:document xmlns:wpc="http://schemas.microsoft.com/office/word/2010/wordprocessingCanvas" xmlns:mc="http://schemas.openxmlformats.org/markup-compatibility/2006" xmlns:o="urn:schemas-microsoft-com:office:office" xmlns:r="http://schemas.openxmlformats.org/officeDocument/2006/relationships" xmlns:m="http://schemas.openxmlformats.org/officeDocument/2006/math" xmlns:v="urn:schemas-microsoft-com:vml" xmlns:wp14="http://schemas.microsoft.com/office/word/2010/wordprocessingDrawing" xmlns:wp="http://schemas.openxmlformats.org/drawingml/2006/wordprocessingDrawing" xmlns:w="http://schemas.openxmlformats.org/wordprocessingml/2006/main" xmlns:w14="http://schemas.microsoft.com/office/word/2010/wordml" xmlns:w10="urn:schemas-microsoft-com:office:word" xmlns:w15="http://schemas.microsoft.com/office/word/2012/wordml" xmlns:wpg="http://schemas.microsoft.com/office/word/2010/wordprocessingGroup" xmlns:wpi="http://schemas.microsoft.com/office/word/2010/wordprocessingInk" xmlns:wne="http://schemas.microsoft.com/office/word/2006/wordml" xmlns:wps="http://schemas.microsoft.com/office/word/2010/wordprocessingShape" xmlns:wpsCustomData="http://www.wps.cn/officeDocument/2013/wpsCustomData" mc:Ignorable="w14 w15 wp14">
   <w:body>
     <w:p>
       <w:pPr>
@@ -21,11 +20,64 @@
         <w:spacing w:line="360" w:lineRule="auto"/>
         <w:textAlignment w:val="baseline"/>
         <w:rPr>
-          <w:rFonts w:ascii="黑体" w:eastAsia="黑体" w:hAnsi="宋体"/>
+          <w:rFonts w:ascii="黑体" w:hAnsi="宋体" w:eastAsia="黑体"/>
           <w:sz w:val="36"/>
           <w:szCs w:val="44"/>
         </w:rPr>
       </w:pPr>
+      <w:bookmarkStart w:id="8" w:name="_GoBack"/>
+      <w:r>
+        <w:drawing>
+          <wp:anchor distT="0" distB="0" distL="114300" distR="114300" simplePos="0" relativeHeight="251661312" behindDoc="1" locked="0" layoutInCell="1" allowOverlap="1">
+            <wp:simplePos x="0" y="0"/>
+            <wp:positionH relativeFrom="column">
+              <wp:posOffset>-19050</wp:posOffset>
+            </wp:positionH>
+            <wp:positionV relativeFrom="paragraph">
+              <wp:posOffset>-36830</wp:posOffset>
+            </wp:positionV>
+            <wp:extent cx="5304790" cy="8893810"/>
+            <wp:effectExtent l="0" t="0" r="13970" b="6350"/>
+            <wp:wrapNone/>
+            <wp:docPr id="1" name="图片 1"/>
+            <wp:cNvGraphicFramePr>
+              <a:graphicFrameLocks xmlns:a="http://schemas.openxmlformats.org/drawingml/2006/main" noChangeAspect="1"/>
+            </wp:cNvGraphicFramePr>
+            <a:graphic xmlns:a="http://schemas.openxmlformats.org/drawingml/2006/main">
+              <a:graphicData uri="http://schemas.openxmlformats.org/drawingml/2006/picture">
+                <pic:pic xmlns:pic="http://schemas.openxmlformats.org/drawingml/2006/picture">
+                  <pic:nvPicPr>
+                    <pic:cNvPr id="1" name="图片 1"/>
+                    <pic:cNvPicPr>
+                      <a:picLocks noChangeAspect="1"/>
+                    </pic:cNvPicPr>
+                  </pic:nvPicPr>
+                  <pic:blipFill>
+                    <a:blip r:embed="rId12"/>
+                    <a:stretch>
+                      <a:fillRect/>
+                    </a:stretch>
+                  </pic:blipFill>
+                  <pic:spPr>
+                    <a:xfrm>
+                      <a:off x="0" y="0"/>
+                      <a:ext cx="5304790" cy="8893810"/>
+                    </a:xfrm>
+                    <a:prstGeom prst="rect">
+                      <a:avLst/>
+                    </a:prstGeom>
+                    <a:noFill/>
+                    <a:ln>
+                      <a:noFill/>
+                    </a:ln>
+                  </pic:spPr>
+                </pic:pic>
+              </a:graphicData>
+            </a:graphic>
+          </wp:anchor>
+        </w:drawing>
+      </w:r>
+      <w:bookmarkEnd w:id="8"/>
     </w:p>
     <w:p>
       <w:pPr>
@@ -46,14 +98,14 @@
         <w:jc w:val="center"/>
         <w:textAlignment w:val="baseline"/>
         <w:rPr>
-          <w:rFonts w:ascii="黑体" w:eastAsia="黑体" w:hAnsi="宋体"/>
+          <w:rFonts w:ascii="黑体" w:hAnsi="宋体" w:eastAsia="黑体"/>
           <w:sz w:val="52"/>
           <w:szCs w:val="44"/>
         </w:rPr>
       </w:pPr>
       <w:r>
         <w:rPr>
-          <w:rFonts w:ascii="黑体" w:eastAsia="黑体" w:hAnsi="宋体" w:hint="eastAsia"/>
+          <w:rFonts w:hint="eastAsia" w:ascii="黑体" w:hAnsi="宋体" w:eastAsia="黑体"/>
           <w:sz w:val="52"/>
           <w:szCs w:val="44"/>
         </w:rPr>
@@ -61,7 +113,7 @@
       </w:r>
       <w:r>
         <w:rPr>
-          <w:rFonts w:ascii="黑体" w:eastAsia="黑体" w:hAnsi="宋体"/>
+          <w:rFonts w:ascii="黑体" w:hAnsi="宋体" w:eastAsia="黑体"/>
           <w:sz w:val="52"/>
           <w:szCs w:val="44"/>
         </w:rPr>
@@ -69,7 +121,7 @@
       </w:r>
       <w:r>
         <w:rPr>
-          <w:rFonts w:ascii="黑体" w:eastAsia="黑体" w:hAnsi="宋体" w:hint="eastAsia"/>
+          <w:rFonts w:hint="eastAsia" w:ascii="黑体" w:hAnsi="宋体" w:eastAsia="黑体"/>
           <w:sz w:val="52"/>
           <w:szCs w:val="44"/>
         </w:rPr>
@@ -77,7 +129,7 @@
       </w:r>
       <w:r>
         <w:rPr>
-          <w:rFonts w:ascii="黑体" w:eastAsia="黑体" w:hAnsi="宋体"/>
+          <w:rFonts w:ascii="黑体" w:hAnsi="宋体" w:eastAsia="黑体"/>
           <w:sz w:val="52"/>
           <w:szCs w:val="44"/>
         </w:rPr>
@@ -85,7 +137,7 @@
       </w:r>
       <w:r>
         <w:rPr>
-          <w:rFonts w:ascii="黑体" w:eastAsia="黑体" w:hAnsi="宋体" w:hint="eastAsia"/>
+          <w:rFonts w:hint="eastAsia" w:ascii="黑体" w:hAnsi="宋体" w:eastAsia="黑体"/>
           <w:sz w:val="52"/>
           <w:szCs w:val="44"/>
         </w:rPr>
@@ -111,7 +163,7 @@
         <w:jc w:val="center"/>
         <w:textAlignment w:val="baseline"/>
         <w:rPr>
-          <w:rFonts w:ascii="黑体" w:eastAsia="黑体" w:hAnsi="宋体"/>
+          <w:rFonts w:ascii="黑体" w:hAnsi="宋体" w:eastAsia="黑体"/>
           <w:sz w:val="52"/>
           <w:szCs w:val="44"/>
         </w:rPr>
@@ -136,7 +188,7 @@
         <w:jc w:val="center"/>
         <w:textAlignment w:val="baseline"/>
         <w:rPr>
-          <w:rFonts w:ascii="黑体" w:eastAsia="黑体" w:hAnsi="宋体"/>
+          <w:rFonts w:ascii="黑体" w:hAnsi="宋体" w:eastAsia="黑体"/>
           <w:sz w:val="52"/>
           <w:szCs w:val="44"/>
         </w:rPr>
@@ -161,7 +213,7 @@
         <w:jc w:val="center"/>
         <w:textAlignment w:val="baseline"/>
         <w:rPr>
-          <w:rFonts w:ascii="黑体" w:eastAsia="黑体" w:hAnsi="宋体"/>
+          <w:rFonts w:ascii="黑体" w:hAnsi="宋体" w:eastAsia="黑体"/>
           <w:sz w:val="52"/>
           <w:szCs w:val="44"/>
         </w:rPr>
@@ -186,14 +238,14 @@
         <w:jc w:val="center"/>
         <w:textAlignment w:val="baseline"/>
         <w:rPr>
-          <w:rFonts w:ascii="黑体" w:eastAsia="黑体" w:hAnsi="宋体"/>
+          <w:rFonts w:ascii="黑体" w:hAnsi="宋体" w:eastAsia="黑体"/>
           <w:sz w:val="52"/>
           <w:szCs w:val="44"/>
         </w:rPr>
       </w:pPr>
       <w:r>
         <w:rPr>
-          <w:rFonts w:ascii="黑体" w:eastAsia="黑体" w:hAnsi="宋体" w:hint="eastAsia"/>
+          <w:rFonts w:hint="eastAsia" w:ascii="黑体" w:hAnsi="宋体" w:eastAsia="黑体"/>
           <w:sz w:val="52"/>
           <w:szCs w:val="44"/>
         </w:rPr>
@@ -219,14 +271,14 @@
         <w:jc w:val="center"/>
         <w:textAlignment w:val="baseline"/>
         <w:rPr>
-          <w:rFonts w:ascii="黑体" w:eastAsia="黑体" w:hAnsi="宋体"/>
+          <w:rFonts w:ascii="黑体" w:hAnsi="宋体" w:eastAsia="黑体"/>
           <w:sz w:val="52"/>
           <w:szCs w:val="44"/>
         </w:rPr>
       </w:pPr>
       <w:r>
         <w:rPr>
-          <w:rFonts w:ascii="黑体" w:eastAsia="黑体" w:hAnsi="宋体" w:hint="eastAsia"/>
+          <w:rFonts w:hint="eastAsia" w:ascii="黑体" w:hAnsi="宋体" w:eastAsia="黑体"/>
           <w:sz w:val="52"/>
           <w:szCs w:val="44"/>
         </w:rPr>
@@ -252,7 +304,7 @@
         <w:jc w:val="center"/>
         <w:textAlignment w:val="baseline"/>
         <w:rPr>
-          <w:rFonts w:ascii="黑体" w:eastAsia="黑体" w:hAnsi="宋体" w:hint="eastAsia"/>
+          <w:rFonts w:hint="eastAsia" w:ascii="黑体" w:hAnsi="宋体" w:eastAsia="黑体"/>
           <w:sz w:val="52"/>
           <w:szCs w:val="44"/>
           <w:lang w:val="en-US" w:eastAsia="zh-CN"/>
@@ -260,17 +312,16 @@
       </w:pPr>
       <w:r>
         <w:rPr>
-          <w:rFonts w:ascii="黑体" w:eastAsia="黑体" w:hAnsi="宋体" w:hint="eastAsia"/>
+          <w:rFonts w:hint="eastAsia" w:ascii="黑体" w:hAnsi="宋体" w:eastAsia="黑体"/>
           <w:sz w:val="52"/>
           <w:szCs w:val="44"/>
           <w:lang w:val="en-US" w:eastAsia="zh-CN"/>
         </w:rPr>
         <w:t>演</w:t>
       </w:r>
-      <w:bookmarkStart w:id="0" w:name="_GoBack"/>
       <w:r>
         <w:drawing>
-          <wp:anchor distT="0" distB="0" distL="114300" distR="114300" simplePos="0" relativeHeight="251658240" behindDoc="1" locked="0" layoutInCell="1" allowOverlap="1">
+          <wp:anchor distT="0" distB="0" distL="114300" distR="114300" simplePos="0" relativeHeight="251659264" behindDoc="1" locked="0" layoutInCell="1" allowOverlap="1">
             <wp:simplePos x="0" y="0"/>
             <wp:positionH relativeFrom="column">
               <wp:posOffset>0</wp:posOffset>
@@ -295,7 +346,7 @@
                     </pic:cNvPicPr>
                   </pic:nvPicPr>
                   <pic:blipFill>
-                    <a:blip xmlns:r="http://schemas.openxmlformats.org/officeDocument/2006/relationships" r:embed="rId5"/>
+                    <a:blip r:embed="rId13"/>
                     <a:stretch>
                       <a:fillRect/>
                     </a:stretch>
@@ -319,7 +370,6 @@
           </wp:anchor>
         </w:drawing>
       </w:r>
-      <w:bookmarkEnd w:id="0"/>
     </w:p>
     <w:p>
       <w:pPr>
@@ -340,7 +390,7 @@
         <w:jc w:val="center"/>
         <w:textAlignment w:val="baseline"/>
         <w:rPr>
-          <w:rFonts w:ascii="黑体" w:eastAsia="黑体" w:hAnsi="宋体" w:hint="eastAsia"/>
+          <w:rFonts w:hint="eastAsia" w:ascii="黑体" w:hAnsi="宋体" w:eastAsia="黑体"/>
           <w:sz w:val="52"/>
           <w:szCs w:val="44"/>
           <w:lang w:val="en-US" w:eastAsia="zh-CN"/>
@@ -348,7 +398,7 @@
       </w:pPr>
       <w:r>
         <w:rPr>
-          <w:rFonts w:ascii="黑体" w:eastAsia="黑体" w:hAnsi="宋体" w:hint="eastAsia"/>
+          <w:rFonts w:hint="eastAsia" w:ascii="黑体" w:hAnsi="宋体" w:eastAsia="黑体"/>
           <w:sz w:val="52"/>
           <w:szCs w:val="44"/>
           <w:lang w:val="en-US" w:eastAsia="zh-CN"/>
@@ -375,7 +425,7 @@
         <w:jc w:val="center"/>
         <w:textAlignment w:val="baseline"/>
         <w:rPr>
-          <w:rFonts w:ascii="黑体" w:eastAsia="黑体" w:hAnsi="宋体" w:hint="eastAsia"/>
+          <w:rFonts w:hint="eastAsia" w:ascii="黑体" w:hAnsi="宋体" w:eastAsia="黑体"/>
           <w:sz w:val="52"/>
           <w:szCs w:val="44"/>
           <w:lang w:val="en-US" w:eastAsia="zh-CN"/>
@@ -383,7 +433,7 @@
       </w:pPr>
       <w:r>
         <w:rPr>
-          <w:rFonts w:ascii="黑体" w:eastAsia="黑体" w:hAnsi="宋体" w:hint="eastAsia"/>
+          <w:rFonts w:hint="eastAsia" w:ascii="黑体" w:hAnsi="宋体" w:eastAsia="黑体"/>
           <w:sz w:val="52"/>
           <w:szCs w:val="44"/>
           <w:lang w:val="en-US" w:eastAsia="zh-CN"/>
@@ -410,14 +460,14 @@
         <w:jc w:val="center"/>
         <w:textAlignment w:val="baseline"/>
         <w:rPr>
-          <w:rFonts w:ascii="黑体" w:eastAsia="黑体" w:hAnsi="宋体"/>
+          <w:rFonts w:ascii="黑体" w:hAnsi="宋体" w:eastAsia="黑体"/>
           <w:sz w:val="36"/>
           <w:szCs w:val="44"/>
         </w:rPr>
       </w:pPr>
       <w:r>
         <w:rPr>
-          <w:rFonts w:ascii="黑体" w:eastAsia="黑体" w:hAnsi="宋体" w:hint="eastAsia"/>
+          <w:rFonts w:hint="eastAsia" w:ascii="黑体" w:hAnsi="宋体" w:eastAsia="黑体"/>
           <w:sz w:val="52"/>
           <w:szCs w:val="44"/>
           <w:lang w:val="en-US" w:eastAsia="zh-CN"/>
@@ -444,7 +494,7 @@
         <w:jc w:val="center"/>
         <w:textAlignment w:val="baseline"/>
         <w:rPr>
-          <w:rFonts w:ascii="黑体" w:eastAsia="黑体" w:hAnsi="宋体"/>
+          <w:rFonts w:ascii="黑体" w:hAnsi="宋体" w:eastAsia="黑体"/>
           <w:sz w:val="36"/>
           <w:szCs w:val="44"/>
         </w:rPr>
@@ -469,7 +519,7 @@
         <w:jc w:val="center"/>
         <w:textAlignment w:val="baseline"/>
         <w:rPr>
-          <w:rFonts w:ascii="黑体" w:eastAsia="黑体" w:hAnsi="宋体"/>
+          <w:rFonts w:ascii="黑体" w:hAnsi="宋体" w:eastAsia="黑体"/>
           <w:sz w:val="36"/>
           <w:szCs w:val="44"/>
         </w:rPr>
@@ -494,7 +544,7 @@
         <w:jc w:val="center"/>
         <w:textAlignment w:val="baseline"/>
         <w:rPr>
-          <w:rFonts w:ascii="黑体" w:eastAsia="黑体" w:hAnsi="宋体"/>
+          <w:rFonts w:ascii="黑体" w:hAnsi="宋体" w:eastAsia="黑体"/>
           <w:sz w:val="36"/>
           <w:szCs w:val="44"/>
         </w:rPr>
@@ -519,14 +569,14 @@
         <w:jc w:val="center"/>
         <w:textAlignment w:val="baseline"/>
         <w:rPr>
-          <w:rFonts w:ascii="黑体" w:eastAsia="黑体" w:hAnsi="宋体"/>
+          <w:rFonts w:ascii="黑体" w:hAnsi="宋体" w:eastAsia="黑体"/>
           <w:sz w:val="36"/>
           <w:szCs w:val="44"/>
         </w:rPr>
       </w:pPr>
       <w:r>
         <w:rPr>
-          <w:rFonts w:ascii="黑体" w:eastAsia="黑体" w:hAnsi="宋体"/>
+          <w:rFonts w:ascii="黑体" w:hAnsi="宋体" w:eastAsia="黑体"/>
           <w:sz w:val="36"/>
           <w:szCs w:val="44"/>
         </w:rPr>
@@ -534,7 +584,7 @@
       </w:r>
       <w:r>
         <w:rPr>
-          <w:rFonts w:ascii="黑体" w:eastAsia="黑体" w:hAnsi="宋体" w:hint="eastAsia"/>
+          <w:rFonts w:hint="eastAsia" w:ascii="黑体" w:hAnsi="宋体" w:eastAsia="黑体"/>
           <w:sz w:val="36"/>
           <w:szCs w:val="44"/>
           <w:lang w:val="en-US" w:eastAsia="zh-CN"/>
@@ -543,7 +593,7 @@
       </w:r>
       <w:r>
         <w:rPr>
-          <w:rFonts w:ascii="黑体" w:eastAsia="黑体" w:hAnsi="宋体" w:hint="eastAsia"/>
+          <w:rFonts w:hint="eastAsia" w:ascii="黑体" w:hAnsi="宋体" w:eastAsia="黑体"/>
           <w:sz w:val="36"/>
           <w:szCs w:val="44"/>
         </w:rPr>
@@ -551,7 +601,7 @@
       </w:r>
       <w:r>
         <w:rPr>
-          <w:rFonts w:ascii="黑体" w:eastAsia="黑体" w:hAnsi="宋体" w:hint="eastAsia"/>
+          <w:rFonts w:hint="eastAsia" w:ascii="黑体" w:hAnsi="宋体" w:eastAsia="黑体"/>
           <w:sz w:val="36"/>
           <w:szCs w:val="44"/>
           <w:lang w:val="en-US" w:eastAsia="zh-CN"/>
@@ -560,7 +610,7 @@
       </w:r>
       <w:r>
         <w:rPr>
-          <w:rFonts w:ascii="黑体" w:eastAsia="黑体" w:hAnsi="宋体" w:hint="eastAsia"/>
+          <w:rFonts w:hint="eastAsia" w:ascii="黑体" w:hAnsi="宋体" w:eastAsia="黑体"/>
           <w:sz w:val="36"/>
           <w:szCs w:val="44"/>
         </w:rPr>
@@ -568,7 +618,7 @@
       </w:r>
       <w:r>
         <w:rPr>
-          <w:rFonts w:ascii="黑体" w:eastAsia="黑体" w:hAnsi="宋体" w:hint="eastAsia"/>
+          <w:rFonts w:hint="eastAsia" w:ascii="黑体" w:hAnsi="宋体" w:eastAsia="黑体"/>
           <w:sz w:val="36"/>
           <w:szCs w:val="44"/>
           <w:lang w:val="en-US" w:eastAsia="zh-CN"/>
@@ -577,7 +627,7 @@
       </w:r>
       <w:r>
         <w:rPr>
-          <w:rFonts w:ascii="黑体" w:eastAsia="黑体" w:hAnsi="宋体" w:hint="eastAsia"/>
+          <w:rFonts w:hint="eastAsia" w:ascii="黑体" w:hAnsi="宋体" w:eastAsia="黑体"/>
           <w:sz w:val="36"/>
           <w:szCs w:val="44"/>
         </w:rPr>
@@ -608,12 +658,12 @@
           <w:szCs w:val="28"/>
         </w:rPr>
         <w:sectPr>
-          <w:headerReference w:type="first" r:id="rId6"/>
-          <w:footerReference w:type="first" r:id="rId7"/>
+          <w:headerReference r:id="rId5" w:type="first"/>
+          <w:footerReference r:id="rId6" w:type="first"/>
           <w:pgSz w:w="11906" w:h="16838"/>
           <w:pgMar w:top="1440" w:right="1800" w:bottom="1440" w:left="1800" w:header="851" w:footer="992" w:gutter="0"/>
           <w:pgNumType w:start="1"/>
-          <w:cols w:num="1" w:space="720"/>
+          <w:cols w:space="720" w:num="1"/>
           <w:titlePg/>
           <w:docGrid w:type="lines" w:linePitch="312" w:charSpace="0"/>
         </w:sectPr>
@@ -668,7 +718,7 @@
       </w:r>
       <w:r>
         <w:rPr>
-          <w:rFonts w:ascii="宋体" w:hAnsi="宋体" w:hint="eastAsia"/>
+          <w:rFonts w:hint="eastAsia" w:ascii="宋体" w:hAnsi="宋体"/>
           <w:bCs/>
           <w:sz w:val="32"/>
           <w:szCs w:val="28"/>
@@ -678,14 +728,14 @@
     </w:p>
     <w:p>
       <w:pPr>
-        <w:pStyle w:val="TOC1"/>
+        <w:pStyle w:val="20"/>
         <w:tabs>
           <w:tab w:val="right" w:leader="dot" w:pos="8306"/>
         </w:tabs>
       </w:pPr>
       <w:r>
         <w:rPr>
-          <w:rFonts w:ascii="楷体_GB2312" w:eastAsia="楷体_GB2312" w:hAnsi="宋体"/>
+          <w:rFonts w:ascii="楷体_GB2312" w:hAnsi="宋体" w:eastAsia="楷体_GB2312"/>
           <w:sz w:val="22"/>
           <w:szCs w:val="21"/>
         </w:rPr>
@@ -693,7 +743,7 @@
       </w:r>
       <w:r>
         <w:rPr>
-          <w:rFonts w:ascii="楷体_GB2312" w:eastAsia="楷体_GB2312" w:hAnsi="宋体"/>
+          <w:rFonts w:ascii="楷体_GB2312" w:hAnsi="宋体" w:eastAsia="楷体_GB2312"/>
           <w:sz w:val="22"/>
           <w:szCs w:val="21"/>
         </w:rPr>
@@ -701,7 +751,7 @@
       </w:r>
       <w:r>
         <w:rPr>
-          <w:rFonts w:ascii="楷体_GB2312" w:eastAsia="楷体_GB2312" w:hAnsi="宋体"/>
+          <w:rFonts w:ascii="楷体_GB2312" w:hAnsi="宋体" w:eastAsia="楷体_GB2312"/>
           <w:sz w:val="22"/>
           <w:szCs w:val="21"/>
         </w:rPr>
@@ -709,21 +759,21 @@
       </w:r>
       <w:r>
         <w:rPr>
-          <w:rFonts w:ascii="楷体_GB2312" w:eastAsia="楷体_GB2312" w:hAnsi="宋体"/>
+          <w:rFonts w:ascii="楷体_GB2312" w:hAnsi="宋体" w:eastAsia="楷体_GB2312"/>
           <w:szCs w:val="21"/>
         </w:rPr>
         <w:fldChar w:fldCharType="begin"/>
       </w:r>
       <w:r>
         <w:rPr>
-          <w:rFonts w:ascii="楷体_GB2312" w:eastAsia="楷体_GB2312" w:hAnsi="宋体"/>
+          <w:rFonts w:ascii="楷体_GB2312" w:hAnsi="宋体" w:eastAsia="楷体_GB2312"/>
           <w:szCs w:val="21"/>
         </w:rPr>
         <w:instrText xml:space="preserve"> HYPERLINK \l _Toc27805 </w:instrText>
       </w:r>
       <w:r>
         <w:rPr>
-          <w:rFonts w:ascii="楷体_GB2312" w:eastAsia="楷体_GB2312" w:hAnsi="宋体"/>
+          <w:rFonts w:ascii="楷体_GB2312" w:hAnsi="宋体" w:eastAsia="楷体_GB2312"/>
           <w:szCs w:val="21"/>
         </w:rPr>
         <w:fldChar w:fldCharType="separate"/>
@@ -760,7 +810,7 @@
       </w:r>
       <w:r>
         <w:rPr>
-          <w:rFonts w:ascii="楷体_GB2312" w:eastAsia="楷体_GB2312" w:hAnsi="宋体"/>
+          <w:rFonts w:ascii="楷体_GB2312" w:hAnsi="宋体" w:eastAsia="楷体_GB2312"/>
           <w:szCs w:val="21"/>
         </w:rPr>
         <w:fldChar w:fldCharType="end"/>
@@ -768,14 +818,14 @@
     </w:p>
     <w:p>
       <w:pPr>
-        <w:pStyle w:val="TOC1"/>
+        <w:pStyle w:val="20"/>
         <w:tabs>
           <w:tab w:val="right" w:leader="dot" w:pos="8306"/>
         </w:tabs>
       </w:pPr>
       <w:r>
         <w:rPr>
-          <w:rFonts w:ascii="楷体_GB2312" w:eastAsia="楷体_GB2312" w:hAnsi="宋体"/>
+          <w:rFonts w:ascii="楷体_GB2312" w:hAnsi="宋体" w:eastAsia="楷体_GB2312"/>
           <w:bCs/>
           <w:szCs w:val="21"/>
         </w:rPr>
@@ -783,7 +833,7 @@
       </w:r>
       <w:r>
         <w:rPr>
-          <w:rFonts w:ascii="楷体_GB2312" w:eastAsia="楷体_GB2312" w:hAnsi="宋体"/>
+          <w:rFonts w:ascii="楷体_GB2312" w:hAnsi="宋体" w:eastAsia="楷体_GB2312"/>
           <w:bCs/>
           <w:szCs w:val="21"/>
         </w:rPr>
@@ -791,7 +841,7 @@
       </w:r>
       <w:r>
         <w:rPr>
-          <w:rFonts w:ascii="楷体_GB2312" w:eastAsia="楷体_GB2312" w:hAnsi="宋体"/>
+          <w:rFonts w:ascii="楷体_GB2312" w:hAnsi="宋体" w:eastAsia="楷体_GB2312"/>
           <w:bCs/>
           <w:szCs w:val="21"/>
         </w:rPr>
@@ -829,7 +879,7 @@
       </w:r>
       <w:r>
         <w:rPr>
-          <w:rFonts w:ascii="楷体_GB2312" w:eastAsia="楷体_GB2312" w:hAnsi="宋体"/>
+          <w:rFonts w:ascii="楷体_GB2312" w:hAnsi="宋体" w:eastAsia="楷体_GB2312"/>
           <w:bCs/>
           <w:szCs w:val="21"/>
         </w:rPr>
@@ -838,14 +888,14 @@
     </w:p>
     <w:p>
       <w:pPr>
-        <w:pStyle w:val="TOC1"/>
+        <w:pStyle w:val="20"/>
         <w:tabs>
           <w:tab w:val="right" w:leader="dot" w:pos="8306"/>
         </w:tabs>
       </w:pPr>
       <w:r>
         <w:rPr>
-          <w:rFonts w:ascii="楷体_GB2312" w:eastAsia="楷体_GB2312" w:hAnsi="宋体"/>
+          <w:rFonts w:ascii="楷体_GB2312" w:hAnsi="宋体" w:eastAsia="楷体_GB2312"/>
           <w:bCs/>
           <w:szCs w:val="21"/>
         </w:rPr>
@@ -853,7 +903,7 @@
       </w:r>
       <w:r>
         <w:rPr>
-          <w:rFonts w:ascii="楷体_GB2312" w:eastAsia="楷体_GB2312" w:hAnsi="宋体"/>
+          <w:rFonts w:ascii="楷体_GB2312" w:hAnsi="宋体" w:eastAsia="楷体_GB2312"/>
           <w:bCs/>
           <w:szCs w:val="21"/>
         </w:rPr>
@@ -861,7 +911,7 @@
       </w:r>
       <w:r>
         <w:rPr>
-          <w:rFonts w:ascii="楷体_GB2312" w:eastAsia="楷体_GB2312" w:hAnsi="宋体"/>
+          <w:rFonts w:ascii="楷体_GB2312" w:hAnsi="宋体" w:eastAsia="楷体_GB2312"/>
           <w:bCs/>
           <w:szCs w:val="21"/>
         </w:rPr>
@@ -899,7 +949,7 @@
       </w:r>
       <w:r>
         <w:rPr>
-          <w:rFonts w:ascii="楷体_GB2312" w:eastAsia="楷体_GB2312" w:hAnsi="宋体"/>
+          <w:rFonts w:ascii="楷体_GB2312" w:hAnsi="宋体" w:eastAsia="楷体_GB2312"/>
           <w:bCs/>
           <w:szCs w:val="21"/>
         </w:rPr>
@@ -908,14 +958,14 @@
     </w:p>
     <w:p>
       <w:pPr>
-        <w:pStyle w:val="TOC1"/>
+        <w:pStyle w:val="20"/>
         <w:tabs>
           <w:tab w:val="right" w:leader="dot" w:pos="8306"/>
         </w:tabs>
       </w:pPr>
       <w:r>
         <w:rPr>
-          <w:rFonts w:ascii="楷体_GB2312" w:eastAsia="楷体_GB2312" w:hAnsi="宋体"/>
+          <w:rFonts w:ascii="楷体_GB2312" w:hAnsi="宋体" w:eastAsia="楷体_GB2312"/>
           <w:bCs/>
           <w:szCs w:val="21"/>
         </w:rPr>
@@ -923,7 +973,7 @@
       </w:r>
       <w:r>
         <w:rPr>
-          <w:rFonts w:ascii="楷体_GB2312" w:eastAsia="楷体_GB2312" w:hAnsi="宋体"/>
+          <w:rFonts w:ascii="楷体_GB2312" w:hAnsi="宋体" w:eastAsia="楷体_GB2312"/>
           <w:bCs/>
           <w:szCs w:val="21"/>
         </w:rPr>
@@ -931,7 +981,7 @@
       </w:r>
       <w:r>
         <w:rPr>
-          <w:rFonts w:ascii="楷体_GB2312" w:eastAsia="楷体_GB2312" w:hAnsi="宋体"/>
+          <w:rFonts w:ascii="楷体_GB2312" w:hAnsi="宋体" w:eastAsia="楷体_GB2312"/>
           <w:bCs/>
           <w:szCs w:val="21"/>
         </w:rPr>
@@ -971,7 +1021,7 @@
       </w:r>
       <w:r>
         <w:rPr>
-          <w:rFonts w:ascii="楷体_GB2312" w:eastAsia="楷体_GB2312" w:hAnsi="宋体"/>
+          <w:rFonts w:ascii="楷体_GB2312" w:hAnsi="宋体" w:eastAsia="楷体_GB2312"/>
           <w:bCs/>
           <w:szCs w:val="21"/>
         </w:rPr>
@@ -980,14 +1030,14 @@
     </w:p>
     <w:p>
       <w:pPr>
-        <w:pStyle w:val="TOC1"/>
+        <w:pStyle w:val="20"/>
         <w:tabs>
           <w:tab w:val="right" w:leader="dot" w:pos="8306"/>
         </w:tabs>
       </w:pPr>
       <w:r>
         <w:rPr>
-          <w:rFonts w:ascii="楷体_GB2312" w:eastAsia="楷体_GB2312" w:hAnsi="宋体"/>
+          <w:rFonts w:ascii="楷体_GB2312" w:hAnsi="宋体" w:eastAsia="楷体_GB2312"/>
           <w:bCs/>
           <w:szCs w:val="21"/>
         </w:rPr>
@@ -995,7 +1045,7 @@
       </w:r>
       <w:r>
         <w:rPr>
-          <w:rFonts w:ascii="楷体_GB2312" w:eastAsia="楷体_GB2312" w:hAnsi="宋体"/>
+          <w:rFonts w:ascii="楷体_GB2312" w:hAnsi="宋体" w:eastAsia="楷体_GB2312"/>
           <w:bCs/>
           <w:szCs w:val="21"/>
         </w:rPr>
@@ -1003,7 +1053,7 @@
       </w:r>
       <w:r>
         <w:rPr>
-          <w:rFonts w:ascii="楷体_GB2312" w:eastAsia="楷体_GB2312" w:hAnsi="宋体"/>
+          <w:rFonts w:ascii="楷体_GB2312" w:hAnsi="宋体" w:eastAsia="楷体_GB2312"/>
           <w:bCs/>
           <w:szCs w:val="21"/>
         </w:rPr>
@@ -1036,7 +1086,7 @@
       </w:r>
       <w:r>
         <w:rPr>
-          <w:rFonts w:ascii="楷体_GB2312" w:eastAsia="楷体_GB2312" w:hAnsi="宋体"/>
+          <w:rFonts w:ascii="楷体_GB2312" w:hAnsi="宋体" w:eastAsia="楷体_GB2312"/>
           <w:bCs/>
           <w:szCs w:val="21"/>
         </w:rPr>
@@ -1045,14 +1095,14 @@
     </w:p>
     <w:p>
       <w:pPr>
-        <w:pStyle w:val="TOC1"/>
+        <w:pStyle w:val="20"/>
         <w:tabs>
           <w:tab w:val="right" w:leader="dot" w:pos="8306"/>
         </w:tabs>
       </w:pPr>
       <w:r>
         <w:rPr>
-          <w:rFonts w:ascii="楷体_GB2312" w:eastAsia="楷体_GB2312" w:hAnsi="宋体"/>
+          <w:rFonts w:ascii="楷体_GB2312" w:hAnsi="宋体" w:eastAsia="楷体_GB2312"/>
           <w:bCs/>
           <w:szCs w:val="21"/>
         </w:rPr>
@@ -1060,7 +1110,7 @@
       </w:r>
       <w:r>
         <w:rPr>
-          <w:rFonts w:ascii="楷体_GB2312" w:eastAsia="楷体_GB2312" w:hAnsi="宋体"/>
+          <w:rFonts w:ascii="楷体_GB2312" w:hAnsi="宋体" w:eastAsia="楷体_GB2312"/>
           <w:bCs/>
           <w:szCs w:val="21"/>
         </w:rPr>
@@ -1068,7 +1118,7 @@
       </w:r>
       <w:r>
         <w:rPr>
-          <w:rFonts w:ascii="楷体_GB2312" w:eastAsia="楷体_GB2312" w:hAnsi="宋体"/>
+          <w:rFonts w:ascii="楷体_GB2312" w:hAnsi="宋体" w:eastAsia="楷体_GB2312"/>
           <w:bCs/>
           <w:szCs w:val="21"/>
         </w:rPr>
@@ -1101,7 +1151,7 @@
       </w:r>
       <w:r>
         <w:rPr>
-          <w:rFonts w:ascii="楷体_GB2312" w:eastAsia="楷体_GB2312" w:hAnsi="宋体"/>
+          <w:rFonts w:ascii="楷体_GB2312" w:hAnsi="宋体" w:eastAsia="楷体_GB2312"/>
           <w:bCs/>
           <w:szCs w:val="21"/>
         </w:rPr>
@@ -1110,14 +1160,14 @@
     </w:p>
     <w:p>
       <w:pPr>
-        <w:pStyle w:val="TOC1"/>
+        <w:pStyle w:val="20"/>
         <w:tabs>
           <w:tab w:val="right" w:leader="dot" w:pos="8306"/>
         </w:tabs>
       </w:pPr>
       <w:r>
         <w:rPr>
-          <w:rFonts w:ascii="楷体_GB2312" w:eastAsia="楷体_GB2312" w:hAnsi="宋体"/>
+          <w:rFonts w:ascii="楷体_GB2312" w:hAnsi="宋体" w:eastAsia="楷体_GB2312"/>
           <w:bCs/>
           <w:szCs w:val="21"/>
         </w:rPr>
@@ -1125,7 +1175,7 @@
       </w:r>
       <w:r>
         <w:rPr>
-          <w:rFonts w:ascii="楷体_GB2312" w:eastAsia="楷体_GB2312" w:hAnsi="宋体"/>
+          <w:rFonts w:ascii="楷体_GB2312" w:hAnsi="宋体" w:eastAsia="楷体_GB2312"/>
           <w:bCs/>
           <w:szCs w:val="21"/>
         </w:rPr>
@@ -1133,7 +1183,7 @@
       </w:r>
       <w:r>
         <w:rPr>
-          <w:rFonts w:ascii="楷体_GB2312" w:eastAsia="楷体_GB2312" w:hAnsi="宋体"/>
+          <w:rFonts w:ascii="楷体_GB2312" w:hAnsi="宋体" w:eastAsia="楷体_GB2312"/>
           <w:bCs/>
           <w:szCs w:val="21"/>
         </w:rPr>
@@ -1166,7 +1216,7 @@
       </w:r>
       <w:r>
         <w:rPr>
-          <w:rFonts w:ascii="楷体_GB2312" w:eastAsia="楷体_GB2312" w:hAnsi="宋体"/>
+          <w:rFonts w:ascii="楷体_GB2312" w:hAnsi="宋体" w:eastAsia="楷体_GB2312"/>
           <w:bCs/>
           <w:szCs w:val="21"/>
         </w:rPr>
@@ -1175,14 +1225,14 @@
     </w:p>
     <w:p>
       <w:pPr>
-        <w:pStyle w:val="TOC1"/>
+        <w:pStyle w:val="20"/>
         <w:tabs>
           <w:tab w:val="right" w:leader="dot" w:pos="8306"/>
         </w:tabs>
       </w:pPr>
       <w:r>
         <w:rPr>
-          <w:rFonts w:ascii="楷体_GB2312" w:eastAsia="楷体_GB2312" w:hAnsi="宋体"/>
+          <w:rFonts w:ascii="楷体_GB2312" w:hAnsi="宋体" w:eastAsia="楷体_GB2312"/>
           <w:bCs/>
           <w:szCs w:val="21"/>
         </w:rPr>
@@ -1190,7 +1240,7 @@
       </w:r>
       <w:r>
         <w:rPr>
-          <w:rFonts w:ascii="楷体_GB2312" w:eastAsia="楷体_GB2312" w:hAnsi="宋体"/>
+          <w:rFonts w:ascii="楷体_GB2312" w:hAnsi="宋体" w:eastAsia="楷体_GB2312"/>
           <w:bCs/>
           <w:szCs w:val="21"/>
         </w:rPr>
@@ -1198,7 +1248,7 @@
       </w:r>
       <w:r>
         <w:rPr>
-          <w:rFonts w:ascii="楷体_GB2312" w:eastAsia="楷体_GB2312" w:hAnsi="宋体"/>
+          <w:rFonts w:ascii="楷体_GB2312" w:hAnsi="宋体" w:eastAsia="楷体_GB2312"/>
           <w:bCs/>
           <w:szCs w:val="21"/>
         </w:rPr>
@@ -1231,7 +1281,7 @@
       </w:r>
       <w:r>
         <w:rPr>
-          <w:rFonts w:ascii="楷体_GB2312" w:eastAsia="楷体_GB2312" w:hAnsi="宋体"/>
+          <w:rFonts w:ascii="楷体_GB2312" w:hAnsi="宋体" w:eastAsia="楷体_GB2312"/>
           <w:bCs/>
           <w:szCs w:val="21"/>
         </w:rPr>
@@ -1256,7 +1306,7 @@
         <w:jc w:val="center"/>
         <w:textAlignment w:val="baseline"/>
         <w:rPr>
-          <w:rFonts w:ascii="楷体_GB2312" w:eastAsia="楷体_GB2312" w:hAnsi="宋体"/>
+          <w:rFonts w:ascii="楷体_GB2312" w:hAnsi="宋体" w:eastAsia="楷体_GB2312"/>
           <w:bCs/>
           <w:sz w:val="22"/>
           <w:szCs w:val="21"/>
@@ -1265,14 +1315,14 @@
           <w:pgSz w:w="11906" w:h="16838"/>
           <w:pgMar w:top="1440" w:right="1800" w:bottom="1440" w:left="1800" w:header="851" w:footer="992" w:gutter="0"/>
           <w:pgNumType w:start="1"/>
-          <w:cols w:num="1" w:space="720"/>
+          <w:cols w:space="720" w:num="1"/>
           <w:titlePg/>
           <w:docGrid w:type="lines" w:linePitch="312" w:charSpace="0"/>
         </w:sectPr>
       </w:pPr>
       <w:r>
         <w:rPr>
-          <w:rFonts w:ascii="楷体_GB2312" w:eastAsia="楷体_GB2312" w:hAnsi="宋体"/>
+          <w:rFonts w:ascii="楷体_GB2312" w:hAnsi="宋体" w:eastAsia="楷体_GB2312"/>
           <w:bCs/>
           <w:szCs w:val="21"/>
         </w:rPr>
@@ -1281,7 +1331,7 @@
     </w:p>
     <w:p>
       <w:pPr>
-        <w:pStyle w:val="12"/>
+        <w:pStyle w:val="55"/>
         <w:keepNext w:val="0"/>
         <w:keepLines w:val="0"/>
         <w:pageBreakBefore w:val="0"/>
@@ -1300,18 +1350,18 @@
           <w:rFonts w:hint="eastAsia"/>
         </w:rPr>
       </w:pPr>
-      <w:bookmarkStart w:id="1" w:name="_Toc27805"/>
+      <w:bookmarkStart w:id="0" w:name="_Toc27805"/>
       <w:r>
         <w:rPr>
           <w:rFonts w:hint="eastAsia"/>
         </w:rPr>
         <w:t>演练目的</w:t>
       </w:r>
-      <w:bookmarkEnd w:id="1"/>
-    </w:p>
-    <w:p>
-      <w:pPr>
-        <w:pStyle w:val="a7"/>
+      <w:bookmarkEnd w:id="0"/>
+    </w:p>
+    <w:p>
+      <w:pPr>
+        <w:pStyle w:val="56"/>
         <w:bidi w:val="0"/>
         <w:rPr>
           <w:rFonts w:hint="eastAsia"/>
@@ -1326,7 +1376,7 @@
     </w:p>
     <w:p>
       <w:pPr>
-        <w:pStyle w:val="a7"/>
+        <w:pStyle w:val="56"/>
         <w:bidi w:val="0"/>
         <w:rPr>
           <w:rFonts w:hint="eastAsia"/>
@@ -1341,7 +1391,7 @@
     </w:p>
     <w:p>
       <w:pPr>
-        <w:pStyle w:val="a7"/>
+        <w:pStyle w:val="56"/>
         <w:bidi w:val="0"/>
         <w:rPr>
           <w:rFonts w:hint="eastAsia"/>
@@ -1356,7 +1406,7 @@
     </w:p>
     <w:p>
       <w:pPr>
-        <w:pStyle w:val="a7"/>
+        <w:pStyle w:val="56"/>
         <w:bidi w:val="0"/>
         <w:rPr>
           <w:rFonts w:hint="eastAsia"/>
@@ -1371,7 +1421,7 @@
     </w:p>
     <w:p>
       <w:pPr>
-        <w:pStyle w:val="a7"/>
+        <w:pStyle w:val="56"/>
         <w:bidi w:val="0"/>
         <w:rPr>
           <w:rFonts w:hint="eastAsia"/>
@@ -1386,7 +1436,7 @@
     </w:p>
     <w:p>
       <w:pPr>
-        <w:pStyle w:val="12"/>
+        <w:pStyle w:val="55"/>
         <w:keepNext w:val="0"/>
         <w:keepLines w:val="0"/>
         <w:pageBreakBefore w:val="0"/>
@@ -1405,18 +1455,18 @@
           <w:rFonts w:hint="eastAsia"/>
         </w:rPr>
       </w:pPr>
-      <w:bookmarkStart w:id="2" w:name="_Toc5999"/>
+      <w:bookmarkStart w:id="1" w:name="_Toc5999"/>
       <w:r>
         <w:rPr>
           <w:rFonts w:hint="eastAsia"/>
         </w:rPr>
         <w:t>演练范围与场景</w:t>
       </w:r>
-      <w:bookmarkEnd w:id="2"/>
-    </w:p>
-    <w:p>
-      <w:pPr>
-        <w:pStyle w:val="22"/>
+      <w:bookmarkEnd w:id="1"/>
+    </w:p>
+    <w:p>
+      <w:pPr>
+        <w:pStyle w:val="57"/>
         <w:bidi w:val="0"/>
         <w:rPr>
           <w:rFonts w:hint="eastAsia"/>
@@ -1447,7 +1497,7 @@
         <w:jc w:val="left"/>
         <w:textAlignment w:val="baseline"/>
         <w:rPr>
-          <w:rFonts w:ascii="宋体" w:hAnsi="宋体" w:hint="eastAsia"/>
+          <w:rFonts w:hint="eastAsia" w:ascii="宋体" w:hAnsi="宋体"/>
           <w:color w:val="000000"/>
           <w:sz w:val="24"/>
           <w:szCs w:val="24"/>
@@ -1455,7 +1505,7 @@
       </w:pPr>
       <w:r>
         <w:rPr>
-          <w:rFonts w:ascii="宋体" w:hAnsi="宋体" w:hint="eastAsia"/>
+          <w:rFonts w:hint="eastAsia" w:ascii="宋体" w:hAnsi="宋体"/>
           <w:color w:val="000000"/>
           <w:sz w:val="24"/>
           <w:szCs w:val="24"/>
@@ -1481,7 +1531,7 @@
         <w:jc w:val="left"/>
         <w:textAlignment w:val="baseline"/>
         <w:rPr>
-          <w:rFonts w:ascii="宋体" w:hAnsi="宋体" w:hint="eastAsia"/>
+          <w:rFonts w:hint="eastAsia" w:ascii="宋体" w:hAnsi="宋体"/>
           <w:color w:val="000000"/>
           <w:sz w:val="24"/>
           <w:szCs w:val="24"/>
@@ -1489,7 +1539,7 @@
       </w:pPr>
       <w:r>
         <w:rPr>
-          <w:rFonts w:ascii="宋体" w:hAnsi="宋体" w:hint="eastAsia"/>
+          <w:rFonts w:hint="eastAsia" w:ascii="宋体" w:hAnsi="宋体"/>
           <w:color w:val="000000"/>
           <w:sz w:val="24"/>
           <w:szCs w:val="24"/>
@@ -1515,7 +1565,7 @@
         <w:jc w:val="left"/>
         <w:textAlignment w:val="baseline"/>
         <w:rPr>
-          <w:rFonts w:ascii="宋体" w:hAnsi="宋体" w:hint="eastAsia"/>
+          <w:rFonts w:hint="eastAsia" w:ascii="宋体" w:hAnsi="宋体"/>
           <w:color w:val="000000"/>
           <w:sz w:val="24"/>
           <w:szCs w:val="24"/>
@@ -1523,7 +1573,7 @@
       </w:pPr>
       <w:r>
         <w:rPr>
-          <w:rFonts w:ascii="宋体" w:hAnsi="宋体" w:hint="eastAsia"/>
+          <w:rFonts w:hint="eastAsia" w:ascii="宋体" w:hAnsi="宋体"/>
           <w:color w:val="000000"/>
           <w:sz w:val="24"/>
           <w:szCs w:val="24"/>
@@ -1533,7 +1583,7 @@
     </w:p>
     <w:p>
       <w:pPr>
-        <w:pStyle w:val="22"/>
+        <w:pStyle w:val="57"/>
         <w:bidi w:val="0"/>
         <w:rPr>
           <w:rFonts w:hint="eastAsia"/>
@@ -1564,7 +1614,7 @@
         <w:jc w:val="left"/>
         <w:textAlignment w:val="baseline"/>
         <w:rPr>
-          <w:rFonts w:ascii="宋体" w:hAnsi="宋体" w:hint="eastAsia"/>
+          <w:rFonts w:hint="eastAsia" w:ascii="宋体" w:hAnsi="宋体"/>
           <w:color w:val="000000"/>
           <w:sz w:val="24"/>
           <w:szCs w:val="24"/>
@@ -1572,7 +1622,7 @@
       </w:pPr>
       <w:r>
         <w:rPr>
-          <w:rFonts w:ascii="宋体" w:hAnsi="宋体" w:hint="eastAsia"/>
+          <w:rFonts w:hint="eastAsia" w:ascii="宋体" w:hAnsi="宋体"/>
           <w:color w:val="000000"/>
           <w:sz w:val="24"/>
           <w:szCs w:val="24"/>
@@ -1598,7 +1648,7 @@
         <w:jc w:val="left"/>
         <w:textAlignment w:val="baseline"/>
         <w:rPr>
-          <w:rFonts w:ascii="宋体" w:hAnsi="宋体" w:hint="eastAsia"/>
+          <w:rFonts w:hint="eastAsia" w:ascii="宋体" w:hAnsi="宋体"/>
           <w:color w:val="000000"/>
           <w:sz w:val="24"/>
           <w:szCs w:val="24"/>
@@ -1606,7 +1656,7 @@
       </w:pPr>
       <w:r>
         <w:rPr>
-          <w:rFonts w:ascii="宋体" w:hAnsi="宋体" w:hint="eastAsia"/>
+          <w:rFonts w:hint="eastAsia" w:ascii="宋体" w:hAnsi="宋体"/>
           <w:color w:val="000000"/>
           <w:sz w:val="24"/>
           <w:szCs w:val="24"/>
@@ -1632,7 +1682,7 @@
         <w:jc w:val="left"/>
         <w:textAlignment w:val="baseline"/>
         <w:rPr>
-          <w:rFonts w:ascii="宋体" w:hAnsi="宋体" w:hint="eastAsia"/>
+          <w:rFonts w:hint="eastAsia" w:ascii="宋体" w:hAnsi="宋体"/>
           <w:color w:val="000000"/>
           <w:sz w:val="24"/>
           <w:szCs w:val="24"/>
@@ -1640,7 +1690,7 @@
       </w:pPr>
       <w:r>
         <w:rPr>
-          <w:rFonts w:ascii="宋体" w:hAnsi="宋体" w:hint="eastAsia"/>
+          <w:rFonts w:hint="eastAsia" w:ascii="宋体" w:hAnsi="宋体"/>
           <w:color w:val="000000"/>
           <w:sz w:val="24"/>
           <w:szCs w:val="24"/>
@@ -1666,7 +1716,7 @@
         <w:jc w:val="left"/>
         <w:textAlignment w:val="baseline"/>
         <w:rPr>
-          <w:rFonts w:ascii="宋体" w:hAnsi="宋体" w:hint="eastAsia"/>
+          <w:rFonts w:hint="eastAsia" w:ascii="宋体" w:hAnsi="宋体"/>
           <w:color w:val="000000"/>
           <w:sz w:val="24"/>
           <w:szCs w:val="24"/>
@@ -1674,7 +1724,7 @@
       </w:pPr>
       <w:r>
         <w:rPr>
-          <w:rFonts w:ascii="宋体" w:hAnsi="宋体" w:hint="eastAsia"/>
+          <w:rFonts w:hint="eastAsia" w:ascii="宋体" w:hAnsi="宋体"/>
           <w:color w:val="000000"/>
           <w:sz w:val="24"/>
           <w:szCs w:val="24"/>
@@ -1684,7 +1734,7 @@
     </w:p>
     <w:p>
       <w:pPr>
-        <w:pStyle w:val="12"/>
+        <w:pStyle w:val="55"/>
         <w:keepNext w:val="0"/>
         <w:keepLines w:val="0"/>
         <w:pageBreakBefore w:val="0"/>
@@ -1703,14 +1753,14 @@
           <w:rFonts w:hint="eastAsia"/>
         </w:rPr>
       </w:pPr>
-      <w:bookmarkStart w:id="3" w:name="_Toc14661"/>
+      <w:bookmarkStart w:id="2" w:name="_Toc14661"/>
       <w:r>
         <w:rPr>
           <w:rFonts w:hint="eastAsia"/>
         </w:rPr>
         <w:t>演练方式与时间</w:t>
       </w:r>
-      <w:bookmarkEnd w:id="3"/>
+      <w:bookmarkEnd w:id="2"/>
     </w:p>
     <w:p>
       <w:pPr>
@@ -1730,7 +1780,7 @@
         <w:jc w:val="left"/>
         <w:textAlignment w:val="baseline"/>
         <w:rPr>
-          <w:rFonts w:ascii="宋体" w:hAnsi="宋体" w:hint="eastAsia"/>
+          <w:rFonts w:hint="eastAsia" w:ascii="宋体" w:hAnsi="宋体"/>
           <w:color w:val="000000"/>
           <w:sz w:val="24"/>
           <w:szCs w:val="24"/>
@@ -1738,7 +1788,7 @@
       </w:pPr>
       <w:r>
         <w:rPr>
-          <w:rFonts w:ascii="宋体" w:hAnsi="宋体" w:hint="eastAsia"/>
+          <w:rFonts w:hint="eastAsia" w:ascii="宋体" w:hAnsi="宋体"/>
           <w:color w:val="000000"/>
           <w:sz w:val="24"/>
           <w:szCs w:val="24"/>
@@ -1764,7 +1814,7 @@
         <w:jc w:val="left"/>
         <w:textAlignment w:val="baseline"/>
         <w:rPr>
-          <w:rFonts w:ascii="宋体" w:hAnsi="宋体" w:hint="eastAsia"/>
+          <w:rFonts w:hint="eastAsia" w:ascii="宋体" w:hAnsi="宋体"/>
           <w:color w:val="000000"/>
           <w:sz w:val="24"/>
           <w:szCs w:val="24"/>
@@ -1772,7 +1822,7 @@
       </w:pPr>
       <w:r>
         <w:rPr>
-          <w:rFonts w:ascii="宋体" w:hAnsi="宋体" w:hint="eastAsia"/>
+          <w:rFonts w:hint="eastAsia" w:ascii="宋体" w:hAnsi="宋体"/>
           <w:color w:val="000000"/>
           <w:sz w:val="24"/>
           <w:szCs w:val="24"/>
@@ -1781,7 +1831,7 @@
       </w:r>
       <w:r>
         <w:rPr>
-          <w:rFonts w:ascii="宋体" w:hAnsi="宋体" w:hint="eastAsia"/>
+          <w:rFonts w:hint="eastAsia" w:ascii="宋体" w:hAnsi="宋体"/>
           <w:color w:val="000000"/>
           <w:sz w:val="24"/>
           <w:szCs w:val="24"/>
@@ -1791,7 +1841,7 @@
       </w:r>
       <w:r>
         <w:rPr>
-          <w:rFonts w:ascii="宋体" w:hAnsi="宋体" w:hint="eastAsia"/>
+          <w:rFonts w:hint="eastAsia" w:ascii="宋体" w:hAnsi="宋体"/>
           <w:color w:val="000000"/>
           <w:sz w:val="24"/>
           <w:szCs w:val="24"/>
@@ -1800,7 +1850,7 @@
       </w:r>
       <w:r>
         <w:rPr>
-          <w:rFonts w:ascii="宋体" w:hAnsi="宋体" w:hint="eastAsia"/>
+          <w:rFonts w:hint="eastAsia" w:ascii="宋体" w:hAnsi="宋体"/>
           <w:color w:val="000000"/>
           <w:sz w:val="24"/>
           <w:szCs w:val="24"/>
@@ -1810,7 +1860,7 @@
       </w:r>
       <w:r>
         <w:rPr>
-          <w:rFonts w:ascii="宋体" w:hAnsi="宋体" w:hint="eastAsia"/>
+          <w:rFonts w:hint="eastAsia" w:ascii="宋体" w:hAnsi="宋体"/>
           <w:color w:val="000000"/>
           <w:sz w:val="24"/>
           <w:szCs w:val="24"/>
@@ -1819,7 +1869,7 @@
       </w:r>
       <w:r>
         <w:rPr>
-          <w:rFonts w:ascii="宋体" w:hAnsi="宋体" w:hint="eastAsia"/>
+          <w:rFonts w:hint="eastAsia" w:ascii="宋体" w:hAnsi="宋体"/>
           <w:color w:val="000000"/>
           <w:sz w:val="24"/>
           <w:szCs w:val="24"/>
@@ -1829,7 +1879,7 @@
       </w:r>
       <w:r>
         <w:rPr>
-          <w:rFonts w:ascii="宋体" w:hAnsi="宋体" w:hint="eastAsia"/>
+          <w:rFonts w:hint="eastAsia" w:ascii="宋体" w:hAnsi="宋体"/>
           <w:color w:val="000000"/>
           <w:sz w:val="24"/>
           <w:szCs w:val="24"/>
@@ -1855,7 +1905,7 @@
         <w:jc w:val="left"/>
         <w:textAlignment w:val="baseline"/>
         <w:rPr>
-          <w:rFonts w:ascii="宋体" w:hAnsi="宋体" w:hint="eastAsia"/>
+          <w:rFonts w:hint="eastAsia" w:ascii="宋体" w:hAnsi="宋体"/>
           <w:color w:val="000000"/>
           <w:sz w:val="24"/>
           <w:szCs w:val="24"/>
@@ -1863,7 +1913,7 @@
       </w:pPr>
       <w:r>
         <w:rPr>
-          <w:rFonts w:ascii="宋体" w:hAnsi="宋体" w:hint="eastAsia"/>
+          <w:rFonts w:hint="eastAsia" w:ascii="宋体" w:hAnsi="宋体"/>
           <w:color w:val="000000"/>
           <w:sz w:val="24"/>
           <w:szCs w:val="24"/>
@@ -1889,7 +1939,7 @@
         <w:jc w:val="left"/>
         <w:textAlignment w:val="baseline"/>
         <w:rPr>
-          <w:rFonts w:ascii="宋体" w:hAnsi="宋体" w:hint="eastAsia"/>
+          <w:rFonts w:hint="eastAsia" w:ascii="宋体" w:hAnsi="宋体"/>
           <w:color w:val="000000"/>
           <w:sz w:val="24"/>
           <w:szCs w:val="24"/>
@@ -1897,7 +1947,7 @@
       </w:pPr>
       <w:r>
         <w:rPr>
-          <w:rFonts w:ascii="宋体" w:hAnsi="宋体" w:hint="eastAsia"/>
+          <w:rFonts w:hint="eastAsia" w:ascii="宋体" w:hAnsi="宋体"/>
           <w:color w:val="000000"/>
           <w:sz w:val="24"/>
           <w:szCs w:val="24"/>
@@ -1907,14 +1957,14 @@
     </w:p>
     <w:p>
       <w:pPr>
-        <w:pStyle w:val="12"/>
+        <w:pStyle w:val="55"/>
         <w:bidi w:val="0"/>
         <w:rPr>
           <w:rFonts w:hint="default"/>
           <w:lang w:val="en-US" w:eastAsia="zh-CN"/>
         </w:rPr>
       </w:pPr>
-      <w:bookmarkStart w:id="4" w:name="_Toc30099"/>
+      <w:bookmarkStart w:id="3" w:name="_Toc30099"/>
       <w:r>
         <w:rPr>
           <w:rFonts w:hint="eastAsia"/>
@@ -1922,21 +1972,22 @@
         </w:rPr>
         <w:t>参与人员及职责</w:t>
       </w:r>
-      <w:bookmarkEnd w:id="4"/>
+      <w:bookmarkEnd w:id="3"/>
     </w:p>
     <w:tbl>
       <w:tblPr>
-        <w:tblStyle w:val="TableGrid"/>
+        <w:tblStyle w:val="27"/>
         <w:tblW w:w="0" w:type="auto"/>
         <w:tblInd w:w="0" w:type="dxa"/>
         <w:tblBorders>
-          <w:top w:val="single" w:sz="4" w:space="0" w:color="auto"/>
-          <w:left w:val="single" w:sz="4" w:space="0" w:color="auto"/>
-          <w:bottom w:val="single" w:sz="4" w:space="0" w:color="auto"/>
-          <w:right w:val="single" w:sz="4" w:space="0" w:color="auto"/>
-          <w:insideH w:val="single" w:sz="4" w:space="0" w:color="auto"/>
-          <w:insideV w:val="single" w:sz="4" w:space="0" w:color="auto"/>
+          <w:top w:val="single" w:color="auto" w:sz="4" w:space="0"/>
+          <w:left w:val="single" w:color="auto" w:sz="4" w:space="0"/>
+          <w:bottom w:val="single" w:color="auto" w:sz="4" w:space="0"/>
+          <w:right w:val="single" w:color="auto" w:sz="4" w:space="0"/>
+          <w:insideH w:val="single" w:color="auto" w:sz="4" w:space="0"/>
+          <w:insideV w:val="single" w:color="auto" w:sz="4" w:space="0"/>
         </w:tblBorders>
+        <w:tblLayout w:type="autofit"/>
         <w:tblCellMar>
           <w:top w:w="0" w:type="dxa"/>
           <w:left w:w="108" w:type="dxa"/>
@@ -1952,15 +2003,13 @@
       </w:tblGrid>
       <w:tr>
         <w:tblPrEx>
-          <w:tblW w:w="0" w:type="auto"/>
-          <w:tblInd w:w="0" w:type="dxa"/>
           <w:tblBorders>
-            <w:top w:val="single" w:sz="4" w:space="0" w:color="auto"/>
-            <w:left w:val="single" w:sz="4" w:space="0" w:color="auto"/>
-            <w:bottom w:val="single" w:sz="4" w:space="0" w:color="auto"/>
-            <w:right w:val="single" w:sz="4" w:space="0" w:color="auto"/>
-            <w:insideH w:val="single" w:sz="4" w:space="0" w:color="auto"/>
-            <w:insideV w:val="single" w:sz="4" w:space="0" w:color="auto"/>
+            <w:top w:val="single" w:color="auto" w:sz="4" w:space="0"/>
+            <w:left w:val="single" w:color="auto" w:sz="4" w:space="0"/>
+            <w:bottom w:val="single" w:color="auto" w:sz="4" w:space="0"/>
+            <w:right w:val="single" w:color="auto" w:sz="4" w:space="0"/>
+            <w:insideH w:val="single" w:color="auto" w:sz="4" w:space="0"/>
+            <w:insideV w:val="single" w:color="auto" w:sz="4" w:space="0"/>
           </w:tblBorders>
           <w:tblCellMar>
             <w:top w:w="0" w:type="dxa"/>
@@ -1975,8 +2024,8 @@
           </w:tcPr>
           <w:p>
             <w:pPr>
-              <w:pStyle w:val="a7"/>
-              <w:ind w:left="0" w:firstLine="0" w:leftChars="0" w:firstLineChars="0"/>
+              <w:pStyle w:val="56"/>
+              <w:ind w:left="0" w:leftChars="0" w:firstLine="0" w:firstLineChars="0"/>
               <w:rPr>
                 <w:rFonts w:hint="default"/>
                 <w:vertAlign w:val="baseline"/>
@@ -1999,8 +2048,8 @@
           </w:tcPr>
           <w:p>
             <w:pPr>
-              <w:pStyle w:val="a7"/>
-              <w:ind w:left="0" w:firstLine="0" w:leftChars="0" w:firstLineChars="0"/>
+              <w:pStyle w:val="56"/>
+              <w:ind w:left="0" w:leftChars="0" w:firstLine="0" w:firstLineChars="0"/>
               <w:rPr>
                 <w:rFonts w:hint="default"/>
                 <w:vertAlign w:val="baseline"/>
@@ -2023,8 +2072,8 @@
           </w:tcPr>
           <w:p>
             <w:pPr>
-              <w:pStyle w:val="a7"/>
-              <w:ind w:left="0" w:right="0" w:firstLine="0" w:leftChars="0" w:rightChars="0" w:firstLineChars="0"/>
+              <w:pStyle w:val="56"/>
+              <w:ind w:left="0" w:leftChars="0" w:right="0" w:rightChars="0" w:firstLine="0" w:firstLineChars="0"/>
               <w:jc w:val="center"/>
               <w:rPr>
                 <w:rFonts w:hint="default"/>
@@ -2048,8 +2097,8 @@
           </w:tcPr>
           <w:p>
             <w:pPr>
-              <w:pStyle w:val="a7"/>
-              <w:ind w:left="0" w:firstLine="0" w:leftChars="0" w:firstLineChars="0"/>
+              <w:pStyle w:val="56"/>
+              <w:ind w:left="0" w:leftChars="0" w:firstLine="0" w:firstLineChars="0"/>
               <w:rPr>
                 <w:rFonts w:hint="default"/>
                 <w:vertAlign w:val="baseline"/>
@@ -2069,8 +2118,14 @@
       </w:tr>
       <w:tr>
         <w:tblPrEx>
-          <w:tblW w:w="0" w:type="auto"/>
-          <w:tblInd w:w="0" w:type="dxa"/>
+          <w:tblBorders>
+            <w:top w:val="single" w:color="auto" w:sz="4" w:space="0"/>
+            <w:left w:val="single" w:color="auto" w:sz="4" w:space="0"/>
+            <w:bottom w:val="single" w:color="auto" w:sz="4" w:space="0"/>
+            <w:right w:val="single" w:color="auto" w:sz="4" w:space="0"/>
+            <w:insideH w:val="single" w:color="auto" w:sz="4" w:space="0"/>
+            <w:insideV w:val="single" w:color="auto" w:sz="4" w:space="0"/>
+          </w:tblBorders>
           <w:tblCellMar>
             <w:top w:w="0" w:type="dxa"/>
             <w:left w:w="108" w:type="dxa"/>
@@ -2084,8 +2139,8 @@
           </w:tcPr>
           <w:p>
             <w:pPr>
-              <w:pStyle w:val="a7"/>
-              <w:ind w:left="0" w:firstLine="0" w:leftChars="0" w:firstLineChars="0"/>
+              <w:pStyle w:val="56"/>
+              <w:ind w:left="0" w:leftChars="0" w:firstLine="0" w:firstLineChars="0"/>
               <w:rPr>
                 <w:rFonts w:hint="default"/>
                 <w:vertAlign w:val="baseline"/>
@@ -2108,8 +2163,8 @@
           </w:tcPr>
           <w:p>
             <w:pPr>
-              <w:pStyle w:val="a7"/>
-              <w:ind w:left="0" w:firstLine="0" w:leftChars="0" w:firstLineChars="0"/>
+              <w:pStyle w:val="56"/>
+              <w:ind w:left="0" w:leftChars="0" w:firstLine="0" w:firstLineChars="0"/>
               <w:rPr>
                 <w:rFonts w:hint="default"/>
                 <w:vertAlign w:val="baseline"/>
@@ -2132,8 +2187,8 @@
           </w:tcPr>
           <w:p>
             <w:pPr>
-              <w:pStyle w:val="a7"/>
-              <w:ind w:left="0" w:firstLine="0" w:leftChars="0" w:firstLineChars="0"/>
+              <w:pStyle w:val="56"/>
+              <w:ind w:left="0" w:leftChars="0" w:firstLine="0" w:firstLineChars="0"/>
               <w:rPr>
                 <w:rFonts w:hint="default"/>
                 <w:vertAlign w:val="baseline"/>
@@ -2156,8 +2211,8 @@
           </w:tcPr>
           <w:p>
             <w:pPr>
-              <w:pStyle w:val="a7"/>
-              <w:ind w:left="0" w:firstLine="0" w:leftChars="0" w:firstLineChars="0"/>
+              <w:pStyle w:val="56"/>
+              <w:ind w:left="0" w:leftChars="0" w:firstLine="0" w:firstLineChars="0"/>
               <w:rPr>
                 <w:rFonts w:hint="default"/>
                 <w:vertAlign w:val="baseline"/>
@@ -2169,8 +2224,14 @@
       </w:tr>
       <w:tr>
         <w:tblPrEx>
-          <w:tblW w:w="0" w:type="auto"/>
-          <w:tblInd w:w="0" w:type="dxa"/>
+          <w:tblBorders>
+            <w:top w:val="single" w:color="auto" w:sz="4" w:space="0"/>
+            <w:left w:val="single" w:color="auto" w:sz="4" w:space="0"/>
+            <w:bottom w:val="single" w:color="auto" w:sz="4" w:space="0"/>
+            <w:right w:val="single" w:color="auto" w:sz="4" w:space="0"/>
+            <w:insideH w:val="single" w:color="auto" w:sz="4" w:space="0"/>
+            <w:insideV w:val="single" w:color="auto" w:sz="4" w:space="0"/>
+          </w:tblBorders>
           <w:tblCellMar>
             <w:top w:w="0" w:type="dxa"/>
             <w:left w:w="108" w:type="dxa"/>
@@ -2184,8 +2245,8 @@
           </w:tcPr>
           <w:p>
             <w:pPr>
-              <w:pStyle w:val="a7"/>
-              <w:ind w:left="0" w:firstLine="0" w:leftChars="0" w:firstLineChars="0"/>
+              <w:pStyle w:val="56"/>
+              <w:ind w:left="0" w:leftChars="0" w:firstLine="0" w:firstLineChars="0"/>
               <w:rPr>
                 <w:rFonts w:hint="default"/>
                 <w:vertAlign w:val="baseline"/>
@@ -2208,8 +2269,8 @@
           </w:tcPr>
           <w:p>
             <w:pPr>
-              <w:pStyle w:val="a7"/>
-              <w:ind w:left="0" w:firstLine="0" w:leftChars="0" w:firstLineChars="0"/>
+              <w:pStyle w:val="56"/>
+              <w:ind w:left="0" w:leftChars="0" w:firstLine="0" w:firstLineChars="0"/>
               <w:rPr>
                 <w:rFonts w:hint="default"/>
                 <w:vertAlign w:val="baseline"/>
@@ -2232,8 +2293,8 @@
           </w:tcPr>
           <w:p>
             <w:pPr>
-              <w:pStyle w:val="a7"/>
-              <w:ind w:left="0" w:firstLine="0" w:leftChars="0" w:firstLineChars="0"/>
+              <w:pStyle w:val="56"/>
+              <w:ind w:left="0" w:leftChars="0" w:firstLine="0" w:firstLineChars="0"/>
               <w:rPr>
                 <w:rFonts w:hint="default"/>
                 <w:vertAlign w:val="baseline"/>
@@ -2256,8 +2317,8 @@
           </w:tcPr>
           <w:p>
             <w:pPr>
-              <w:pStyle w:val="a7"/>
-              <w:ind w:left="0" w:firstLine="0" w:leftChars="0" w:firstLineChars="0"/>
+              <w:pStyle w:val="56"/>
+              <w:ind w:left="0" w:leftChars="0" w:firstLine="0" w:firstLineChars="0"/>
               <w:rPr>
                 <w:rFonts w:hint="default"/>
                 <w:vertAlign w:val="baseline"/>
@@ -2269,8 +2330,14 @@
       </w:tr>
       <w:tr>
         <w:tblPrEx>
-          <w:tblW w:w="0" w:type="auto"/>
-          <w:tblInd w:w="0" w:type="dxa"/>
+          <w:tblBorders>
+            <w:top w:val="single" w:color="auto" w:sz="4" w:space="0"/>
+            <w:left w:val="single" w:color="auto" w:sz="4" w:space="0"/>
+            <w:bottom w:val="single" w:color="auto" w:sz="4" w:space="0"/>
+            <w:right w:val="single" w:color="auto" w:sz="4" w:space="0"/>
+            <w:insideH w:val="single" w:color="auto" w:sz="4" w:space="0"/>
+            <w:insideV w:val="single" w:color="auto" w:sz="4" w:space="0"/>
+          </w:tblBorders>
           <w:tblCellMar>
             <w:top w:w="0" w:type="dxa"/>
             <w:left w:w="108" w:type="dxa"/>
@@ -2284,8 +2351,8 @@
           </w:tcPr>
           <w:p>
             <w:pPr>
-              <w:pStyle w:val="a7"/>
-              <w:ind w:left="0" w:firstLine="0" w:leftChars="0" w:firstLineChars="0"/>
+              <w:pStyle w:val="56"/>
+              <w:ind w:left="0" w:leftChars="0" w:firstLine="0" w:firstLineChars="0"/>
               <w:rPr>
                 <w:rFonts w:hint="default"/>
                 <w:vertAlign w:val="baseline"/>
@@ -2308,8 +2375,8 @@
           </w:tcPr>
           <w:p>
             <w:pPr>
-              <w:pStyle w:val="a7"/>
-              <w:ind w:left="0" w:firstLine="0" w:leftChars="0" w:firstLineChars="0"/>
+              <w:pStyle w:val="56"/>
+              <w:ind w:left="0" w:leftChars="0" w:firstLine="0" w:firstLineChars="0"/>
               <w:rPr>
                 <w:rFonts w:hint="default"/>
                 <w:vertAlign w:val="baseline"/>
@@ -2332,8 +2399,8 @@
           </w:tcPr>
           <w:p>
             <w:pPr>
-              <w:pStyle w:val="a7"/>
-              <w:ind w:left="0" w:firstLine="0" w:leftChars="0" w:firstLineChars="0"/>
+              <w:pStyle w:val="56"/>
+              <w:ind w:left="0" w:leftChars="0" w:firstLine="0" w:firstLineChars="0"/>
               <w:rPr>
                 <w:rFonts w:hint="default"/>
                 <w:vertAlign w:val="baseline"/>
@@ -2356,8 +2423,8 @@
           </w:tcPr>
           <w:p>
             <w:pPr>
-              <w:pStyle w:val="a7"/>
-              <w:ind w:left="0" w:firstLine="0" w:leftChars="0" w:firstLineChars="0"/>
+              <w:pStyle w:val="56"/>
+              <w:ind w:left="0" w:leftChars="0" w:firstLine="0" w:firstLineChars="0"/>
               <w:rPr>
                 <w:rFonts w:hint="default"/>
                 <w:vertAlign w:val="baseline"/>
@@ -2369,8 +2436,14 @@
       </w:tr>
       <w:tr>
         <w:tblPrEx>
-          <w:tblW w:w="0" w:type="auto"/>
-          <w:tblInd w:w="0" w:type="dxa"/>
+          <w:tblBorders>
+            <w:top w:val="single" w:color="auto" w:sz="4" w:space="0"/>
+            <w:left w:val="single" w:color="auto" w:sz="4" w:space="0"/>
+            <w:bottom w:val="single" w:color="auto" w:sz="4" w:space="0"/>
+            <w:right w:val="single" w:color="auto" w:sz="4" w:space="0"/>
+            <w:insideH w:val="single" w:color="auto" w:sz="4" w:space="0"/>
+            <w:insideV w:val="single" w:color="auto" w:sz="4" w:space="0"/>
+          </w:tblBorders>
           <w:tblCellMar>
             <w:top w:w="0" w:type="dxa"/>
             <w:left w:w="108" w:type="dxa"/>
@@ -2384,8 +2457,8 @@
           </w:tcPr>
           <w:p>
             <w:pPr>
-              <w:pStyle w:val="a7"/>
-              <w:ind w:left="0" w:firstLine="0" w:leftChars="0" w:firstLineChars="0"/>
+              <w:pStyle w:val="56"/>
+              <w:ind w:left="0" w:leftChars="0" w:firstLine="0" w:firstLineChars="0"/>
               <w:rPr>
                 <w:rFonts w:hint="default"/>
                 <w:vertAlign w:val="baseline"/>
@@ -2408,8 +2481,8 @@
           </w:tcPr>
           <w:p>
             <w:pPr>
-              <w:pStyle w:val="a7"/>
-              <w:ind w:left="0" w:firstLine="0" w:leftChars="0" w:firstLineChars="0"/>
+              <w:pStyle w:val="56"/>
+              <w:ind w:left="0" w:leftChars="0" w:firstLine="0" w:firstLineChars="0"/>
               <w:rPr>
                 <w:rFonts w:hint="default"/>
                 <w:vertAlign w:val="baseline"/>
@@ -2432,8 +2505,8 @@
           </w:tcPr>
           <w:p>
             <w:pPr>
-              <w:pStyle w:val="a7"/>
-              <w:ind w:left="0" w:firstLine="0" w:leftChars="0" w:firstLineChars="0"/>
+              <w:pStyle w:val="56"/>
+              <w:ind w:left="0" w:leftChars="0" w:firstLine="0" w:firstLineChars="0"/>
               <w:rPr>
                 <w:rFonts w:hint="default"/>
                 <w:vertAlign w:val="baseline"/>
@@ -2456,8 +2529,8 @@
           </w:tcPr>
           <w:p>
             <w:pPr>
-              <w:pStyle w:val="a7"/>
-              <w:ind w:left="0" w:firstLine="0" w:leftChars="0" w:firstLineChars="0"/>
+              <w:pStyle w:val="56"/>
+              <w:ind w:left="0" w:leftChars="0" w:firstLine="0" w:firstLineChars="0"/>
               <w:rPr>
                 <w:rFonts w:hint="default"/>
                 <w:vertAlign w:val="baseline"/>
@@ -2469,8 +2542,14 @@
       </w:tr>
       <w:tr>
         <w:tblPrEx>
-          <w:tblW w:w="0" w:type="auto"/>
-          <w:tblInd w:w="0" w:type="dxa"/>
+          <w:tblBorders>
+            <w:top w:val="single" w:color="auto" w:sz="4" w:space="0"/>
+            <w:left w:val="single" w:color="auto" w:sz="4" w:space="0"/>
+            <w:bottom w:val="single" w:color="auto" w:sz="4" w:space="0"/>
+            <w:right w:val="single" w:color="auto" w:sz="4" w:space="0"/>
+            <w:insideH w:val="single" w:color="auto" w:sz="4" w:space="0"/>
+            <w:insideV w:val="single" w:color="auto" w:sz="4" w:space="0"/>
+          </w:tblBorders>
           <w:tblCellMar>
             <w:top w:w="0" w:type="dxa"/>
             <w:left w:w="108" w:type="dxa"/>
@@ -2484,8 +2563,8 @@
           </w:tcPr>
           <w:p>
             <w:pPr>
-              <w:pStyle w:val="a7"/>
-              <w:ind w:left="0" w:firstLine="0" w:leftChars="0" w:firstLineChars="0"/>
+              <w:pStyle w:val="56"/>
+              <w:ind w:left="0" w:leftChars="0" w:firstLine="0" w:firstLineChars="0"/>
               <w:rPr>
                 <w:rFonts w:hint="default"/>
                 <w:vertAlign w:val="baseline"/>
@@ -2508,8 +2587,8 @@
           </w:tcPr>
           <w:p>
             <w:pPr>
-              <w:pStyle w:val="a7"/>
-              <w:ind w:left="0" w:firstLine="0" w:leftChars="0" w:firstLineChars="0"/>
+              <w:pStyle w:val="56"/>
+              <w:ind w:left="0" w:leftChars="0" w:firstLine="0" w:firstLineChars="0"/>
               <w:rPr>
                 <w:rFonts w:hint="default"/>
                 <w:vertAlign w:val="baseline"/>
@@ -2532,8 +2611,8 @@
           </w:tcPr>
           <w:p>
             <w:pPr>
-              <w:pStyle w:val="a7"/>
-              <w:ind w:left="0" w:firstLine="0" w:leftChars="0" w:firstLineChars="0"/>
+              <w:pStyle w:val="56"/>
+              <w:ind w:left="0" w:leftChars="0" w:firstLine="0" w:firstLineChars="0"/>
               <w:rPr>
                 <w:rFonts w:hint="default"/>
                 <w:vertAlign w:val="baseline"/>
@@ -2556,8 +2635,8 @@
           </w:tcPr>
           <w:p>
             <w:pPr>
-              <w:pStyle w:val="a7"/>
-              <w:ind w:left="0" w:firstLine="0" w:leftChars="0" w:firstLineChars="0"/>
+              <w:pStyle w:val="56"/>
+              <w:ind w:left="0" w:leftChars="0" w:firstLine="0" w:firstLineChars="0"/>
               <w:rPr>
                 <w:rFonts w:hint="default"/>
                 <w:vertAlign w:val="baseline"/>
@@ -2570,14 +2649,14 @@
     </w:tbl>
     <w:p>
       <w:pPr>
-        <w:pStyle w:val="12"/>
+        <w:pStyle w:val="55"/>
         <w:bidi w:val="0"/>
         <w:rPr>
           <w:rFonts w:hint="default"/>
           <w:lang w:val="en-US" w:eastAsia="zh-CN"/>
         </w:rPr>
       </w:pPr>
-      <w:bookmarkStart w:id="5" w:name="_Toc296"/>
+      <w:bookmarkStart w:id="4" w:name="_Toc296"/>
       <w:r>
         <w:rPr>
           <w:rFonts w:hint="default"/>
@@ -2585,376 +2664,518 @@
         </w:rPr>
         <w:t>演练阶段与议程</w:t>
       </w:r>
+      <w:bookmarkEnd w:id="4"/>
+    </w:p>
+    <w:p>
+      <w:pPr>
+        <w:pStyle w:val="56"/>
+        <w:rPr>
+          <w:rFonts w:hint="default"/>
+          <w:lang w:val="en-US" w:eastAsia="zh-CN"/>
+        </w:rPr>
+      </w:pPr>
+      <w:r>
+        <w:rPr>
+          <w:rFonts w:hint="default"/>
+          <w:lang w:val="en-US" w:eastAsia="zh-CN"/>
+        </w:rPr>
+        <w:t>第一阶段：演练准备与启动 (14:00 - 14:10)</w:t>
+      </w:r>
+    </w:p>
+    <w:p>
+      <w:pPr>
+        <w:pStyle w:val="56"/>
+        <w:rPr>
+          <w:rFonts w:hint="default"/>
+          <w:lang w:val="en-US" w:eastAsia="zh-CN"/>
+        </w:rPr>
+      </w:pPr>
+      <w:r>
+        <w:rPr>
+          <w:rFonts w:hint="default"/>
+          <w:lang w:val="en-US" w:eastAsia="zh-CN"/>
+        </w:rPr>
+        <w:t>14:00 - 14:05：全体参演人员在线集结，演练总指挥（数智运营部经理）宣读演练目标、场景及注意事项。</w:t>
+      </w:r>
+    </w:p>
+    <w:p>
+      <w:pPr>
+        <w:pStyle w:val="56"/>
+        <w:rPr>
+          <w:rFonts w:hint="default"/>
+          <w:lang w:val="en-US" w:eastAsia="zh-CN"/>
+        </w:rPr>
+      </w:pPr>
+      <w:r>
+        <w:rPr>
+          <w:rFonts w:hint="default"/>
+          <w:lang w:val="en-US" w:eastAsia="zh-CN"/>
+        </w:rPr>
+        <w:t>14:05 - 14:10：指挥组宣布演练开始，模拟事件注入。</w:t>
+      </w:r>
+    </w:p>
+    <w:p>
+      <w:pPr>
+        <w:pStyle w:val="56"/>
+        <w:rPr>
+          <w:rFonts w:hint="default"/>
+          <w:lang w:val="en-US" w:eastAsia="zh-CN"/>
+        </w:rPr>
+      </w:pPr>
+      <w:r>
+        <w:rPr>
+          <w:rFonts w:hint="default"/>
+          <w:lang w:val="en-US" w:eastAsia="zh-CN"/>
+        </w:rPr>
+        <w:t>第二阶段：应急响应与处置 (14:10 - 15:10)</w:t>
+      </w:r>
+    </w:p>
+    <w:p>
+      <w:pPr>
+        <w:pStyle w:val="56"/>
+        <w:rPr>
+          <w:rFonts w:hint="default"/>
+          <w:lang w:val="en-US" w:eastAsia="zh-CN"/>
+        </w:rPr>
+      </w:pPr>
+      <w:r>
+        <w:rPr>
+          <w:rFonts w:hint="default"/>
+          <w:lang w:val="en-US" w:eastAsia="zh-CN"/>
+        </w:rPr>
+        <w:t>严格按照《应急预案》流程执行：</w:t>
+      </w:r>
+    </w:p>
+    <w:p>
+      <w:pPr>
+        <w:pStyle w:val="56"/>
+        <w:rPr>
+          <w:rFonts w:hint="default"/>
+          <w:lang w:val="en-US" w:eastAsia="zh-CN"/>
+        </w:rPr>
+      </w:pPr>
+      <w:r>
+        <w:rPr>
+          <w:rFonts w:hint="default"/>
+          <w:lang w:val="en-US" w:eastAsia="zh-CN"/>
+        </w:rPr>
+        <w:t>事件发现与上报。</w:t>
+      </w:r>
+    </w:p>
+    <w:p>
+      <w:pPr>
+        <w:pStyle w:val="56"/>
+        <w:rPr>
+          <w:rFonts w:hint="default"/>
+          <w:lang w:val="en-US" w:eastAsia="zh-CN"/>
+        </w:rPr>
+      </w:pPr>
+      <w:r>
+        <w:rPr>
+          <w:rFonts w:hint="default"/>
+          <w:lang w:val="en-US" w:eastAsia="zh-CN"/>
+        </w:rPr>
+        <w:t>预案启动与指挥建立。</w:t>
+      </w:r>
+    </w:p>
+    <w:p>
+      <w:pPr>
+        <w:pStyle w:val="56"/>
+        <w:rPr>
+          <w:rFonts w:hint="default"/>
+          <w:lang w:val="en-US" w:eastAsia="zh-CN"/>
+        </w:rPr>
+      </w:pPr>
+      <w:r>
+        <w:rPr>
+          <w:rFonts w:hint="default"/>
+          <w:lang w:val="en-US" w:eastAsia="zh-CN"/>
+        </w:rPr>
+        <w:t>技术支撑组协调，网络组与平台运维组并行开展诊断。</w:t>
+      </w:r>
+    </w:p>
+    <w:p>
+      <w:pPr>
+        <w:pStyle w:val="56"/>
+        <w:rPr>
+          <w:rFonts w:hint="default"/>
+          <w:lang w:val="en-US" w:eastAsia="zh-CN"/>
+        </w:rPr>
+      </w:pPr>
+      <w:r>
+        <w:rPr>
+          <w:rFonts w:hint="default"/>
+          <w:lang w:val="en-US" w:eastAsia="zh-CN"/>
+        </w:rPr>
+        <w:t>故障定位、方案制定与实施。</w:t>
+      </w:r>
+    </w:p>
+    <w:p>
+      <w:pPr>
+        <w:pStyle w:val="56"/>
+        <w:rPr>
+          <w:rFonts w:hint="default"/>
+          <w:lang w:val="en-US" w:eastAsia="zh-CN"/>
+        </w:rPr>
+      </w:pPr>
+      <w:r>
+        <w:rPr>
+          <w:rFonts w:hint="default"/>
+          <w:lang w:val="en-US" w:eastAsia="zh-CN"/>
+        </w:rPr>
+        <w:t>服务恢复验证。</w:t>
+      </w:r>
+    </w:p>
+    <w:p>
+      <w:pPr>
+        <w:pStyle w:val="56"/>
+        <w:rPr>
+          <w:rFonts w:hint="default"/>
+          <w:lang w:val="en-US" w:eastAsia="zh-CN"/>
+        </w:rPr>
+      </w:pPr>
+      <w:r>
+        <w:rPr>
+          <w:rFonts w:hint="default"/>
+          <w:lang w:val="en-US" w:eastAsia="zh-CN"/>
+        </w:rPr>
+        <w:t>第三阶段：演练终止与复盘 (15:10 - 15:50)</w:t>
+      </w:r>
+    </w:p>
+    <w:p>
+      <w:pPr>
+        <w:pStyle w:val="56"/>
+        <w:rPr>
+          <w:rFonts w:hint="default"/>
+          <w:lang w:val="en-US" w:eastAsia="zh-CN"/>
+        </w:rPr>
+      </w:pPr>
+      <w:r>
+        <w:rPr>
+          <w:rFonts w:hint="default"/>
+          <w:lang w:val="en-US" w:eastAsia="zh-CN"/>
+        </w:rPr>
+        <w:t>15:10 - 15:15：指挥组确认演练目标达成，宣布演练终止。</w:t>
+      </w:r>
+    </w:p>
+    <w:p>
+      <w:pPr>
+        <w:pStyle w:val="56"/>
+        <w:rPr>
+          <w:rFonts w:hint="default"/>
+          <w:lang w:val="en-US" w:eastAsia="zh-CN"/>
+        </w:rPr>
+      </w:pPr>
+      <w:r>
+        <w:rPr>
+          <w:rFonts w:hint="default"/>
+          <w:lang w:val="en-US" w:eastAsia="zh-CN"/>
+        </w:rPr>
+        <w:t>15:15 - 15:50：全体参演人员召开复盘会，各小组汇报执行情况，观察员反馈记录，共同讨论待改进点。</w:t>
+      </w:r>
+    </w:p>
+    <w:p>
+      <w:pPr>
+        <w:pStyle w:val="56"/>
+        <w:rPr>
+          <w:rFonts w:hint="default"/>
+          <w:lang w:val="en-US" w:eastAsia="zh-CN"/>
+        </w:rPr>
+      </w:pPr>
+      <w:r>
+        <w:rPr>
+          <w:rFonts w:hint="default"/>
+          <w:lang w:val="en-US" w:eastAsia="zh-CN"/>
+        </w:rPr>
+        <w:t>第四阶段：报告编制与改进 (演练结束后3个工作日内)</w:t>
+      </w:r>
+    </w:p>
+    <w:p>
+      <w:pPr>
+        <w:pStyle w:val="56"/>
+        <w:rPr>
+          <w:rFonts w:hint="default"/>
+          <w:lang w:val="en-US" w:eastAsia="zh-CN"/>
+        </w:rPr>
+      </w:pPr>
+      <w:r>
+        <w:rPr>
+          <w:rFonts w:hint="default"/>
+          <w:lang w:val="en-US" w:eastAsia="zh-CN"/>
+        </w:rPr>
+        <w:t>由观察记录组负责编制《应急演练报告》，包括演练过程、评估结果及改进计划，报数智运营经理审批。</w:t>
+      </w:r>
+    </w:p>
+    <w:p>
+      <w:pPr>
+        <w:pStyle w:val="55"/>
+        <w:bidi w:val="0"/>
+        <w:rPr>
+          <w:rFonts w:hint="default"/>
+          <w:lang w:val="en-US" w:eastAsia="zh-CN"/>
+        </w:rPr>
+      </w:pPr>
+      <w:bookmarkStart w:id="5" w:name="_Toc27423"/>
+      <w:r>
+        <w:rPr>
+          <w:rFonts w:hint="default"/>
+          <w:lang w:val="en-US" w:eastAsia="zh-CN"/>
+        </w:rPr>
+        <w:t>成功标准</w:t>
+      </w:r>
       <w:bookmarkEnd w:id="5"/>
     </w:p>
     <w:p>
       <w:pPr>
-        <w:pStyle w:val="a7"/>
-        <w:rPr>
-          <w:rFonts w:hint="default"/>
-          <w:lang w:val="en-US" w:eastAsia="zh-CN"/>
-        </w:rPr>
-      </w:pPr>
-      <w:r>
-        <w:rPr>
-          <w:rFonts w:hint="default"/>
-          <w:lang w:val="en-US" w:eastAsia="zh-CN"/>
-        </w:rPr>
-        <w:t>第一阶段：演练准备与启动 (14:00 - 14:10)</w:t>
-      </w:r>
-    </w:p>
-    <w:p>
-      <w:pPr>
-        <w:pStyle w:val="a7"/>
-        <w:rPr>
-          <w:rFonts w:hint="default"/>
-          <w:lang w:val="en-US" w:eastAsia="zh-CN"/>
-        </w:rPr>
-      </w:pPr>
-      <w:r>
-        <w:rPr>
-          <w:rFonts w:hint="default"/>
-          <w:lang w:val="en-US" w:eastAsia="zh-CN"/>
-        </w:rPr>
-        <w:t>14:00 - 14:05：全体参演人员在线集结，演练总指挥（数智运营部</w:t>
-      </w:r>
-      <w:r>
-        <w:rPr>
-          <w:rFonts w:hint="default"/>
-          <w:lang w:val="en-US" w:eastAsia="zh-CN"/>
-        </w:rPr>
-        <w:t>经理）宣读演练目标、场景及注意事项。</w:t>
-      </w:r>
-    </w:p>
-    <w:p>
-      <w:pPr>
-        <w:pStyle w:val="a7"/>
-        <w:rPr>
-          <w:rFonts w:hint="default"/>
-          <w:lang w:val="en-US" w:eastAsia="zh-CN"/>
-        </w:rPr>
-      </w:pPr>
-      <w:r>
-        <w:rPr>
-          <w:rFonts w:hint="default"/>
-          <w:lang w:val="en-US" w:eastAsia="zh-CN"/>
-        </w:rPr>
-        <w:t>14:05 - 14:10：指挥组宣布演练开始，模拟事件注入。</w:t>
-      </w:r>
-    </w:p>
-    <w:p>
-      <w:pPr>
-        <w:pStyle w:val="a7"/>
-        <w:rPr>
-          <w:rFonts w:hint="default"/>
-          <w:lang w:val="en-US" w:eastAsia="zh-CN"/>
-        </w:rPr>
-      </w:pPr>
-      <w:r>
-        <w:rPr>
-          <w:rFonts w:hint="default"/>
-          <w:lang w:val="en-US" w:eastAsia="zh-CN"/>
-        </w:rPr>
-        <w:t>第二阶段：应急响应与处置 (14:10 - 15:10)</w:t>
-      </w:r>
-    </w:p>
-    <w:p>
-      <w:pPr>
-        <w:pStyle w:val="a7"/>
-        <w:rPr>
-          <w:rFonts w:hint="default"/>
-          <w:lang w:val="en-US" w:eastAsia="zh-CN"/>
-        </w:rPr>
-      </w:pPr>
-      <w:r>
-        <w:rPr>
-          <w:rFonts w:hint="default"/>
-          <w:lang w:val="en-US" w:eastAsia="zh-CN"/>
-        </w:rPr>
-        <w:t>严格按照《应急预案》流程执行：</w:t>
-      </w:r>
-    </w:p>
-    <w:p>
-      <w:pPr>
-        <w:pStyle w:val="a7"/>
-        <w:rPr>
-          <w:rFonts w:hint="default"/>
-          <w:lang w:val="en-US" w:eastAsia="zh-CN"/>
-        </w:rPr>
-      </w:pPr>
-      <w:r>
-        <w:rPr>
-          <w:rFonts w:hint="default"/>
-          <w:lang w:val="en-US" w:eastAsia="zh-CN"/>
-        </w:rPr>
-        <w:t>事件发现与上报。</w:t>
-      </w:r>
-    </w:p>
-    <w:p>
-      <w:pPr>
-        <w:pStyle w:val="a7"/>
-        <w:rPr>
-          <w:rFonts w:hint="default"/>
-          <w:lang w:val="en-US" w:eastAsia="zh-CN"/>
-        </w:rPr>
-      </w:pPr>
-      <w:r>
-        <w:rPr>
-          <w:rFonts w:hint="default"/>
-          <w:lang w:val="en-US" w:eastAsia="zh-CN"/>
-        </w:rPr>
-        <w:t>预案启动与指挥建立。</w:t>
-      </w:r>
-    </w:p>
-    <w:p>
-      <w:pPr>
-        <w:pStyle w:val="a7"/>
-        <w:rPr>
-          <w:rFonts w:hint="default"/>
-          <w:lang w:val="en-US" w:eastAsia="zh-CN"/>
-        </w:rPr>
-      </w:pPr>
-      <w:r>
-        <w:rPr>
-          <w:rFonts w:hint="default"/>
-          <w:lang w:val="en-US" w:eastAsia="zh-CN"/>
-        </w:rPr>
-        <w:t>技术支撑组协调，网络组与平台运维组并行开展诊断。</w:t>
-      </w:r>
-    </w:p>
-    <w:p>
-      <w:pPr>
-        <w:pStyle w:val="a7"/>
-        <w:rPr>
-          <w:rFonts w:hint="default"/>
-          <w:lang w:val="en-US" w:eastAsia="zh-CN"/>
-        </w:rPr>
-      </w:pPr>
-      <w:r>
-        <w:rPr>
-          <w:rFonts w:hint="default"/>
-          <w:lang w:val="en-US" w:eastAsia="zh-CN"/>
-        </w:rPr>
-        <w:t>故障定位、方案制定与实施。</w:t>
-      </w:r>
-    </w:p>
-    <w:p>
-      <w:pPr>
-        <w:pStyle w:val="a7"/>
-        <w:rPr>
-          <w:rFonts w:hint="default"/>
-          <w:lang w:val="en-US" w:eastAsia="zh-CN"/>
-        </w:rPr>
-      </w:pPr>
-      <w:r>
-        <w:rPr>
-          <w:rFonts w:hint="default"/>
-          <w:lang w:val="en-US" w:eastAsia="zh-CN"/>
-        </w:rPr>
-        <w:t>服务恢复验证。</w:t>
-      </w:r>
-    </w:p>
-    <w:p>
-      <w:pPr>
-        <w:pStyle w:val="a7"/>
-        <w:rPr>
-          <w:rFonts w:hint="default"/>
-          <w:lang w:val="en-US" w:eastAsia="zh-CN"/>
-        </w:rPr>
-      </w:pPr>
-      <w:r>
-        <w:rPr>
-          <w:rFonts w:hint="default"/>
-          <w:lang w:val="en-US" w:eastAsia="zh-CN"/>
-        </w:rPr>
-        <w:t>第三阶段：演练终止与复盘 (15:10 - 15:50)</w:t>
-      </w:r>
-    </w:p>
-    <w:p>
-      <w:pPr>
-        <w:pStyle w:val="a7"/>
-        <w:rPr>
-          <w:rFonts w:hint="default"/>
-          <w:lang w:val="en-US" w:eastAsia="zh-CN"/>
-        </w:rPr>
-      </w:pPr>
-      <w:r>
-        <w:rPr>
-          <w:rFonts w:hint="default"/>
-          <w:lang w:val="en-US" w:eastAsia="zh-CN"/>
-        </w:rPr>
-        <w:t>15:10 - 15:15：指挥组确认演练目标达成，宣布演练终止。</w:t>
-      </w:r>
-    </w:p>
-    <w:p>
-      <w:pPr>
-        <w:pStyle w:val="a7"/>
-        <w:rPr>
-          <w:rFonts w:hint="default"/>
-          <w:lang w:val="en-US" w:eastAsia="zh-CN"/>
-        </w:rPr>
-      </w:pPr>
-      <w:r>
-        <w:rPr>
-          <w:rFonts w:hint="default"/>
-          <w:lang w:val="en-US" w:eastAsia="zh-CN"/>
-        </w:rPr>
-        <w:t>15:15 - 15:50：全体参演人员召开复盘会，各小组汇报执行情况，观察员反馈记录，共同讨论待改进点。</w:t>
-      </w:r>
-    </w:p>
-    <w:p>
-      <w:pPr>
-        <w:pStyle w:val="a7"/>
-        <w:rPr>
-          <w:rFonts w:hint="default"/>
-          <w:lang w:val="en-US" w:eastAsia="zh-CN"/>
-        </w:rPr>
-      </w:pPr>
-      <w:r>
-        <w:rPr>
-          <w:rFonts w:hint="default"/>
-          <w:lang w:val="en-US" w:eastAsia="zh-CN"/>
-        </w:rPr>
-        <w:t>第四阶段：报告编制与改进 (演练结束后3个工作日内)</w:t>
-      </w:r>
-    </w:p>
-    <w:p>
-      <w:pPr>
-        <w:pStyle w:val="a7"/>
-        <w:rPr>
-          <w:rFonts w:hint="default"/>
-          <w:lang w:val="en-US" w:eastAsia="zh-CN"/>
-        </w:rPr>
-      </w:pPr>
-      <w:r>
-        <w:rPr>
-          <w:rFonts w:hint="default"/>
-          <w:lang w:val="en-US" w:eastAsia="zh-CN"/>
-        </w:rPr>
-        <w:t>由观察记录组负责编制《应急演练报告》，包括演练过程、评估结果及改进计划，报数智运营经理审批。</w:t>
-      </w:r>
-    </w:p>
-    <w:p>
-      <w:pPr>
-        <w:pStyle w:val="12"/>
+        <w:pStyle w:val="56"/>
+        <w:rPr>
+          <w:rFonts w:hint="default"/>
+          <w:lang w:val="en-US" w:eastAsia="zh-CN"/>
+        </w:rPr>
+      </w:pPr>
+      <w:r>
+        <w:rPr>
+          <w:rFonts w:hint="default"/>
+          <w:lang w:val="en-US" w:eastAsia="zh-CN"/>
+        </w:rPr>
+        <w:t>本次演练成功的衡量标准包括：</w:t>
+      </w:r>
+    </w:p>
+    <w:p>
+      <w:pPr>
+        <w:pStyle w:val="56"/>
+        <w:rPr>
+          <w:rFonts w:hint="default"/>
+          <w:lang w:val="en-US" w:eastAsia="zh-CN"/>
+        </w:rPr>
+      </w:pPr>
+      <w:r>
+        <w:rPr>
+          <w:rFonts w:hint="default"/>
+          <w:lang w:val="en-US" w:eastAsia="zh-CN"/>
+        </w:rPr>
+        <w:t>流程标准：应急响应流程被正确触发并执行，关键节点无遗漏。</w:t>
+      </w:r>
+    </w:p>
+    <w:p>
+      <w:pPr>
+        <w:pStyle w:val="56"/>
+        <w:rPr>
+          <w:rFonts w:hint="default"/>
+          <w:lang w:val="en-US" w:eastAsia="zh-CN"/>
+        </w:rPr>
+      </w:pPr>
+      <w:r>
+        <w:rPr>
+          <w:rFonts w:hint="default"/>
+          <w:lang w:val="en-US" w:eastAsia="zh-CN"/>
+        </w:rPr>
+        <w:t>时效标准：从事件上报到预案启动时间不超过5分钟；故障定位时间不超过30分钟。</w:t>
+      </w:r>
+    </w:p>
+    <w:p>
+      <w:pPr>
+        <w:pStyle w:val="56"/>
+        <w:rPr>
+          <w:rFonts w:hint="default"/>
+          <w:lang w:val="en-US" w:eastAsia="zh-CN"/>
+        </w:rPr>
+      </w:pPr>
+      <w:r>
+        <w:rPr>
+          <w:rFonts w:hint="default"/>
+          <w:lang w:val="en-US" w:eastAsia="zh-CN"/>
+        </w:rPr>
+        <w:t>沟通标准：信息流转顺畅，关键决策与状态变化在应急群内得到及时通报。</w:t>
+      </w:r>
+    </w:p>
+    <w:p>
+      <w:pPr>
+        <w:pStyle w:val="56"/>
+        <w:rPr>
+          <w:rFonts w:hint="default"/>
+          <w:lang w:val="en-US" w:eastAsia="zh-CN"/>
+        </w:rPr>
+      </w:pPr>
+      <w:r>
+        <w:rPr>
+          <w:rFonts w:hint="default"/>
+          <w:lang w:val="en-US" w:eastAsia="zh-CN"/>
+        </w:rPr>
+        <w:t>技术标准：能够准确诊断出模拟故障的根本原因，并执行有效的恢复操作。</w:t>
+      </w:r>
+    </w:p>
+    <w:p>
+      <w:pPr>
+        <w:pStyle w:val="55"/>
         <w:bidi w:val="0"/>
         <w:rPr>
           <w:rFonts w:hint="default"/>
           <w:lang w:val="en-US" w:eastAsia="zh-CN"/>
         </w:rPr>
       </w:pPr>
-      <w:bookmarkStart w:id="6" w:name="_Toc27423"/>
-      <w:r>
-        <w:rPr>
-          <w:rFonts w:hint="default"/>
-          <w:lang w:val="en-US" w:eastAsia="zh-CN"/>
-        </w:rPr>
-        <w:t>成功标准</w:t>
+      <w:bookmarkStart w:id="6" w:name="_Toc23686"/>
+      <w:r>
+        <w:rPr>
+          <w:rFonts w:hint="default"/>
+          <w:lang w:val="en-US" w:eastAsia="zh-CN"/>
+        </w:rPr>
+        <w:t>准备工作与资源需求</w:t>
       </w:r>
       <w:bookmarkEnd w:id="6"/>
     </w:p>
     <w:p>
       <w:pPr>
-        <w:pStyle w:val="a7"/>
-        <w:rPr>
-          <w:rFonts w:hint="default"/>
-          <w:lang w:val="en-US" w:eastAsia="zh-CN"/>
-        </w:rPr>
-      </w:pPr>
-      <w:r>
-        <w:rPr>
-          <w:rFonts w:hint="default"/>
-          <w:lang w:val="en-US" w:eastAsia="zh-CN"/>
-        </w:rPr>
-        <w:t>本次演练成功的衡量标准包括：</w:t>
-      </w:r>
-    </w:p>
-    <w:p>
-      <w:pPr>
-        <w:pStyle w:val="a7"/>
-        <w:rPr>
-          <w:rFonts w:hint="default"/>
-          <w:lang w:val="en-US" w:eastAsia="zh-CN"/>
-        </w:rPr>
-      </w:pPr>
-      <w:r>
-        <w:rPr>
-          <w:rFonts w:hint="default"/>
-          <w:lang w:val="en-US" w:eastAsia="zh-CN"/>
-        </w:rPr>
-        <w:t>流程标准：应急响应流程被正确触发并执行，关键节点无遗漏。</w:t>
-      </w:r>
-    </w:p>
-    <w:p>
-      <w:pPr>
-        <w:pStyle w:val="a7"/>
-        <w:rPr>
-          <w:rFonts w:hint="default"/>
-          <w:lang w:val="en-US" w:eastAsia="zh-CN"/>
-        </w:rPr>
-      </w:pPr>
-      <w:r>
-        <w:rPr>
-          <w:rFonts w:hint="default"/>
-          <w:lang w:val="en-US" w:eastAsia="zh-CN"/>
-        </w:rPr>
-        <w:t>时效标准：从事件上报到预案启动时间不超过5分钟；故障定位时间不超过30分钟。</w:t>
-      </w:r>
-    </w:p>
-    <w:p>
-      <w:pPr>
-        <w:pStyle w:val="a7"/>
-        <w:rPr>
-          <w:rFonts w:hint="default"/>
-          <w:lang w:val="en-US" w:eastAsia="zh-CN"/>
-        </w:rPr>
-      </w:pPr>
-      <w:r>
-        <w:rPr>
-          <w:rFonts w:hint="default"/>
-          <w:lang w:val="en-US" w:eastAsia="zh-CN"/>
-        </w:rPr>
-        <w:t>沟通标准：信息流转顺畅，关键决策与状态变化在应急群内得到及时通报。</w:t>
-      </w:r>
-    </w:p>
-    <w:p>
-      <w:pPr>
-        <w:pStyle w:val="a7"/>
-        <w:rPr>
-          <w:rFonts w:hint="default"/>
-          <w:lang w:val="en-US" w:eastAsia="zh-CN"/>
-        </w:rPr>
-      </w:pPr>
-      <w:r>
-        <w:rPr>
-          <w:rFonts w:hint="default"/>
-          <w:lang w:val="en-US" w:eastAsia="zh-CN"/>
-        </w:rPr>
-        <w:t>技术标准：能够准确诊断出模拟故障的根本原因，并执行有效的恢复操作。</w:t>
-      </w:r>
-    </w:p>
-    <w:p>
-      <w:pPr>
-        <w:pStyle w:val="12"/>
+        <w:pStyle w:val="57"/>
         <w:bidi w:val="0"/>
         <w:rPr>
           <w:rFonts w:hint="default"/>
           <w:lang w:val="en-US" w:eastAsia="zh-CN"/>
         </w:rPr>
       </w:pPr>
-      <w:bookmarkStart w:id="7" w:name="_Toc23686"/>
-      <w:r>
-        <w:rPr>
-          <w:rFonts w:hint="default"/>
-          <w:lang w:val="en-US" w:eastAsia="zh-CN"/>
-        </w:rPr>
-        <w:t>准备工作与资源需求</w:t>
+      <w:r>
+        <w:rPr>
+          <w:rFonts w:hint="default"/>
+          <w:lang w:val="en-US" w:eastAsia="zh-CN"/>
+        </w:rPr>
+        <w:t>资源需求</w:t>
+      </w:r>
+    </w:p>
+    <w:p>
+      <w:pPr>
+        <w:pStyle w:val="56"/>
+        <w:rPr>
+          <w:rFonts w:hint="default"/>
+          <w:lang w:val="en-US" w:eastAsia="zh-CN"/>
+        </w:rPr>
+      </w:pPr>
+      <w:r>
+        <w:rPr>
+          <w:rFonts w:hint="default"/>
+          <w:lang w:val="en-US" w:eastAsia="zh-CN"/>
+        </w:rPr>
+        <w:t>权限：确保各小组在演练期间拥有所需系统的监控、日志查看与操作权限。</w:t>
+      </w:r>
+    </w:p>
+    <w:p>
+      <w:pPr>
+        <w:pStyle w:val="56"/>
+        <w:rPr>
+          <w:rFonts w:hint="default"/>
+          <w:lang w:val="en-US" w:eastAsia="zh-CN"/>
+        </w:rPr>
+      </w:pPr>
+      <w:r>
+        <w:rPr>
+          <w:rFonts w:hint="default"/>
+          <w:lang w:val="en-US" w:eastAsia="zh-CN"/>
+        </w:rPr>
+        <w:t>环境：确保演练所使用的监控平台、运维工具处于正常状态。</w:t>
+      </w:r>
+    </w:p>
+    <w:p>
+      <w:pPr>
+        <w:pStyle w:val="56"/>
+        <w:rPr>
+          <w:rFonts w:hint="default"/>
+          <w:lang w:val="en-US" w:eastAsia="zh-CN"/>
+        </w:rPr>
+      </w:pPr>
+      <w:r>
+        <w:rPr>
+          <w:rFonts w:hint="default"/>
+          <w:lang w:val="en-US" w:eastAsia="zh-CN"/>
+        </w:rPr>
+        <w:t>沟通：建立专用的应急演练即时通讯群（如企业微信群）。</w:t>
+      </w:r>
+    </w:p>
+    <w:p>
+      <w:pPr>
+        <w:pStyle w:val="57"/>
+        <w:bidi w:val="0"/>
+        <w:rPr>
+          <w:rFonts w:hint="default"/>
+          <w:lang w:val="en-US" w:eastAsia="zh-CN"/>
+        </w:rPr>
+      </w:pPr>
+      <w:r>
+        <w:rPr>
+          <w:rFonts w:hint="default"/>
+          <w:lang w:val="en-US" w:eastAsia="zh-CN"/>
+        </w:rPr>
+        <w:t>准备工作</w:t>
+      </w:r>
+    </w:p>
+    <w:p>
+      <w:pPr>
+        <w:pStyle w:val="56"/>
+        <w:rPr>
+          <w:rFonts w:hint="default"/>
+          <w:lang w:val="en-US" w:eastAsia="zh-CN"/>
+        </w:rPr>
+      </w:pPr>
+      <w:r>
+        <w:rPr>
+          <w:rFonts w:hint="default"/>
+          <w:lang w:val="en-US" w:eastAsia="zh-CN"/>
+        </w:rPr>
+        <w:t>提前3个工作日将本计划发送至全体参演人员。</w:t>
+      </w:r>
+    </w:p>
+    <w:p>
+      <w:pPr>
+        <w:pStyle w:val="56"/>
+        <w:rPr>
+          <w:rFonts w:hint="default"/>
+          <w:lang w:val="en-US" w:eastAsia="zh-CN"/>
+        </w:rPr>
+      </w:pPr>
+      <w:r>
+        <w:rPr>
+          <w:rFonts w:hint="default"/>
+          <w:lang w:val="en-US" w:eastAsia="zh-CN"/>
+        </w:rPr>
+        <w:t>提前与数据局指挥组进行最终沟通与确认。</w:t>
+      </w:r>
+    </w:p>
+    <w:p>
+      <w:pPr>
+        <w:pStyle w:val="56"/>
+        <w:rPr>
+          <w:rFonts w:hint="default"/>
+          <w:lang w:val="en-US" w:eastAsia="zh-CN"/>
+        </w:rPr>
+      </w:pPr>
+      <w:r>
+        <w:rPr>
+          <w:rFonts w:hint="default"/>
+          <w:lang w:val="en-US" w:eastAsia="zh-CN"/>
+        </w:rPr>
+        <w:t>观察记录组提前熟悉记录模板。</w:t>
+      </w:r>
+    </w:p>
+    <w:p>
+      <w:pPr>
+        <w:pStyle w:val="55"/>
+        <w:bidi w:val="0"/>
+        <w:rPr>
+          <w:rFonts w:hint="default"/>
+          <w:lang w:val="en-US" w:eastAsia="zh-CN"/>
+        </w:rPr>
+      </w:pPr>
+      <w:bookmarkStart w:id="7" w:name="_Toc14877"/>
+      <w:r>
+        <w:rPr>
+          <w:rFonts w:hint="default"/>
+          <w:lang w:val="en-US" w:eastAsia="zh-CN"/>
+        </w:rPr>
+        <w:t>风险控制与注意事项</w:t>
       </w:r>
       <w:bookmarkEnd w:id="7"/>
     </w:p>
     <w:p>
       <w:pPr>
-        <w:pStyle w:val="22"/>
+        <w:pStyle w:val="57"/>
         <w:bidi w:val="0"/>
         <w:rPr>
           <w:rFonts w:hint="default"/>
@@ -2966,60 +3187,28 @@
           <w:rFonts w:hint="default"/>
           <w:lang w:val="en-US" w:eastAsia="zh-CN"/>
         </w:rPr>
-        <w:t>资源需求</w:t>
-      </w:r>
-    </w:p>
-    <w:p>
-      <w:pPr>
-        <w:pStyle w:val="a7"/>
-        <w:rPr>
-          <w:rFonts w:hint="default"/>
-          <w:lang w:val="en-US" w:eastAsia="zh-CN"/>
-        </w:rPr>
-      </w:pPr>
-      <w:r>
-        <w:rPr>
-          <w:rFonts w:hint="default"/>
-          <w:lang w:val="en-US" w:eastAsia="zh-CN"/>
-        </w:rPr>
-        <w:t>权限：确保各小组在演练期间拥有所需系统的监控、日志查看与操作权限。</w:t>
-      </w:r>
-    </w:p>
-    <w:p>
-      <w:pPr>
-        <w:pStyle w:val="a7"/>
-        <w:rPr>
-          <w:rFonts w:hint="default"/>
-          <w:lang w:val="en-US" w:eastAsia="zh-CN"/>
-        </w:rPr>
-      </w:pPr>
-      <w:r>
-        <w:rPr>
-          <w:rFonts w:hint="default"/>
-          <w:lang w:val="en-US" w:eastAsia="zh-CN"/>
-        </w:rPr>
-        <w:t>环境：确保演练所使用的监控平台、运维工具处于正常状态。</w:t>
-      </w:r>
-    </w:p>
-    <w:p>
-      <w:pPr>
-        <w:pStyle w:val="a7"/>
-        <w:rPr>
-          <w:rFonts w:hint="default"/>
-          <w:lang w:val="en-US" w:eastAsia="zh-CN"/>
-        </w:rPr>
-      </w:pPr>
-      <w:r>
-        <w:rPr>
-          <w:rFonts w:hint="default"/>
-          <w:lang w:val="en-US" w:eastAsia="zh-CN"/>
-        </w:rPr>
-        <w:t>沟通：建立专用的应急演练即时通讯群（如企业微信群）。</w:t>
-      </w:r>
-    </w:p>
-    <w:p>
-      <w:pPr>
-        <w:pStyle w:val="22"/>
+        <w:t>风险控制</w:t>
+      </w:r>
+    </w:p>
+    <w:p>
+      <w:pPr>
+        <w:pStyle w:val="56"/>
+        <w:rPr>
+          <w:rFonts w:hint="default"/>
+          <w:lang w:val="en-US" w:eastAsia="zh-CN"/>
+        </w:rPr>
+      </w:pPr>
+      <w:r>
+        <w:rPr>
+          <w:rFonts w:hint="default"/>
+          <w:lang w:val="en-US" w:eastAsia="zh-CN"/>
+        </w:rPr>
+        <w:t>所有修复操作需在确认是模拟演练的前提下进行，严禁对生产环境造成实质性影响。设置“安全词”，一旦出现意外情况可立即中止演练。</w:t>
+      </w:r>
+    </w:p>
+    <w:p>
+      <w:pPr>
+        <w:pStyle w:val="57"/>
         <w:bidi w:val="0"/>
         <w:rPr>
           <w:rFonts w:hint="default"/>
@@ -3031,129 +3220,12 @@
           <w:rFonts w:hint="default"/>
           <w:lang w:val="en-US" w:eastAsia="zh-CN"/>
         </w:rPr>
-        <w:t>准备工作</w:t>
-      </w:r>
-    </w:p>
-    <w:p>
-      <w:pPr>
-        <w:pStyle w:val="a7"/>
-        <w:rPr>
-          <w:rFonts w:hint="default"/>
-          <w:lang w:val="en-US" w:eastAsia="zh-CN"/>
-        </w:rPr>
-      </w:pPr>
-      <w:r>
-        <w:rPr>
-          <w:rFonts w:hint="default"/>
-          <w:lang w:val="en-US" w:eastAsia="zh-CN"/>
-        </w:rPr>
-        <w:t>提前3个工作日将本计划发送至全体参演人员。</w:t>
-      </w:r>
-    </w:p>
-    <w:p>
-      <w:pPr>
-        <w:pStyle w:val="a7"/>
-        <w:rPr>
-          <w:rFonts w:hint="default"/>
-          <w:lang w:val="en-US" w:eastAsia="zh-CN"/>
-        </w:rPr>
-      </w:pPr>
-      <w:r>
-        <w:rPr>
-          <w:rFonts w:hint="default"/>
-          <w:lang w:val="en-US" w:eastAsia="zh-CN"/>
-        </w:rPr>
-        <w:t>提前与数据局指挥组进行最终沟通与确认。</w:t>
-      </w:r>
-    </w:p>
-    <w:p>
-      <w:pPr>
-        <w:pStyle w:val="a7"/>
-        <w:rPr>
-          <w:rFonts w:hint="default"/>
-          <w:lang w:val="en-US" w:eastAsia="zh-CN"/>
-        </w:rPr>
-      </w:pPr>
-      <w:r>
-        <w:rPr>
-          <w:rFonts w:hint="default"/>
-          <w:lang w:val="en-US" w:eastAsia="zh-CN"/>
-        </w:rPr>
-        <w:t>观察记录组提前熟悉记录模板。</w:t>
-      </w:r>
-    </w:p>
-    <w:p>
-      <w:pPr>
-        <w:pStyle w:val="12"/>
-        <w:bidi w:val="0"/>
-        <w:rPr>
-          <w:rFonts w:hint="default"/>
-          <w:lang w:val="en-US" w:eastAsia="zh-CN"/>
-        </w:rPr>
-      </w:pPr>
-      <w:bookmarkStart w:id="8" w:name="_Toc14877"/>
-      <w:r>
-        <w:rPr>
-          <w:rFonts w:hint="default"/>
-          <w:lang w:val="en-US" w:eastAsia="zh-CN"/>
-        </w:rPr>
-        <w:t>风险控制与注意事项</w:t>
-      </w:r>
-      <w:bookmarkEnd w:id="8"/>
-    </w:p>
-    <w:p>
-      <w:pPr>
-        <w:pStyle w:val="22"/>
-        <w:bidi w:val="0"/>
-        <w:rPr>
-          <w:rFonts w:hint="default"/>
-          <w:lang w:val="en-US" w:eastAsia="zh-CN"/>
-        </w:rPr>
-      </w:pPr>
-      <w:r>
-        <w:rPr>
-          <w:rFonts w:hint="default"/>
-          <w:lang w:val="en-US" w:eastAsia="zh-CN"/>
-        </w:rPr>
-        <w:t>风险控制</w:t>
-      </w:r>
-    </w:p>
-    <w:p>
-      <w:pPr>
-        <w:pStyle w:val="a7"/>
-        <w:rPr>
-          <w:rFonts w:hint="default"/>
-          <w:lang w:val="en-US" w:eastAsia="zh-CN"/>
-        </w:rPr>
-      </w:pPr>
-      <w:r>
-        <w:rPr>
-          <w:rFonts w:hint="default"/>
-          <w:lang w:val="en-US" w:eastAsia="zh-CN"/>
-        </w:rPr>
-        <w:t>所有修复操作需在确认是模拟演练的前提下进行，严禁对生产环境造成实质性影响。设置“安全词”，一旦出现意外情况可立即中止演练。</w:t>
-      </w:r>
-    </w:p>
-    <w:p>
-      <w:pPr>
-        <w:pStyle w:val="22"/>
-        <w:bidi w:val="0"/>
-        <w:rPr>
-          <w:rFonts w:hint="default"/>
-          <w:lang w:val="en-US" w:eastAsia="zh-CN"/>
-        </w:rPr>
-      </w:pPr>
-      <w:r>
-        <w:rPr>
-          <w:rFonts w:hint="default"/>
-          <w:lang w:val="en-US" w:eastAsia="zh-CN"/>
-        </w:rPr>
         <w:t>注意事项</w:t>
       </w:r>
     </w:p>
     <w:p>
       <w:pPr>
-        <w:pStyle w:val="a7"/>
+        <w:pStyle w:val="56"/>
         <w:rPr>
           <w:rFonts w:hint="default"/>
           <w:lang w:val="en-US" w:eastAsia="zh-CN"/>
@@ -3169,7 +3241,7 @@
     </w:p>
     <w:p>
       <w:pPr>
-        <w:pStyle w:val="a7"/>
+        <w:pStyle w:val="56"/>
         <w:rPr>
           <w:rFonts w:hint="default"/>
           <w:lang w:val="en-US" w:eastAsia="zh-CN"/>
@@ -3185,7 +3257,7 @@
     </w:p>
     <w:p>
       <w:pPr>
-        <w:pStyle w:val="a7"/>
+        <w:pStyle w:val="56"/>
         <w:rPr>
           <w:rFonts w:hint="default"/>
           <w:lang w:val="en-US" w:eastAsia="zh-CN"/>
@@ -3200,14 +3272,14 @@
       </w:r>
     </w:p>
     <w:sectPr>
-      <w:headerReference w:type="default" r:id="rId8"/>
-      <w:footerReference w:type="default" r:id="rId9"/>
-      <w:headerReference w:type="first" r:id="rId10"/>
-      <w:footerReference w:type="first" r:id="rId11"/>
+      <w:headerReference r:id="rId8" w:type="first"/>
+      <w:footerReference r:id="rId10" w:type="first"/>
+      <w:headerReference r:id="rId7" w:type="default"/>
+      <w:footerReference r:id="rId9" w:type="default"/>
       <w:pgSz w:w="11906" w:h="16838"/>
       <w:pgMar w:top="1440" w:right="1800" w:bottom="1440" w:left="1800" w:header="851" w:footer="992" w:gutter="0"/>
       <w:pgNumType w:start="1"/>
-      <w:cols w:num="1" w:space="720"/>
+      <w:cols w:space="720" w:num="1"/>
       <w:titlePg/>
       <w:docGrid w:type="lines" w:linePitch="312" w:charSpace="0"/>
     </w:sectPr>
@@ -3215,11 +3287,36 @@
 </w:document>
 </file>
 
+<file path=word/endnotes.xml><?xml version="1.0" encoding="utf-8"?>
+<w:endnotes xmlns:wpc="http://schemas.microsoft.com/office/word/2010/wordprocessingCanvas" xmlns:mc="http://schemas.openxmlformats.org/markup-compatibility/2006" xmlns:o="urn:schemas-microsoft-com:office:office" xmlns:r="http://schemas.openxmlformats.org/officeDocument/2006/relationships" xmlns:m="http://schemas.openxmlformats.org/officeDocument/2006/math" xmlns:v="urn:schemas-microsoft-com:vml" xmlns:wp14="http://schemas.microsoft.com/office/word/2010/wordprocessingDrawing" xmlns:wp="http://schemas.openxmlformats.org/drawingml/2006/wordprocessingDrawing" xmlns:w="http://schemas.openxmlformats.org/wordprocessingml/2006/main" xmlns:w14="http://schemas.microsoft.com/office/word/2010/wordml" xmlns:w15="http://schemas.microsoft.com/office/word/2012/wordml" xmlns:w10="urn:schemas-microsoft-com:office:word" xmlns:wpg="http://schemas.microsoft.com/office/word/2010/wordprocessingGroup" xmlns:wpi="http://schemas.microsoft.com/office/word/2010/wordprocessingInk" xmlns:wne="http://schemas.microsoft.com/office/word/2006/wordml" xmlns:wps="http://schemas.microsoft.com/office/word/2010/wordprocessingShape" xmlns:wpsCustomData="http://www.wps.cn/officeDocument/2013/wpsCustomData" mc:Ignorable="w14 w15 wp14">
+  <w:endnote w:type="separator" w:id="0">
+    <w:p>
+      <w:pPr>
+        <w:spacing w:line="240" w:lineRule="auto"/>
+      </w:pPr>
+      <w:r>
+        <w:separator/>
+      </w:r>
+    </w:p>
+  </w:endnote>
+  <w:endnote w:type="continuationSeparator" w:id="1">
+    <w:p>
+      <w:pPr>
+        <w:spacing w:line="240" w:lineRule="auto"/>
+      </w:pPr>
+      <w:r>
+        <w:continuationSeparator/>
+      </w:r>
+    </w:p>
+  </w:endnote>
+</w:endnotes>
+</file>
+
 <file path=word/footer1.xml><?xml version="1.0" encoding="utf-8"?>
-<w:ftr xmlns:wpc="http://schemas.microsoft.com/office/word/2010/wordprocessingCanvas" xmlns:mc="http://schemas.openxmlformats.org/markup-compatibility/2006" xmlns:o="urn:schemas-microsoft-com:office:office" xmlns:r="http://schemas.openxmlformats.org/officeDocument/2006/relationships" xmlns:m="http://schemas.openxmlformats.org/officeDocument/2006/math" xmlns:v="urn:schemas-microsoft-com:vml" xmlns:wp14="http://schemas.microsoft.com/office/word/2010/wordprocessingDrawing" xmlns:wp="http://schemas.openxmlformats.org/drawingml/2006/wordprocessingDrawing" xmlns:w10="urn:schemas-microsoft-com:office:word" xmlns:w="http://schemas.openxmlformats.org/wordprocessingml/2006/main" xmlns:w14="http://schemas.microsoft.com/office/word/2010/wordml" xmlns:w15="http://schemas.microsoft.com/office/word/2012/wordml" xmlns:wne="http://schemas.microsoft.com/office/word/2006/wordml" xmlns:wpg="http://schemas.microsoft.com/office/word/2010/wordprocessingGroup" xmlns:wpi="http://schemas.microsoft.com/office/word/2010/wordprocessingInk" xmlns:wps="http://schemas.microsoft.com/office/word/2010/wordprocessingShape" mc:Ignorable="w14 w15 wp14">
+<w:ftr xmlns:wpc="http://schemas.microsoft.com/office/word/2010/wordprocessingCanvas" xmlns:mc="http://schemas.openxmlformats.org/markup-compatibility/2006" xmlns:o="urn:schemas-microsoft-com:office:office" xmlns:r="http://schemas.openxmlformats.org/officeDocument/2006/relationships" xmlns:m="http://schemas.openxmlformats.org/officeDocument/2006/math" xmlns:v="urn:schemas-microsoft-com:vml" xmlns:wp14="http://schemas.microsoft.com/office/word/2010/wordprocessingDrawing" xmlns:wp="http://schemas.openxmlformats.org/drawingml/2006/wordprocessingDrawing" xmlns:w10="urn:schemas-microsoft-com:office:word" xmlns:w="http://schemas.openxmlformats.org/wordprocessingml/2006/main" xmlns:w14="http://schemas.microsoft.com/office/word/2010/wordml" xmlns:w15="http://schemas.microsoft.com/office/word/2012/wordml" xmlns:wpg="http://schemas.microsoft.com/office/word/2010/wordprocessingGroup" xmlns:wpi="http://schemas.microsoft.com/office/word/2010/wordprocessingInk" xmlns:wne="http://schemas.microsoft.com/office/word/2006/wordml" xmlns:wps="http://schemas.microsoft.com/office/word/2010/wordprocessingShape" xmlns:wpsCustomData="http://www.wps.cn/officeDocument/2013/wpsCustomData" mc:Ignorable="w14 w15 wp14">
   <w:p>
     <w:pPr>
-      <w:pStyle w:val="Footer"/>
+      <w:pStyle w:val="18"/>
     </w:pPr>
     <w:r>
       <w:rPr>
@@ -3232,27 +3329,26 @@
 </file>
 
 <file path=word/footer2.xml><?xml version="1.0" encoding="utf-8"?>
-<w:ftr xmlns:wpc="http://schemas.microsoft.com/office/word/2010/wordprocessingCanvas" xmlns:mc="http://schemas.openxmlformats.org/markup-compatibility/2006" xmlns:o="urn:schemas-microsoft-com:office:office" xmlns:r="http://schemas.openxmlformats.org/officeDocument/2006/relationships" xmlns:m="http://schemas.openxmlformats.org/officeDocument/2006/math" xmlns:v="urn:schemas-microsoft-com:vml" xmlns:wp14="http://schemas.microsoft.com/office/word/2010/wordprocessingDrawing" xmlns:wp="http://schemas.openxmlformats.org/drawingml/2006/wordprocessingDrawing" xmlns:w10="urn:schemas-microsoft-com:office:word" xmlns:w="http://schemas.openxmlformats.org/wordprocessingml/2006/main" xmlns:w14="http://schemas.microsoft.com/office/word/2010/wordml" xmlns:w15="http://schemas.microsoft.com/office/word/2012/wordml" xmlns:wne="http://schemas.microsoft.com/office/word/2006/wordml" xmlns:wpg="http://schemas.microsoft.com/office/word/2010/wordprocessingGroup" xmlns:wpi="http://schemas.microsoft.com/office/word/2010/wordprocessingInk" xmlns:wps="http://schemas.microsoft.com/office/word/2010/wordprocessingShape" mc:Ignorable="w14 w15 wp14">
+<w:ftr xmlns:wpc="http://schemas.microsoft.com/office/word/2010/wordprocessingCanvas" xmlns:mc="http://schemas.openxmlformats.org/markup-compatibility/2006" xmlns:o="urn:schemas-microsoft-com:office:office" xmlns:r="http://schemas.openxmlformats.org/officeDocument/2006/relationships" xmlns:m="http://schemas.openxmlformats.org/officeDocument/2006/math" xmlns:v="urn:schemas-microsoft-com:vml" xmlns:wp14="http://schemas.microsoft.com/office/word/2010/wordprocessingDrawing" xmlns:wp="http://schemas.openxmlformats.org/drawingml/2006/wordprocessingDrawing" xmlns:w10="urn:schemas-microsoft-com:office:word" xmlns:w="http://schemas.openxmlformats.org/wordprocessingml/2006/main" xmlns:w14="http://schemas.microsoft.com/office/word/2010/wordml" xmlns:w15="http://schemas.microsoft.com/office/word/2012/wordml" xmlns:wpg="http://schemas.microsoft.com/office/word/2010/wordprocessingGroup" xmlns:wpi="http://schemas.microsoft.com/office/word/2010/wordprocessingInk" xmlns:wne="http://schemas.microsoft.com/office/word/2006/wordml" xmlns:wps="http://schemas.microsoft.com/office/word/2010/wordprocessingShape" xmlns:wpsCustomData="http://www.wps.cn/officeDocument/2013/wpsCustomData" mc:Ignorable="w14 w15 wp14">
   <w:p>
     <w:pPr>
-      <w:pStyle w:val="Footer"/>
+      <w:pStyle w:val="18"/>
       <w:ind w:right="360"/>
       <w:jc w:val="center"/>
     </w:pPr>
     <w:r>
       <w:pict>
-        <v:shapetype id="_x0000_t202" coordsize="21600,21600" o:spt="202" path="m,l,21600r21600,l21600,xe">
-          <v:stroke joinstyle="miter"/>
-          <v:path gradientshapeok="t" o:connecttype="rect"/>
-        </v:shapetype>
-        <v:shape id="_x0000_s2049" o:spid="_x0000_s2049" type="#_x0000_t202" style="height:2in;margin-left:0;margin-top:0;mso-height-relative:page;mso-position-horizontal:center;mso-position-horizontal-relative:margin;mso-width-relative:page;mso-wrap-style:none;position:absolute;width:2in;z-index:251658240" coordsize="21600,21600" filled="f" stroked="f">
-          <v:stroke joinstyle="miter"/>
+        <v:shape id="_x0000_s2049" o:spid="_x0000_s2049" o:spt="202" type="#_x0000_t202" style="position:absolute;left:0pt;margin-top:0pt;height:144pt;width:144pt;mso-position-horizontal:center;mso-position-horizontal-relative:margin;mso-wrap-style:none;z-index:251659264;mso-width-relative:page;mso-height-relative:page;" filled="f" stroked="f" coordsize="21600,21600">
+          <v:path/>
+          <v:fill on="f" focussize="0,0"/>
+          <v:stroke on="f" joinstyle="miter"/>
+          <v:imagedata o:title=""/>
           <o:lock v:ext="edit" aspectratio="f"/>
-          <v:textbox style="mso-fit-shape-to-text:t" inset="0,0,0,0">
+          <v:textbox inset="0mm,0mm,0mm,0mm" style="mso-fit-shape-to-text:t;">
             <w:txbxContent>
               <w:p>
                 <w:pPr>
-                  <w:pStyle w:val="Footer"/>
+                  <w:pStyle w:val="18"/>
                 </w:pPr>
                 <w:r>
                   <w:t xml:space="preserve">— </w:t>
@@ -3286,26 +3382,25 @@
 </file>
 
 <file path=word/footer3.xml><?xml version="1.0" encoding="utf-8"?>
-<w:ftr xmlns:wpc="http://schemas.microsoft.com/office/word/2010/wordprocessingCanvas" xmlns:mc="http://schemas.openxmlformats.org/markup-compatibility/2006" xmlns:o="urn:schemas-microsoft-com:office:office" xmlns:r="http://schemas.openxmlformats.org/officeDocument/2006/relationships" xmlns:m="http://schemas.openxmlformats.org/officeDocument/2006/math" xmlns:v="urn:schemas-microsoft-com:vml" xmlns:wp14="http://schemas.microsoft.com/office/word/2010/wordprocessingDrawing" xmlns:wp="http://schemas.openxmlformats.org/drawingml/2006/wordprocessingDrawing" xmlns:w10="urn:schemas-microsoft-com:office:word" xmlns:w="http://schemas.openxmlformats.org/wordprocessingml/2006/main" xmlns:w14="http://schemas.microsoft.com/office/word/2010/wordml" xmlns:w15="http://schemas.microsoft.com/office/word/2012/wordml" xmlns:wne="http://schemas.microsoft.com/office/word/2006/wordml" xmlns:wpg="http://schemas.microsoft.com/office/word/2010/wordprocessingGroup" xmlns:wpi="http://schemas.microsoft.com/office/word/2010/wordprocessingInk" xmlns:wps="http://schemas.microsoft.com/office/word/2010/wordprocessingShape" mc:Ignorable="w14 w15 wp14">
+<w:ftr xmlns:wpc="http://schemas.microsoft.com/office/word/2010/wordprocessingCanvas" xmlns:mc="http://schemas.openxmlformats.org/markup-compatibility/2006" xmlns:o="urn:schemas-microsoft-com:office:office" xmlns:r="http://schemas.openxmlformats.org/officeDocument/2006/relationships" xmlns:m="http://schemas.openxmlformats.org/officeDocument/2006/math" xmlns:v="urn:schemas-microsoft-com:vml" xmlns:wp14="http://schemas.microsoft.com/office/word/2010/wordprocessingDrawing" xmlns:wp="http://schemas.openxmlformats.org/drawingml/2006/wordprocessingDrawing" xmlns:w10="urn:schemas-microsoft-com:office:word" xmlns:w="http://schemas.openxmlformats.org/wordprocessingml/2006/main" xmlns:w14="http://schemas.microsoft.com/office/word/2010/wordml" xmlns:w15="http://schemas.microsoft.com/office/word/2012/wordml" xmlns:wpg="http://schemas.microsoft.com/office/word/2010/wordprocessingGroup" xmlns:wpi="http://schemas.microsoft.com/office/word/2010/wordprocessingInk" xmlns:wne="http://schemas.microsoft.com/office/word/2006/wordml" xmlns:wps="http://schemas.microsoft.com/office/word/2010/wordprocessingShape" xmlns:wpsCustomData="http://www.wps.cn/officeDocument/2013/wpsCustomData" mc:Ignorable="w14 w15 wp14">
   <w:p>
     <w:pPr>
-      <w:pStyle w:val="Footer"/>
+      <w:pStyle w:val="18"/>
       <w:jc w:val="center"/>
     </w:pPr>
     <w:r>
       <w:pict>
-        <v:shapetype id="_x0000_t202" coordsize="21600,21600" o:spt="202" path="m,l,21600r21600,l21600,xe">
-          <v:stroke joinstyle="miter"/>
-          <v:path gradientshapeok="t" o:connecttype="rect"/>
-        </v:shapetype>
-        <v:shape id="_x0000_s2050" o:spid="_x0000_s2050" type="#_x0000_t202" style="height:2in;margin-left:0;margin-top:0;mso-height-relative:page;mso-position-horizontal:center;mso-position-horizontal-relative:margin;mso-width-relative:page;mso-wrap-style:none;position:absolute;width:2in;z-index:251659264" coordsize="21600,21600" filled="f" stroked="f">
-          <v:stroke joinstyle="miter"/>
+        <v:shape id="_x0000_s2050" o:spid="_x0000_s2050" o:spt="202" type="#_x0000_t202" style="position:absolute;left:0pt;margin-top:0pt;height:144pt;width:144pt;mso-position-horizontal:center;mso-position-horizontal-relative:margin;mso-wrap-style:none;z-index:251660288;mso-width-relative:page;mso-height-relative:page;" filled="f" stroked="f" coordsize="21600,21600">
+          <v:path/>
+          <v:fill on="f" focussize="0,0"/>
+          <v:stroke on="f" joinstyle="miter"/>
+          <v:imagedata o:title=""/>
           <o:lock v:ext="edit" aspectratio="f"/>
-          <v:textbox style="mso-fit-shape-to-text:t" inset="0,0,0,0">
+          <v:textbox inset="0mm,0mm,0mm,0mm" style="mso-fit-shape-to-text:t;">
             <w:txbxContent>
               <w:p>
                 <w:pPr>
-                  <w:pStyle w:val="Footer"/>
+                  <w:pStyle w:val="18"/>
                 </w:pPr>
                 <w:r>
                   <w:t xml:space="preserve">— </w:t>
@@ -3338,11 +3433,36 @@
 </w:ftr>
 </file>
 
+<file path=word/footnotes.xml><?xml version="1.0" encoding="utf-8"?>
+<w:footnotes xmlns:wpc="http://schemas.microsoft.com/office/word/2010/wordprocessingCanvas" xmlns:mc="http://schemas.openxmlformats.org/markup-compatibility/2006" xmlns:o="urn:schemas-microsoft-com:office:office" xmlns:r="http://schemas.openxmlformats.org/officeDocument/2006/relationships" xmlns:m="http://schemas.openxmlformats.org/officeDocument/2006/math" xmlns:v="urn:schemas-microsoft-com:vml" xmlns:wp14="http://schemas.microsoft.com/office/word/2010/wordprocessingDrawing" xmlns:wp="http://schemas.openxmlformats.org/drawingml/2006/wordprocessingDrawing" xmlns:w="http://schemas.openxmlformats.org/wordprocessingml/2006/main" xmlns:w14="http://schemas.microsoft.com/office/word/2010/wordml" xmlns:w15="http://schemas.microsoft.com/office/word/2012/wordml" xmlns:w10="urn:schemas-microsoft-com:office:word" xmlns:wpg="http://schemas.microsoft.com/office/word/2010/wordprocessingGroup" xmlns:wpi="http://schemas.microsoft.com/office/word/2010/wordprocessingInk" xmlns:wne="http://schemas.microsoft.com/office/word/2006/wordml" xmlns:wps="http://schemas.microsoft.com/office/word/2010/wordprocessingShape" xmlns:wpsCustomData="http://www.wps.cn/officeDocument/2013/wpsCustomData" mc:Ignorable="w14 w15 wp14">
+  <w:footnote w:type="separator" w:id="0">
+    <w:p>
+      <w:pPr>
+        <w:spacing w:line="360" w:lineRule="auto"/>
+      </w:pPr>
+      <w:r>
+        <w:separator/>
+      </w:r>
+    </w:p>
+  </w:footnote>
+  <w:footnote w:type="continuationSeparator" w:id="1">
+    <w:p>
+      <w:pPr>
+        <w:spacing w:line="360" w:lineRule="auto"/>
+      </w:pPr>
+      <w:r>
+        <w:continuationSeparator/>
+      </w:r>
+    </w:p>
+  </w:footnote>
+</w:footnotes>
+</file>
+
 <file path=word/header1.xml><?xml version="1.0" encoding="utf-8"?>
-<w:hdr xmlns:wpc="http://schemas.microsoft.com/office/word/2010/wordprocessingCanvas" xmlns:mc="http://schemas.openxmlformats.org/markup-compatibility/2006" xmlns:o="urn:schemas-microsoft-com:office:office" xmlns:r="http://schemas.openxmlformats.org/officeDocument/2006/relationships" xmlns:m="http://schemas.openxmlformats.org/officeDocument/2006/math" xmlns:v="urn:schemas-microsoft-com:vml" xmlns:wp14="http://schemas.microsoft.com/office/word/2010/wordprocessingDrawing" xmlns:wp="http://schemas.openxmlformats.org/drawingml/2006/wordprocessingDrawing" xmlns:w10="urn:schemas-microsoft-com:office:word" xmlns:w="http://schemas.openxmlformats.org/wordprocessingml/2006/main" xmlns:w14="http://schemas.microsoft.com/office/word/2010/wordml" xmlns:w15="http://schemas.microsoft.com/office/word/2012/wordml" xmlns:wne="http://schemas.microsoft.com/office/word/2006/wordml" xmlns:wpg="http://schemas.microsoft.com/office/word/2010/wordprocessingGroup" xmlns:wpi="http://schemas.microsoft.com/office/word/2010/wordprocessingInk" xmlns:wps="http://schemas.microsoft.com/office/word/2010/wordprocessingShape" mc:Ignorable="w14 w15 wp14">
+<w:hdr xmlns:wpc="http://schemas.microsoft.com/office/word/2010/wordprocessingCanvas" xmlns:mc="http://schemas.openxmlformats.org/markup-compatibility/2006" xmlns:o="urn:schemas-microsoft-com:office:office" xmlns:r="http://schemas.openxmlformats.org/officeDocument/2006/relationships" xmlns:m="http://schemas.openxmlformats.org/officeDocument/2006/math" xmlns:v="urn:schemas-microsoft-com:vml" xmlns:wp14="http://schemas.microsoft.com/office/word/2010/wordprocessingDrawing" xmlns:wp="http://schemas.openxmlformats.org/drawingml/2006/wordprocessingDrawing" xmlns:w10="urn:schemas-microsoft-com:office:word" xmlns:w="http://schemas.openxmlformats.org/wordprocessingml/2006/main" xmlns:w14="http://schemas.microsoft.com/office/word/2010/wordml" xmlns:w15="http://schemas.microsoft.com/office/word/2012/wordml" xmlns:wpg="http://schemas.microsoft.com/office/word/2010/wordprocessingGroup" xmlns:wpi="http://schemas.microsoft.com/office/word/2010/wordprocessingInk" xmlns:wne="http://schemas.microsoft.com/office/word/2006/wordml" xmlns:wps="http://schemas.microsoft.com/office/word/2010/wordprocessingShape" xmlns:wpsCustomData="http://www.wps.cn/officeDocument/2013/wpsCustomData" mc:Ignorable="w14 w15 wp14">
   <w:p>
     <w:pPr>
-      <w:pStyle w:val="Footer"/>
+      <w:pStyle w:val="18"/>
       <w:ind w:right="84"/>
       <w:jc w:val="center"/>
     </w:pPr>
@@ -3351,10 +3471,10 @@
 </file>
 
 <file path=word/header2.xml><?xml version="1.0" encoding="utf-8"?>
-<w:hdr xmlns:wpc="http://schemas.microsoft.com/office/word/2010/wordprocessingCanvas" xmlns:mc="http://schemas.openxmlformats.org/markup-compatibility/2006" xmlns:o="urn:schemas-microsoft-com:office:office" xmlns:r="http://schemas.openxmlformats.org/officeDocument/2006/relationships" xmlns:m="http://schemas.openxmlformats.org/officeDocument/2006/math" xmlns:v="urn:schemas-microsoft-com:vml" xmlns:wp14="http://schemas.microsoft.com/office/word/2010/wordprocessingDrawing" xmlns:wp="http://schemas.openxmlformats.org/drawingml/2006/wordprocessingDrawing" xmlns:w10="urn:schemas-microsoft-com:office:word" xmlns:w="http://schemas.openxmlformats.org/wordprocessingml/2006/main" xmlns:w14="http://schemas.microsoft.com/office/word/2010/wordml" xmlns:w15="http://schemas.microsoft.com/office/word/2012/wordml" xmlns:wne="http://schemas.microsoft.com/office/word/2006/wordml" xmlns:wpg="http://schemas.microsoft.com/office/word/2010/wordprocessingGroup" xmlns:wpi="http://schemas.microsoft.com/office/word/2010/wordprocessingInk" xmlns:wps="http://schemas.microsoft.com/office/word/2010/wordprocessingShape" mc:Ignorable="w14 w15 wp14">
+<w:hdr xmlns:wpc="http://schemas.microsoft.com/office/word/2010/wordprocessingCanvas" xmlns:mc="http://schemas.openxmlformats.org/markup-compatibility/2006" xmlns:o="urn:schemas-microsoft-com:office:office" xmlns:r="http://schemas.openxmlformats.org/officeDocument/2006/relationships" xmlns:m="http://schemas.openxmlformats.org/officeDocument/2006/math" xmlns:v="urn:schemas-microsoft-com:vml" xmlns:wp14="http://schemas.microsoft.com/office/word/2010/wordprocessingDrawing" xmlns:wp="http://schemas.openxmlformats.org/drawingml/2006/wordprocessingDrawing" xmlns:w10="urn:schemas-microsoft-com:office:word" xmlns:w="http://schemas.openxmlformats.org/wordprocessingml/2006/main" xmlns:w14="http://schemas.microsoft.com/office/word/2010/wordml" xmlns:w15="http://schemas.microsoft.com/office/word/2012/wordml" xmlns:wpg="http://schemas.microsoft.com/office/word/2010/wordprocessingGroup" xmlns:wpi="http://schemas.microsoft.com/office/word/2010/wordprocessingInk" xmlns:wne="http://schemas.microsoft.com/office/word/2006/wordml" xmlns:wps="http://schemas.microsoft.com/office/word/2010/wordprocessingShape" xmlns:wpsCustomData="http://www.wps.cn/officeDocument/2013/wpsCustomData" mc:Ignorable="w14 w15 wp14">
   <w:p>
     <w:pPr>
-      <w:pStyle w:val="Header"/>
+      <w:pStyle w:val="19"/>
       <w:jc w:val="right"/>
     </w:pPr>
     <w:r>
@@ -3368,10 +3488,10 @@
 </file>
 
 <file path=word/header3.xml><?xml version="1.0" encoding="utf-8"?>
-<w:hdr xmlns:wpc="http://schemas.microsoft.com/office/word/2010/wordprocessingCanvas" xmlns:mc="http://schemas.openxmlformats.org/markup-compatibility/2006" xmlns:o="urn:schemas-microsoft-com:office:office" xmlns:r="http://schemas.openxmlformats.org/officeDocument/2006/relationships" xmlns:m="http://schemas.openxmlformats.org/officeDocument/2006/math" xmlns:v="urn:schemas-microsoft-com:vml" xmlns:wp14="http://schemas.microsoft.com/office/word/2010/wordprocessingDrawing" xmlns:wp="http://schemas.openxmlformats.org/drawingml/2006/wordprocessingDrawing" xmlns:w10="urn:schemas-microsoft-com:office:word" xmlns:w="http://schemas.openxmlformats.org/wordprocessingml/2006/main" xmlns:w14="http://schemas.microsoft.com/office/word/2010/wordml" xmlns:w15="http://schemas.microsoft.com/office/word/2012/wordml" xmlns:wne="http://schemas.microsoft.com/office/word/2006/wordml" xmlns:wpg="http://schemas.microsoft.com/office/word/2010/wordprocessingGroup" xmlns:wpi="http://schemas.microsoft.com/office/word/2010/wordprocessingInk" xmlns:wps="http://schemas.microsoft.com/office/word/2010/wordprocessingShape" mc:Ignorable="w14 w15 wp14">
+<w:hdr xmlns:wpc="http://schemas.microsoft.com/office/word/2010/wordprocessingCanvas" xmlns:mc="http://schemas.openxmlformats.org/markup-compatibility/2006" xmlns:o="urn:schemas-microsoft-com:office:office" xmlns:r="http://schemas.openxmlformats.org/officeDocument/2006/relationships" xmlns:m="http://schemas.openxmlformats.org/officeDocument/2006/math" xmlns:v="urn:schemas-microsoft-com:vml" xmlns:wp14="http://schemas.microsoft.com/office/word/2010/wordprocessingDrawing" xmlns:wp="http://schemas.openxmlformats.org/drawingml/2006/wordprocessingDrawing" xmlns:w10="urn:schemas-microsoft-com:office:word" xmlns:w="http://schemas.openxmlformats.org/wordprocessingml/2006/main" xmlns:w14="http://schemas.microsoft.com/office/word/2010/wordml" xmlns:w15="http://schemas.microsoft.com/office/word/2012/wordml" xmlns:wpg="http://schemas.microsoft.com/office/word/2010/wordprocessingGroup" xmlns:wpi="http://schemas.microsoft.com/office/word/2010/wordprocessingInk" xmlns:wne="http://schemas.microsoft.com/office/word/2006/wordml" xmlns:wps="http://schemas.microsoft.com/office/word/2010/wordprocessingShape" xmlns:wpsCustomData="http://www.wps.cn/officeDocument/2013/wpsCustomData" mc:Ignorable="w14 w15 wp14">
   <w:p>
     <w:pPr>
-      <w:pStyle w:val="Header"/>
+      <w:pStyle w:val="19"/>
       <w:jc w:val="right"/>
     </w:pPr>
     <w:r>
@@ -3398,15 +3518,15 @@
 </file>
 
 <file path=word/numbering.xml><?xml version="1.0" encoding="utf-8"?>
-<w:numbering xmlns:wpc="http://schemas.microsoft.com/office/word/2010/wordprocessingCanvas" xmlns:mc="http://schemas.openxmlformats.org/markup-compatibility/2006" xmlns:o="urn:schemas-microsoft-com:office:office" xmlns:r="http://schemas.openxmlformats.org/officeDocument/2006/relationships" xmlns:m="http://schemas.openxmlformats.org/officeDocument/2006/math" xmlns:v="urn:schemas-microsoft-com:vml" xmlns:wp14="http://schemas.microsoft.com/office/word/2010/wordprocessingDrawing" xmlns:wp="http://schemas.openxmlformats.org/drawingml/2006/wordprocessingDrawing" xmlns:w10="urn:schemas-microsoft-com:office:word" xmlns:w="http://schemas.openxmlformats.org/wordprocessingml/2006/main" xmlns:w14="http://schemas.microsoft.com/office/word/2010/wordml" xmlns:w15="http://schemas.microsoft.com/office/word/2012/wordml" xmlns:wne="http://schemas.microsoft.com/office/word/2006/wordml" xmlns:wpg="http://schemas.microsoft.com/office/word/2010/wordprocessingGroup" xmlns:wpi="http://schemas.microsoft.com/office/word/2010/wordprocessingInk" xmlns:wps="http://schemas.microsoft.com/office/word/2010/wordprocessingShape" mc:Ignorable="w14 w15 wp14">
+<w:numbering xmlns:wpc="http://schemas.microsoft.com/office/word/2010/wordprocessingCanvas" xmlns:mc="http://schemas.openxmlformats.org/markup-compatibility/2006" xmlns:o="urn:schemas-microsoft-com:office:office" xmlns:r="http://schemas.openxmlformats.org/officeDocument/2006/relationships" xmlns:m="http://schemas.openxmlformats.org/officeDocument/2006/math" xmlns:v="urn:schemas-microsoft-com:vml" xmlns:wp14="http://schemas.microsoft.com/office/word/2010/wordprocessingDrawing" xmlns:wp="http://schemas.openxmlformats.org/drawingml/2006/wordprocessingDrawing" xmlns:w10="urn:schemas-microsoft-com:office:word" xmlns:w="http://schemas.openxmlformats.org/wordprocessingml/2006/main" xmlns:w14="http://schemas.microsoft.com/office/word/2010/wordml" xmlns:wpg="http://schemas.microsoft.com/office/word/2010/wordprocessingGroup" xmlns:wpi="http://schemas.microsoft.com/office/word/2010/wordprocessingInk" xmlns:wne="http://schemas.microsoft.com/office/word/2006/wordml" xmlns:wps="http://schemas.microsoft.com/office/word/2010/wordprocessingShape" xmlns:wpsCustomData="http://www.wps.cn/officeDocument/2013/wpsCustomData" mc:Ignorable="w14 wp14">
   <w:abstractNum w:abstractNumId="0">
     <w:nsid w:val="8E964DCE"/>
     <w:multiLevelType w:val="multilevel"/>
     <w:tmpl w:val="8E964DCE"/>
-    <w:lvl w:ilvl="0">
+    <w:lvl w:ilvl="0" w:tentative="0">
       <w:start w:val="1"/>
       <w:numFmt w:val="decimal"/>
-      <w:pStyle w:val="Heading1"/>
+      <w:pStyle w:val="2"/>
       <w:lvlText w:val="%1."/>
       <w:lvlJc w:val="left"/>
       <w:pPr>
@@ -3416,10 +3536,10 @@
         <w:rFonts w:hint="default"/>
       </w:rPr>
     </w:lvl>
-    <w:lvl w:ilvl="1">
+    <w:lvl w:ilvl="1" w:tentative="0">
       <w:start w:val="1"/>
       <w:numFmt w:val="decimal"/>
-      <w:pStyle w:val="Heading2"/>
+      <w:pStyle w:val="3"/>
       <w:lvlText w:val="%1.%2."/>
       <w:lvlJc w:val="left"/>
       <w:pPr>
@@ -3429,10 +3549,10 @@
         <w:rFonts w:hint="default"/>
       </w:rPr>
     </w:lvl>
-    <w:lvl w:ilvl="2">
+    <w:lvl w:ilvl="2" w:tentative="0">
       <w:start w:val="1"/>
       <w:numFmt w:val="decimal"/>
-      <w:pStyle w:val="Heading3"/>
+      <w:pStyle w:val="4"/>
       <w:lvlText w:val="%1.%2.%3."/>
       <w:lvlJc w:val="left"/>
       <w:pPr>
@@ -3442,10 +3562,10 @@
         <w:rFonts w:hint="default"/>
       </w:rPr>
     </w:lvl>
-    <w:lvl w:ilvl="3">
+    <w:lvl w:ilvl="3" w:tentative="0">
       <w:start w:val="1"/>
       <w:numFmt w:val="decimal"/>
-      <w:pStyle w:val="Heading4"/>
+      <w:pStyle w:val="5"/>
       <w:lvlText w:val="%1.%2.%3.%4."/>
       <w:lvlJc w:val="left"/>
       <w:pPr>
@@ -3455,10 +3575,10 @@
         <w:rFonts w:hint="default"/>
       </w:rPr>
     </w:lvl>
-    <w:lvl w:ilvl="4">
+    <w:lvl w:ilvl="4" w:tentative="0">
       <w:start w:val="1"/>
       <w:numFmt w:val="decimal"/>
-      <w:pStyle w:val="Heading5"/>
+      <w:pStyle w:val="6"/>
       <w:lvlText w:val="%1.%2.%3.%4.%5."/>
       <w:lvlJc w:val="left"/>
       <w:pPr>
@@ -3468,10 +3588,10 @@
         <w:rFonts w:hint="default"/>
       </w:rPr>
     </w:lvl>
-    <w:lvl w:ilvl="5">
+    <w:lvl w:ilvl="5" w:tentative="0">
       <w:start w:val="1"/>
       <w:numFmt w:val="decimal"/>
-      <w:pStyle w:val="Heading6"/>
+      <w:pStyle w:val="7"/>
       <w:lvlText w:val="%1.%2.%3.%4.%5.%6."/>
       <w:lvlJc w:val="left"/>
       <w:pPr>
@@ -3481,10 +3601,10 @@
         <w:rFonts w:hint="default"/>
       </w:rPr>
     </w:lvl>
-    <w:lvl w:ilvl="6">
+    <w:lvl w:ilvl="6" w:tentative="0">
       <w:start w:val="1"/>
       <w:numFmt w:val="decimal"/>
-      <w:pStyle w:val="Heading7"/>
+      <w:pStyle w:val="8"/>
       <w:lvlText w:val="%1.%2.%3.%4.%5.%6.%7."/>
       <w:lvlJc w:val="left"/>
       <w:pPr>
@@ -3494,10 +3614,10 @@
         <w:rFonts w:hint="default"/>
       </w:rPr>
     </w:lvl>
-    <w:lvl w:ilvl="7">
+    <w:lvl w:ilvl="7" w:tentative="0">
       <w:start w:val="1"/>
       <w:numFmt w:val="decimal"/>
-      <w:pStyle w:val="Heading8"/>
+      <w:pStyle w:val="9"/>
       <w:lvlText w:val="%1.%2.%3.%4.%5.%6.%7.%8."/>
       <w:lvlJc w:val="left"/>
       <w:pPr>
@@ -3507,10 +3627,10 @@
         <w:rFonts w:hint="default"/>
       </w:rPr>
     </w:lvl>
-    <w:lvl w:ilvl="8">
+    <w:lvl w:ilvl="8" w:tentative="0">
       <w:start w:val="1"/>
       <w:numFmt w:val="decimal"/>
-      <w:pStyle w:val="Heading9"/>
+      <w:pStyle w:val="10"/>
       <w:lvlText w:val="%1.%2.%3.%4.%5.%6.%7.%8.%9."/>
       <w:lvlJc w:val="left"/>
       <w:pPr>
@@ -3528,267 +3648,269 @@
 </file>
 
 <file path=word/styles.xml><?xml version="1.0" encoding="utf-8"?>
-<w:styles xmlns:mc="http://schemas.openxmlformats.org/markup-compatibility/2006" xmlns:r="http://schemas.openxmlformats.org/officeDocument/2006/relationships" xmlns:w="http://schemas.openxmlformats.org/wordprocessingml/2006/main" xmlns:w14="http://schemas.microsoft.com/office/word/2010/wordml" xmlns:w15="http://schemas.microsoft.com/office/word/2012/wordml" mc:Ignorable="w14 w15">
+<w:styles xmlns:mc="http://schemas.openxmlformats.org/markup-compatibility/2006" xmlns:o="urn:schemas-microsoft-com:office:office" xmlns:r="http://schemas.openxmlformats.org/officeDocument/2006/relationships" xmlns:m="http://schemas.openxmlformats.org/officeDocument/2006/math" xmlns:v="urn:schemas-microsoft-com:vml" xmlns:w="http://schemas.openxmlformats.org/wordprocessingml/2006/main" xmlns:w14="http://schemas.microsoft.com/office/word/2010/wordml" xmlns:w10="urn:schemas-microsoft-com:office:word" xmlns:sl="http://schemas.openxmlformats.org/schemaLibrary/2006/main" xmlns:wpsCustomData="http://www.wps.cn/officeDocument/2013/wpsCustomData" mc:Ignorable="w14">
   <w:docDefaults>
     <w:rPrDefault>
       <w:rPr>
-        <w:rFonts w:ascii="Times New Roman" w:eastAsia="宋体" w:hAnsi="Times New Roman" w:cs="Times New Roman"/>
+        <w:rFonts w:ascii="Times New Roman" w:hAnsi="Times New Roman" w:eastAsia="宋体" w:cs="Times New Roman"/>
       </w:rPr>
     </w:rPrDefault>
     <w:pPrDefault/>
   </w:docDefaults>
-  <w:latentStyles w:defLockedState="0" w:defUIPriority="99" w:defSemiHidden="1" w:defUnhideWhenUsed="1" w:defQFormat="0" w:count="260">
-    <w:lsdException w:name="Normal" w:semiHidden="0" w:uiPriority="0" w:unhideWhenUsed="0" w:qFormat="1"/>
-    <w:lsdException w:name="heading 1" w:semiHidden="0" w:uiPriority="0" w:unhideWhenUsed="0" w:qFormat="1"/>
-    <w:lsdException w:name="heading 2" w:semiHidden="0" w:uiPriority="0" w:qFormat="1"/>
-    <w:lsdException w:name="heading 3" w:uiPriority="0" w:qFormat="1"/>
-    <w:lsdException w:name="heading 4" w:semiHidden="0" w:uiPriority="0" w:qFormat="1"/>
-    <w:lsdException w:name="heading 5" w:uiPriority="0" w:qFormat="1"/>
-    <w:lsdException w:name="heading 6" w:uiPriority="0" w:qFormat="1"/>
-    <w:lsdException w:name="heading 7" w:uiPriority="0" w:qFormat="1"/>
-    <w:lsdException w:name="heading 8" w:uiPriority="0" w:qFormat="1"/>
-    <w:lsdException w:name="heading 9" w:uiPriority="0" w:qFormat="1"/>
-    <w:lsdException w:name="index 1" w:uiPriority="0"/>
-    <w:lsdException w:name="index 2" w:uiPriority="0"/>
-    <w:lsdException w:name="index 3" w:uiPriority="0"/>
-    <w:lsdException w:name="index 4" w:uiPriority="0"/>
-    <w:lsdException w:name="index 5" w:uiPriority="0"/>
-    <w:lsdException w:name="index 6" w:uiPriority="0"/>
-    <w:lsdException w:name="index 7" w:uiPriority="0"/>
-    <w:lsdException w:name="index 8" w:uiPriority="0"/>
-    <w:lsdException w:name="index 9" w:uiPriority="0"/>
-    <w:lsdException w:name="toc 1" w:semiHidden="0" w:uiPriority="0" w:unhideWhenUsed="0" w:qFormat="1"/>
-    <w:lsdException w:name="toc 2" w:semiHidden="0" w:uiPriority="0" w:unhideWhenUsed="0" w:qFormat="1"/>
-    <w:lsdException w:name="toc 3" w:semiHidden="0" w:uiPriority="0" w:unhideWhenUsed="0" w:qFormat="1"/>
-    <w:lsdException w:name="toc 4" w:uiPriority="0"/>
-    <w:lsdException w:name="toc 5" w:uiPriority="0"/>
-    <w:lsdException w:name="toc 6" w:uiPriority="0"/>
-    <w:lsdException w:name="toc 7" w:uiPriority="0"/>
-    <w:lsdException w:name="toc 8" w:uiPriority="0"/>
-    <w:lsdException w:name="toc 9" w:uiPriority="0"/>
-    <w:lsdException w:name="Normal Indent" w:uiPriority="0"/>
-    <w:lsdException w:name="footnote text" w:uiPriority="0"/>
-    <w:lsdException w:name="annotation text" w:semiHidden="0" w:uiPriority="0" w:unhideWhenUsed="0" w:qFormat="1"/>
-    <w:lsdException w:name="header" w:semiHidden="0" w:uiPriority="0" w:unhideWhenUsed="0" w:qFormat="1"/>
-    <w:lsdException w:name="footer" w:semiHidden="0" w:uiPriority="0" w:unhideWhenUsed="0" w:qFormat="1"/>
-    <w:lsdException w:name="index heading" w:uiPriority="0"/>
-    <w:lsdException w:name="caption" w:uiPriority="0" w:qFormat="1"/>
-    <w:lsdException w:name="table of figures" w:uiPriority="0"/>
-    <w:lsdException w:name="envelope address" w:uiPriority="0"/>
-    <w:lsdException w:name="envelope return" w:uiPriority="0"/>
-    <w:lsdException w:name="footnote reference" w:uiPriority="0"/>
-    <w:lsdException w:name="annotation reference" w:semiHidden="0" w:uiPriority="0" w:unhideWhenUsed="0" w:qFormat="1"/>
-    <w:lsdException w:name="line number" w:uiPriority="0"/>
-    <w:lsdException w:name="page number" w:semiHidden="0" w:uiPriority="0" w:unhideWhenUsed="0" w:qFormat="1"/>
-    <w:lsdException w:name="endnote reference" w:uiPriority="0"/>
-    <w:lsdException w:name="endnote text" w:uiPriority="0"/>
-    <w:lsdException w:name="table of authorities" w:semiHidden="0" w:uiPriority="0" w:unhideWhenUsed="0"/>
-    <w:lsdException w:name="macro" w:uiPriority="0"/>
-    <w:lsdException w:name="toa heading" w:uiPriority="0"/>
-    <w:lsdException w:name="List" w:semiHidden="0" w:uiPriority="0" w:unhideWhenUsed="0"/>
-    <w:lsdException w:name="List Bullet" w:semiHidden="0" w:uiPriority="0" w:unhideWhenUsed="0"/>
-    <w:lsdException w:name="List Number" w:uiPriority="0"/>
-    <w:lsdException w:name="List 2" w:uiPriority="0"/>
-    <w:lsdException w:name="List 3" w:uiPriority="0"/>
-    <w:lsdException w:name="List 4" w:uiPriority="0"/>
-    <w:lsdException w:name="List 5" w:uiPriority="0"/>
-    <w:lsdException w:name="List Bullet 2" w:uiPriority="0"/>
-    <w:lsdException w:name="List Bullet 3" w:uiPriority="0"/>
-    <w:lsdException w:name="List Bullet 4" w:uiPriority="0"/>
-    <w:lsdException w:name="List Bullet 5" w:uiPriority="0"/>
-    <w:lsdException w:name="List Number 2" w:uiPriority="0"/>
-    <w:lsdException w:name="List Number 3" w:uiPriority="0"/>
-    <w:lsdException w:name="List Number 4" w:uiPriority="0"/>
-    <w:lsdException w:name="List Number 5" w:uiPriority="0"/>
-    <w:lsdException w:name="Title" w:semiHidden="0" w:uiPriority="0" w:unhideWhenUsed="0" w:qFormat="1"/>
-    <w:lsdException w:name="Closing" w:uiPriority="0"/>
-    <w:lsdException w:name="Signature" w:uiPriority="0"/>
-    <w:lsdException w:name="Default Paragraph Font" w:uiPriority="0" w:unhideWhenUsed="0" w:qFormat="1"/>
-    <w:lsdException w:name="Body Text" w:uiPriority="0" w:unhideWhenUsed="0" w:qFormat="1"/>
-    <w:lsdException w:name="Body Text Indent" w:semiHidden="0" w:uiPriority="0" w:unhideWhenUsed="0" w:qFormat="1"/>
-    <w:lsdException w:name="List Continue" w:uiPriority="0"/>
-    <w:lsdException w:name="List Continue 2" w:semiHidden="0" w:uiPriority="0" w:unhideWhenUsed="0"/>
-    <w:lsdException w:name="List Continue 3" w:semiHidden="0" w:uiPriority="0" w:unhideWhenUsed="0"/>
-    <w:lsdException w:name="List Continue 4" w:semiHidden="0" w:uiPriority="0" w:unhideWhenUsed="0"/>
-    <w:lsdException w:name="List Continue 5" w:semiHidden="0" w:uiPriority="0" w:unhideWhenUsed="0"/>
-    <w:lsdException w:name="Message Header" w:uiPriority="0"/>
-    <w:lsdException w:name="Subtitle" w:semiHidden="0" w:uiPriority="0" w:unhideWhenUsed="0" w:qFormat="1"/>
-    <w:lsdException w:name="Salutation" w:uiPriority="0"/>
-    <w:lsdException w:name="Date" w:uiPriority="0"/>
-    <w:lsdException w:name="Body Text First Indent" w:uiPriority="0"/>
-    <w:lsdException w:name="Body Text First Indent 2" w:uiPriority="0"/>
-    <w:lsdException w:name="Body Text 2" w:uiPriority="0"/>
-    <w:lsdException w:name="Body Text 3" w:uiPriority="0"/>
-    <w:lsdException w:name="Body Text Indent 2" w:uiPriority="0"/>
-    <w:lsdException w:name="Body Text Indent 3" w:semiHidden="0" w:uiPriority="0" w:unhideWhenUsed="0" w:qFormat="1"/>
-    <w:lsdException w:name="Block Text" w:uiPriority="0"/>
-    <w:lsdException w:name="Hyperlink" w:semiHidden="0" w:uiPriority="0" w:unhideWhenUsed="0" w:qFormat="1"/>
-    <w:lsdException w:name="FollowedHyperlink" w:uiPriority="0"/>
-    <w:lsdException w:name="Strong" w:semiHidden="0" w:uiPriority="0" w:unhideWhenUsed="0" w:qFormat="1"/>
-    <w:lsdException w:name="Emphasis" w:semiHidden="0" w:uiPriority="0" w:unhideWhenUsed="0" w:qFormat="1"/>
-    <w:lsdException w:name="Document Map" w:semiHidden="0" w:uiPriority="0" w:unhideWhenUsed="0" w:qFormat="1"/>
-    <w:lsdException w:name="Plain Text" w:semiHidden="0" w:uiPriority="0" w:unhideWhenUsed="0" w:qFormat="1"/>
-    <w:lsdException w:name="E-mail Signature" w:uiPriority="0"/>
-    <w:lsdException w:name="Normal (Web)" w:semiHidden="0" w:uiPriority="0" w:unhideWhenUsed="0" w:qFormat="1"/>
-    <w:lsdException w:name="HTML Acronym" w:uiPriority="0"/>
-    <w:lsdException w:name="HTML Address" w:uiPriority="0"/>
-    <w:lsdException w:name="HTML Cite" w:uiPriority="0"/>
-    <w:lsdException w:name="HTML Code" w:uiPriority="0"/>
-    <w:lsdException w:name="HTML Definition" w:uiPriority="0"/>
-    <w:lsdException w:name="HTML Keyboard" w:uiPriority="0"/>
-    <w:lsdException w:name="HTML Preformatted" w:uiPriority="0"/>
-    <w:lsdException w:name="HTML Sample" w:uiPriority="0"/>
-    <w:lsdException w:name="HTML Typewriter" w:uiPriority="0"/>
-    <w:lsdException w:name="HTML Variable" w:uiPriority="0"/>
-    <w:lsdException w:name="Normal Table" w:qFormat="1"/>
-    <w:lsdException w:name="annotation subject" w:semiHidden="0" w:uiPriority="0" w:unhideWhenUsed="0" w:qFormat="1"/>
-    <w:lsdException w:name="Table Simple 1" w:uiPriority="0"/>
-    <w:lsdException w:name="Table Simple 2" w:uiPriority="0"/>
-    <w:lsdException w:name="Table Simple 3" w:uiPriority="0"/>
-    <w:lsdException w:name="Table Classic 1" w:uiPriority="0"/>
-    <w:lsdException w:name="Table Classic 2" w:uiPriority="0"/>
-    <w:lsdException w:name="Table Classic 3" w:uiPriority="0"/>
-    <w:lsdException w:name="Table Classic 4" w:uiPriority="0"/>
-    <w:lsdException w:name="Table Colorful 1" w:uiPriority="0"/>
-    <w:lsdException w:name="Table Colorful 2" w:uiPriority="0"/>
-    <w:lsdException w:name="Table Colorful 3" w:uiPriority="0"/>
-    <w:lsdException w:name="Table Columns 1" w:uiPriority="0"/>
-    <w:lsdException w:name="Table Columns 2" w:uiPriority="0"/>
-    <w:lsdException w:name="Table Columns 3" w:uiPriority="0"/>
-    <w:lsdException w:name="Table Columns 4" w:uiPriority="0"/>
-    <w:lsdException w:name="Table Columns 5" w:uiPriority="0"/>
-    <w:lsdException w:name="Table Grid 1" w:uiPriority="0"/>
-    <w:lsdException w:name="Table Grid 2" w:uiPriority="0"/>
-    <w:lsdException w:name="Table Grid 3" w:uiPriority="0"/>
-    <w:lsdException w:name="Table Grid 4" w:uiPriority="0"/>
-    <w:lsdException w:name="Table Grid 5" w:uiPriority="0"/>
-    <w:lsdException w:name="Table Grid 6" w:uiPriority="0"/>
-    <w:lsdException w:name="Table Grid 7" w:uiPriority="0"/>
-    <w:lsdException w:name="Table Grid 8" w:uiPriority="0"/>
-    <w:lsdException w:name="Table List 1" w:uiPriority="0"/>
-    <w:lsdException w:name="Table List 2" w:uiPriority="0"/>
-    <w:lsdException w:name="Table List 3" w:uiPriority="0"/>
-    <w:lsdException w:name="Table List 4" w:uiPriority="0"/>
-    <w:lsdException w:name="Table List 5" w:uiPriority="0"/>
-    <w:lsdException w:name="Table List 6" w:uiPriority="0"/>
-    <w:lsdException w:name="Table List 7" w:uiPriority="0"/>
-    <w:lsdException w:name="Table List 8" w:uiPriority="0"/>
-    <w:lsdException w:name="Table 3D effects 1" w:uiPriority="0"/>
-    <w:lsdException w:name="Table 3D effects 2" w:uiPriority="0"/>
-    <w:lsdException w:name="Table 3D effects 3" w:uiPriority="0"/>
-    <w:lsdException w:name="Table Contemporary" w:uiPriority="0"/>
-    <w:lsdException w:name="Table Elegant" w:uiPriority="0"/>
-    <w:lsdException w:name="Table Professional" w:uiPriority="0"/>
-    <w:lsdException w:name="Table Subtle 1" w:uiPriority="0"/>
-    <w:lsdException w:name="Table Subtle 2" w:uiPriority="0"/>
-    <w:lsdException w:name="Table Web 1" w:uiPriority="0"/>
-    <w:lsdException w:name="Table Web 2" w:uiPriority="0"/>
-    <w:lsdException w:name="Table Web 3" w:uiPriority="0"/>
-    <w:lsdException w:name="Balloon Text" w:semiHidden="0" w:uiPriority="0" w:unhideWhenUsed="0" w:qFormat="1"/>
-    <w:lsdException w:name="Table Grid" w:semiHidden="0" w:uiPriority="0" w:unhideWhenUsed="0" w:qFormat="1"/>
-    <w:lsdException w:name="Table Theme" w:uiPriority="0"/>
-    <w:lsdException w:name="Light Shading" w:semiHidden="0" w:uiPriority="60" w:unhideWhenUsed="0"/>
-    <w:lsdException w:name="Light List" w:semiHidden="0" w:uiPriority="61" w:unhideWhenUsed="0"/>
-    <w:lsdException w:name="Light Grid" w:semiHidden="0" w:uiPriority="62" w:unhideWhenUsed="0"/>
-    <w:lsdException w:name="Medium Shading 1" w:semiHidden="0" w:uiPriority="63" w:unhideWhenUsed="0"/>
-    <w:lsdException w:name="Medium Shading 2" w:semiHidden="0" w:uiPriority="64" w:unhideWhenUsed="0"/>
-    <w:lsdException w:name="Medium List 1" w:semiHidden="0" w:uiPriority="65" w:unhideWhenUsed="0"/>
-    <w:lsdException w:name="Medium List 2" w:semiHidden="0" w:uiPriority="66" w:unhideWhenUsed="0"/>
-    <w:lsdException w:name="Medium Grid 1" w:semiHidden="0" w:uiPriority="67" w:unhideWhenUsed="0"/>
-    <w:lsdException w:name="Medium Grid 2" w:semiHidden="0" w:uiPriority="68" w:unhideWhenUsed="0"/>
-    <w:lsdException w:name="Medium Grid 3" w:semiHidden="0" w:uiPriority="69" w:unhideWhenUsed="0"/>
-    <w:lsdException w:name="Dark List" w:semiHidden="0" w:uiPriority="70" w:unhideWhenUsed="0"/>
-    <w:lsdException w:name="Colorful Shading" w:semiHidden="0" w:uiPriority="71" w:unhideWhenUsed="0"/>
-    <w:lsdException w:name="Colorful List" w:semiHidden="0" w:uiPriority="72" w:unhideWhenUsed="0"/>
-    <w:lsdException w:name="Colorful Grid" w:semiHidden="0" w:uiPriority="73" w:unhideWhenUsed="0"/>
-    <w:lsdException w:name="Light Shading Accent 1" w:semiHidden="0" w:uiPriority="60" w:unhideWhenUsed="0"/>
-    <w:lsdException w:name="Light List Accent 1" w:semiHidden="0" w:uiPriority="61" w:unhideWhenUsed="0"/>
-    <w:lsdException w:name="Light Grid Accent 1" w:semiHidden="0" w:uiPriority="62" w:unhideWhenUsed="0"/>
-    <w:lsdException w:name="Medium Shading 1 Accent 1" w:semiHidden="0" w:uiPriority="63" w:unhideWhenUsed="0"/>
-    <w:lsdException w:name="Medium Shading 2 Accent 1" w:semiHidden="0" w:uiPriority="64" w:unhideWhenUsed="0"/>
-    <w:lsdException w:name="Medium List 1 Accent 1" w:semiHidden="0" w:uiPriority="65" w:unhideWhenUsed="0"/>
-    <w:lsdException w:name="Medium List 2 Accent 1" w:semiHidden="0" w:uiPriority="66" w:unhideWhenUsed="0"/>
-    <w:lsdException w:name="Medium Grid 1 Accent 1" w:semiHidden="0" w:uiPriority="67" w:unhideWhenUsed="0"/>
-    <w:lsdException w:name="Medium Grid 2 Accent 1" w:semiHidden="0" w:uiPriority="68" w:unhideWhenUsed="0"/>
-    <w:lsdException w:name="Medium Grid 3 Accent 1" w:semiHidden="0" w:uiPriority="69" w:unhideWhenUsed="0"/>
-    <w:lsdException w:name="Dark List Accent 1" w:semiHidden="0" w:uiPriority="70" w:unhideWhenUsed="0"/>
-    <w:lsdException w:name="Colorful Shading Accent 1" w:semiHidden="0" w:uiPriority="71" w:unhideWhenUsed="0"/>
-    <w:lsdException w:name="Colorful List Accent 1" w:semiHidden="0" w:uiPriority="72" w:unhideWhenUsed="0"/>
-    <w:lsdException w:name="Colorful Grid Accent 1" w:semiHidden="0" w:uiPriority="73" w:unhideWhenUsed="0"/>
-    <w:lsdException w:name="Light Shading Accent 2" w:semiHidden="0" w:uiPriority="60" w:unhideWhenUsed="0"/>
-    <w:lsdException w:name="Light List Accent 2" w:semiHidden="0" w:uiPriority="61" w:unhideWhenUsed="0"/>
-    <w:lsdException w:name="Light Grid Accent 2" w:semiHidden="0" w:uiPriority="62" w:unhideWhenUsed="0"/>
-    <w:lsdException w:name="Medium Shading 1 Accent 2" w:semiHidden="0" w:uiPriority="63" w:unhideWhenUsed="0"/>
-    <w:lsdException w:name="Medium Shading 2 Accent 2" w:semiHidden="0" w:uiPriority="64" w:unhideWhenUsed="0"/>
-    <w:lsdException w:name="Medium List 1 Accent 2" w:semiHidden="0" w:uiPriority="65" w:unhideWhenUsed="0"/>
-    <w:lsdException w:name="Medium List 2 Accent 2" w:semiHidden="0" w:uiPriority="66" w:unhideWhenUsed="0"/>
-    <w:lsdException w:name="Medium Grid 1 Accent 2" w:semiHidden="0" w:uiPriority="67" w:unhideWhenUsed="0"/>
-    <w:lsdException w:name="Medium Grid 2 Accent 2" w:semiHidden="0" w:uiPriority="68" w:unhideWhenUsed="0"/>
-    <w:lsdException w:name="Medium Grid 3 Accent 2" w:semiHidden="0" w:uiPriority="69" w:unhideWhenUsed="0"/>
-    <w:lsdException w:name="Dark List Accent 2" w:semiHidden="0" w:uiPriority="70" w:unhideWhenUsed="0"/>
-    <w:lsdException w:name="Colorful Shading Accent 2" w:semiHidden="0" w:uiPriority="71" w:unhideWhenUsed="0"/>
-    <w:lsdException w:name="Colorful List Accent 2" w:semiHidden="0" w:uiPriority="72" w:unhideWhenUsed="0"/>
-    <w:lsdException w:name="Colorful Grid Accent 2" w:semiHidden="0" w:uiPriority="73" w:unhideWhenUsed="0"/>
-    <w:lsdException w:name="Light Shading Accent 3" w:semiHidden="0" w:uiPriority="60" w:unhideWhenUsed="0"/>
-    <w:lsdException w:name="Light List Accent 3" w:semiHidden="0" w:uiPriority="61" w:unhideWhenUsed="0"/>
-    <w:lsdException w:name="Light Grid Accent 3" w:semiHidden="0" w:uiPriority="62" w:unhideWhenUsed="0"/>
-    <w:lsdException w:name="Medium Shading 1 Accent 3" w:semiHidden="0" w:uiPriority="63" w:unhideWhenUsed="0"/>
-    <w:lsdException w:name="Medium Shading 2 Accent 3" w:semiHidden="0" w:uiPriority="64" w:unhideWhenUsed="0"/>
-    <w:lsdException w:name="Medium List 1 Accent 3" w:semiHidden="0" w:uiPriority="65" w:unhideWhenUsed="0"/>
-    <w:lsdException w:name="Medium List 2 Accent 3" w:semiHidden="0" w:uiPriority="66" w:unhideWhenUsed="0"/>
-    <w:lsdException w:name="Medium Grid 1 Accent 3" w:semiHidden="0" w:uiPriority="67" w:unhideWhenUsed="0"/>
-    <w:lsdException w:name="Medium Grid 2 Accent 3" w:semiHidden="0" w:uiPriority="68" w:unhideWhenUsed="0"/>
-    <w:lsdException w:name="Medium Grid 3 Accent 3" w:semiHidden="0" w:uiPriority="69" w:unhideWhenUsed="0"/>
-    <w:lsdException w:name="Dark List Accent 3" w:semiHidden="0" w:uiPriority="70" w:unhideWhenUsed="0"/>
-    <w:lsdException w:name="Colorful Shading Accent 3" w:semiHidden="0" w:uiPriority="71" w:unhideWhenUsed="0"/>
-    <w:lsdException w:name="Colorful List Accent 3" w:semiHidden="0" w:uiPriority="72" w:unhideWhenUsed="0"/>
-    <w:lsdException w:name="Colorful Grid Accent 3" w:semiHidden="0" w:uiPriority="73" w:unhideWhenUsed="0"/>
-    <w:lsdException w:name="Light Shading Accent 4" w:semiHidden="0" w:uiPriority="60" w:unhideWhenUsed="0"/>
-    <w:lsdException w:name="Light List Accent 4" w:semiHidden="0" w:uiPriority="61" w:unhideWhenUsed="0"/>
-    <w:lsdException w:name="Light Grid Accent 4" w:semiHidden="0" w:uiPriority="62" w:unhideWhenUsed="0"/>
-    <w:lsdException w:name="Medium Shading 1 Accent 4" w:semiHidden="0" w:uiPriority="63" w:unhideWhenUsed="0"/>
-    <w:lsdException w:name="Medium Shading 2 Accent 4" w:semiHidden="0" w:uiPriority="64" w:unhideWhenUsed="0"/>
-    <w:lsdException w:name="Medium List 1 Accent 4" w:semiHidden="0" w:uiPriority="65" w:unhideWhenUsed="0"/>
-    <w:lsdException w:name="Medium List 2 Accent 4" w:semiHidden="0" w:uiPriority="66" w:unhideWhenUsed="0"/>
-    <w:lsdException w:name="Medium Grid 1 Accent 4" w:semiHidden="0" w:uiPriority="67" w:unhideWhenUsed="0"/>
-    <w:lsdException w:name="Medium Grid 2 Accent 4" w:semiHidden="0" w:uiPriority="68" w:unhideWhenUsed="0"/>
-    <w:lsdException w:name="Medium Grid 3 Accent 4" w:semiHidden="0" w:uiPriority="69" w:unhideWhenUsed="0"/>
-    <w:lsdException w:name="Dark List Accent 4" w:semiHidden="0" w:uiPriority="70" w:unhideWhenUsed="0"/>
-    <w:lsdException w:name="Colorful Shading Accent 4" w:semiHidden="0" w:uiPriority="71" w:unhideWhenUsed="0"/>
-    <w:lsdException w:name="Colorful List Accent 4" w:semiHidden="0" w:uiPriority="72" w:unhideWhenUsed="0"/>
-    <w:lsdException w:name="Colorful Grid Accent 4" w:semiHidden="0" w:uiPriority="73" w:unhideWhenUsed="0"/>
-    <w:lsdException w:name="Light Shading Accent 5" w:semiHidden="0" w:uiPriority="60" w:unhideWhenUsed="0"/>
-    <w:lsdException w:name="Light List Accent 5" w:semiHidden="0" w:uiPriority="61" w:unhideWhenUsed="0"/>
-    <w:lsdException w:name="Light Grid Accent 5" w:semiHidden="0" w:uiPriority="62" w:unhideWhenUsed="0"/>
-    <w:lsdException w:name="Medium Shading 1 Accent 5" w:semiHidden="0" w:uiPriority="63" w:unhideWhenUsed="0"/>
-    <w:lsdException w:name="Medium Shading 2 Accent 5" w:semiHidden="0" w:uiPriority="64" w:unhideWhenUsed="0"/>
-    <w:lsdException w:name="Medium List 1 Accent 5" w:semiHidden="0" w:uiPriority="65" w:unhideWhenUsed="0"/>
-    <w:lsdException w:name="Medium List 2 Accent 5" w:semiHidden="0" w:uiPriority="66" w:unhideWhenUsed="0"/>
-    <w:lsdException w:name="Medium Grid 1 Accent 5" w:semiHidden="0" w:uiPriority="67" w:unhideWhenUsed="0"/>
-    <w:lsdException w:name="Medium Grid 2 Accent 5" w:semiHidden="0" w:uiPriority="68" w:unhideWhenUsed="0"/>
-    <w:lsdException w:name="Medium Grid 3 Accent 5" w:semiHidden="0" w:uiPriority="69" w:unhideWhenUsed="0"/>
-    <w:lsdException w:name="Dark List Accent 5" w:semiHidden="0" w:uiPriority="70" w:unhideWhenUsed="0"/>
-    <w:lsdException w:name="Colorful Shading Accent 5" w:semiHidden="0" w:uiPriority="71" w:unhideWhenUsed="0"/>
-    <w:lsdException w:name="Colorful List Accent 5" w:semiHidden="0" w:uiPriority="72" w:unhideWhenUsed="0"/>
-    <w:lsdException w:name="Colorful Grid Accent 5" w:semiHidden="0" w:uiPriority="73" w:unhideWhenUsed="0"/>
-    <w:lsdException w:name="Light Shading Accent 6" w:semiHidden="0" w:uiPriority="60" w:unhideWhenUsed="0"/>
-    <w:lsdException w:name="Light List Accent 6" w:semiHidden="0" w:uiPriority="61" w:unhideWhenUsed="0"/>
-    <w:lsdException w:name="Light Grid Accent 6" w:semiHidden="0" w:uiPriority="62" w:unhideWhenUsed="0"/>
-    <w:lsdException w:name="Medium Shading 1 Accent 6" w:semiHidden="0" w:uiPriority="63" w:unhideWhenUsed="0"/>
-    <w:lsdException w:name="Medium Shading 2 Accent 6" w:semiHidden="0" w:uiPriority="64" w:unhideWhenUsed="0"/>
-    <w:lsdException w:name="Medium List 1 Accent 6" w:semiHidden="0" w:uiPriority="65" w:unhideWhenUsed="0"/>
-    <w:lsdException w:name="Medium List 2 Accent 6" w:semiHidden="0" w:uiPriority="66" w:unhideWhenUsed="0"/>
-    <w:lsdException w:name="Medium Grid 1 Accent 6" w:semiHidden="0" w:uiPriority="67" w:unhideWhenUsed="0"/>
-    <w:lsdException w:name="Medium Grid 2 Accent 6" w:semiHidden="0" w:uiPriority="68" w:unhideWhenUsed="0"/>
-    <w:lsdException w:name="Medium Grid 3 Accent 6" w:semiHidden="0" w:uiPriority="69" w:unhideWhenUsed="0"/>
-    <w:lsdException w:name="Dark List Accent 6" w:semiHidden="0" w:uiPriority="70" w:unhideWhenUsed="0"/>
-    <w:lsdException w:name="Colorful Shading Accent 6" w:semiHidden="0" w:uiPriority="71" w:unhideWhenUsed="0"/>
-    <w:lsdException w:name="Colorful List Accent 6" w:semiHidden="0" w:uiPriority="72" w:unhideWhenUsed="0"/>
-    <w:lsdException w:name="Colorful Grid Accent 6" w:semiHidden="0" w:uiPriority="73" w:unhideWhenUsed="0"/>
+  <w:latentStyles w:count="260" w:defQFormat="0" w:defUnhideWhenUsed="1" w:defSemiHidden="1" w:defUIPriority="99" w:defLockedState="0">
+    <w:lsdException w:qFormat="1" w:unhideWhenUsed="0" w:uiPriority="0" w:semiHidden="0" w:name="Normal"/>
+    <w:lsdException w:qFormat="1" w:unhideWhenUsed="0" w:uiPriority="0" w:semiHidden="0" w:name="heading 1"/>
+    <w:lsdException w:qFormat="1" w:uiPriority="0" w:semiHidden="0" w:name="heading 2"/>
+    <w:lsdException w:qFormat="1" w:uiPriority="0" w:name="heading 3"/>
+    <w:lsdException w:qFormat="1" w:uiPriority="0" w:semiHidden="0" w:name="heading 4"/>
+    <w:lsdException w:qFormat="1" w:uiPriority="0" w:name="heading 5"/>
+    <w:lsdException w:qFormat="1" w:uiPriority="0" w:name="heading 6"/>
+    <w:lsdException w:qFormat="1" w:uiPriority="0" w:name="heading 7"/>
+    <w:lsdException w:qFormat="1" w:uiPriority="0" w:name="heading 8"/>
+    <w:lsdException w:qFormat="1" w:uiPriority="0" w:name="heading 9"/>
+    <w:lsdException w:uiPriority="0" w:name="index 1"/>
+    <w:lsdException w:uiPriority="0" w:name="index 2"/>
+    <w:lsdException w:uiPriority="0" w:name="index 3"/>
+    <w:lsdException w:uiPriority="0" w:name="index 4"/>
+    <w:lsdException w:uiPriority="0" w:name="index 5"/>
+    <w:lsdException w:uiPriority="0" w:name="index 6"/>
+    <w:lsdException w:uiPriority="0" w:name="index 7"/>
+    <w:lsdException w:uiPriority="0" w:name="index 8"/>
+    <w:lsdException w:uiPriority="0" w:name="index 9"/>
+    <w:lsdException w:qFormat="1" w:unhideWhenUsed="0" w:uiPriority="0" w:semiHidden="0" w:name="toc 1"/>
+    <w:lsdException w:qFormat="1" w:unhideWhenUsed="0" w:uiPriority="0" w:semiHidden="0" w:name="toc 2"/>
+    <w:lsdException w:qFormat="1" w:unhideWhenUsed="0" w:uiPriority="0" w:semiHidden="0" w:name="toc 3"/>
+    <w:lsdException w:uiPriority="0" w:name="toc 4"/>
+    <w:lsdException w:uiPriority="0" w:name="toc 5"/>
+    <w:lsdException w:uiPriority="0" w:name="toc 6"/>
+    <w:lsdException w:uiPriority="0" w:name="toc 7"/>
+    <w:lsdException w:uiPriority="0" w:name="toc 8"/>
+    <w:lsdException w:uiPriority="0" w:name="toc 9"/>
+    <w:lsdException w:uiPriority="0" w:name="Normal Indent"/>
+    <w:lsdException w:uiPriority="0" w:name="footnote text"/>
+    <w:lsdException w:qFormat="1" w:unhideWhenUsed="0" w:uiPriority="0" w:semiHidden="0" w:name="annotation text"/>
+    <w:lsdException w:qFormat="1" w:unhideWhenUsed="0" w:uiPriority="0" w:semiHidden="0" w:name="header"/>
+    <w:lsdException w:qFormat="1" w:unhideWhenUsed="0" w:uiPriority="0" w:semiHidden="0" w:name="footer"/>
+    <w:lsdException w:uiPriority="0" w:name="index heading"/>
+    <w:lsdException w:qFormat="1" w:uiPriority="0" w:name="caption"/>
+    <w:lsdException w:uiPriority="0" w:name="table of figures"/>
+    <w:lsdException w:uiPriority="0" w:name="envelope address"/>
+    <w:lsdException w:uiPriority="0" w:name="envelope return"/>
+    <w:lsdException w:uiPriority="0" w:name="footnote reference"/>
+    <w:lsdException w:qFormat="1" w:unhideWhenUsed="0" w:uiPriority="0" w:semiHidden="0" w:name="annotation reference"/>
+    <w:lsdException w:uiPriority="0" w:name="line number"/>
+    <w:lsdException w:qFormat="1" w:unhideWhenUsed="0" w:uiPriority="0" w:semiHidden="0" w:name="page number"/>
+    <w:lsdException w:uiPriority="0" w:name="endnote reference"/>
+    <w:lsdException w:uiPriority="0" w:name="endnote text"/>
+    <w:lsdException w:unhideWhenUsed="0" w:uiPriority="0" w:semiHidden="0" w:name="table of authorities"/>
+    <w:lsdException w:uiPriority="0" w:name="macro"/>
+    <w:lsdException w:uiPriority="0" w:name="toa heading"/>
+    <w:lsdException w:unhideWhenUsed="0" w:uiPriority="0" w:semiHidden="0" w:name="List"/>
+    <w:lsdException w:unhideWhenUsed="0" w:uiPriority="0" w:semiHidden="0" w:name="List Bullet"/>
+    <w:lsdException w:uiPriority="0" w:name="List Number"/>
+    <w:lsdException w:uiPriority="0" w:name="List 2"/>
+    <w:lsdException w:uiPriority="0" w:name="List 3"/>
+    <w:lsdException w:uiPriority="0" w:name="List 4"/>
+    <w:lsdException w:uiPriority="0" w:name="List 5"/>
+    <w:lsdException w:uiPriority="0" w:name="List Bullet 2"/>
+    <w:lsdException w:uiPriority="0" w:name="List Bullet 3"/>
+    <w:lsdException w:uiPriority="0" w:name="List Bullet 4"/>
+    <w:lsdException w:uiPriority="0" w:name="List Bullet 5"/>
+    <w:lsdException w:uiPriority="0" w:name="List Number 2"/>
+    <w:lsdException w:uiPriority="0" w:name="List Number 3"/>
+    <w:lsdException w:uiPriority="0" w:name="List Number 4"/>
+    <w:lsdException w:uiPriority="0" w:name="List Number 5"/>
+    <w:lsdException w:qFormat="1" w:unhideWhenUsed="0" w:uiPriority="0" w:semiHidden="0" w:name="Title"/>
+    <w:lsdException w:uiPriority="0" w:name="Closing"/>
+    <w:lsdException w:uiPriority="0" w:name="Signature"/>
+    <w:lsdException w:qFormat="1" w:unhideWhenUsed="0" w:uiPriority="0" w:name="Default Paragraph Font"/>
+    <w:lsdException w:qFormat="1" w:unhideWhenUsed="0" w:uiPriority="0" w:name="Body Text"/>
+    <w:lsdException w:qFormat="1" w:unhideWhenUsed="0" w:uiPriority="0" w:semiHidden="0" w:name="Body Text Indent"/>
+    <w:lsdException w:uiPriority="0" w:name="List Continue"/>
+    <w:lsdException w:unhideWhenUsed="0" w:uiPriority="0" w:semiHidden="0" w:name="List Continue 2"/>
+    <w:lsdException w:unhideWhenUsed="0" w:uiPriority="0" w:semiHidden="0" w:name="List Continue 3"/>
+    <w:lsdException w:unhideWhenUsed="0" w:uiPriority="0" w:semiHidden="0" w:name="List Continue 4"/>
+    <w:lsdException w:unhideWhenUsed="0" w:uiPriority="0" w:semiHidden="0" w:name="List Continue 5"/>
+    <w:lsdException w:uiPriority="0" w:name="Message Header"/>
+    <w:lsdException w:qFormat="1" w:unhideWhenUsed="0" w:uiPriority="0" w:semiHidden="0" w:name="Subtitle"/>
+    <w:lsdException w:uiPriority="0" w:name="Salutation"/>
+    <w:lsdException w:uiPriority="0" w:name="Date"/>
+    <w:lsdException w:uiPriority="0" w:name="Body Text First Indent"/>
+    <w:lsdException w:uiPriority="0" w:name="Body Text First Indent 2"/>
+    <w:lsdException w:uiPriority="99" w:name="Note Heading"/>
+    <w:lsdException w:uiPriority="0" w:name="Body Text 2"/>
+    <w:lsdException w:uiPriority="0" w:name="Body Text 3"/>
+    <w:lsdException w:uiPriority="0" w:name="Body Text Indent 2"/>
+    <w:lsdException w:qFormat="1" w:unhideWhenUsed="0" w:uiPriority="0" w:semiHidden="0" w:name="Body Text Indent 3"/>
+    <w:lsdException w:uiPriority="0" w:name="Block Text"/>
+    <w:lsdException w:qFormat="1" w:unhideWhenUsed="0" w:uiPriority="0" w:semiHidden="0" w:name="Hyperlink"/>
+    <w:lsdException w:uiPriority="0" w:name="FollowedHyperlink"/>
+    <w:lsdException w:qFormat="1" w:unhideWhenUsed="0" w:uiPriority="0" w:semiHidden="0" w:name="Strong"/>
+    <w:lsdException w:qFormat="1" w:unhideWhenUsed="0" w:uiPriority="0" w:semiHidden="0" w:name="Emphasis"/>
+    <w:lsdException w:qFormat="1" w:unhideWhenUsed="0" w:uiPriority="0" w:semiHidden="0" w:name="Document Map"/>
+    <w:lsdException w:qFormat="1" w:unhideWhenUsed="0" w:uiPriority="0" w:semiHidden="0" w:name="Plain Text"/>
+    <w:lsdException w:uiPriority="0" w:name="E-mail Signature"/>
+    <w:lsdException w:qFormat="1" w:unhideWhenUsed="0" w:uiPriority="0" w:semiHidden="0" w:name="Normal (Web)"/>
+    <w:lsdException w:uiPriority="0" w:name="HTML Acronym"/>
+    <w:lsdException w:uiPriority="0" w:name="HTML Address"/>
+    <w:lsdException w:uiPriority="0" w:name="HTML Cite"/>
+    <w:lsdException w:uiPriority="0" w:name="HTML Code"/>
+    <w:lsdException w:uiPriority="0" w:name="HTML Definition"/>
+    <w:lsdException w:uiPriority="0" w:name="HTML Keyboard"/>
+    <w:lsdException w:uiPriority="0" w:name="HTML Preformatted"/>
+    <w:lsdException w:uiPriority="0" w:name="HTML Sample"/>
+    <w:lsdException w:uiPriority="0" w:name="HTML Typewriter"/>
+    <w:lsdException w:uiPriority="0" w:name="HTML Variable"/>
+    <w:lsdException w:qFormat="1" w:uiPriority="99" w:name="Normal Table"/>
+    <w:lsdException w:qFormat="1" w:unhideWhenUsed="0" w:uiPriority="0" w:semiHidden="0" w:name="annotation subject"/>
+    <w:lsdException w:uiPriority="0" w:name="Table Simple 1"/>
+    <w:lsdException w:uiPriority="0" w:name="Table Simple 2"/>
+    <w:lsdException w:uiPriority="0" w:name="Table Simple 3"/>
+    <w:lsdException w:uiPriority="0" w:name="Table Classic 1"/>
+    <w:lsdException w:uiPriority="0" w:name="Table Classic 2"/>
+    <w:lsdException w:uiPriority="0" w:name="Table Classic 3"/>
+    <w:lsdException w:uiPriority="0" w:name="Table Classic 4"/>
+    <w:lsdException w:uiPriority="0" w:name="Table Colorful 1"/>
+    <w:lsdException w:uiPriority="0" w:name="Table Colorful 2"/>
+    <w:lsdException w:uiPriority="0" w:name="Table Colorful 3"/>
+    <w:lsdException w:uiPriority="0" w:name="Table Columns 1"/>
+    <w:lsdException w:uiPriority="0" w:name="Table Columns 2"/>
+    <w:lsdException w:uiPriority="0" w:name="Table Columns 3"/>
+    <w:lsdException w:uiPriority="0" w:name="Table Columns 4"/>
+    <w:lsdException w:uiPriority="0" w:name="Table Columns 5"/>
+    <w:lsdException w:uiPriority="0" w:name="Table Grid 1"/>
+    <w:lsdException w:uiPriority="0" w:name="Table Grid 2"/>
+    <w:lsdException w:uiPriority="0" w:name="Table Grid 3"/>
+    <w:lsdException w:uiPriority="0" w:name="Table Grid 4"/>
+    <w:lsdException w:uiPriority="0" w:name="Table Grid 5"/>
+    <w:lsdException w:uiPriority="0" w:name="Table Grid 6"/>
+    <w:lsdException w:uiPriority="0" w:name="Table Grid 7"/>
+    <w:lsdException w:uiPriority="0" w:name="Table Grid 8"/>
+    <w:lsdException w:uiPriority="0" w:name="Table List 1"/>
+    <w:lsdException w:uiPriority="0" w:name="Table List 2"/>
+    <w:lsdException w:uiPriority="0" w:name="Table List 3"/>
+    <w:lsdException w:uiPriority="0" w:name="Table List 4"/>
+    <w:lsdException w:uiPriority="0" w:name="Table List 5"/>
+    <w:lsdException w:uiPriority="0" w:name="Table List 6"/>
+    <w:lsdException w:uiPriority="0" w:name="Table List 7"/>
+    <w:lsdException w:uiPriority="0" w:name="Table List 8"/>
+    <w:lsdException w:uiPriority="0" w:name="Table 3D effects 1"/>
+    <w:lsdException w:uiPriority="0" w:name="Table 3D effects 2"/>
+    <w:lsdException w:uiPriority="0" w:name="Table 3D effects 3"/>
+    <w:lsdException w:uiPriority="0" w:name="Table Contemporary"/>
+    <w:lsdException w:uiPriority="0" w:name="Table Elegant"/>
+    <w:lsdException w:uiPriority="0" w:name="Table Professional"/>
+    <w:lsdException w:uiPriority="0" w:name="Table Subtle 1"/>
+    <w:lsdException w:uiPriority="0" w:name="Table Subtle 2"/>
+    <w:lsdException w:uiPriority="0" w:name="Table Web 1"/>
+    <w:lsdException w:uiPriority="0" w:name="Table Web 2"/>
+    <w:lsdException w:uiPriority="0" w:name="Table Web 3"/>
+    <w:lsdException w:qFormat="1" w:unhideWhenUsed="0" w:uiPriority="0" w:semiHidden="0" w:name="Balloon Text"/>
+    <w:lsdException w:qFormat="1" w:unhideWhenUsed="0" w:uiPriority="0" w:semiHidden="0" w:name="Table Grid"/>
+    <w:lsdException w:uiPriority="0" w:name="Table Theme"/>
+    <w:lsdException w:unhideWhenUsed="0" w:uiPriority="60" w:semiHidden="0" w:name="Light Shading"/>
+    <w:lsdException w:unhideWhenUsed="0" w:uiPriority="61" w:semiHidden="0" w:name="Light List"/>
+    <w:lsdException w:unhideWhenUsed="0" w:uiPriority="62" w:semiHidden="0" w:name="Light Grid"/>
+    <w:lsdException w:unhideWhenUsed="0" w:uiPriority="63" w:semiHidden="0" w:name="Medium Shading 1"/>
+    <w:lsdException w:unhideWhenUsed="0" w:uiPriority="64" w:semiHidden="0" w:name="Medium Shading 2"/>
+    <w:lsdException w:unhideWhenUsed="0" w:uiPriority="65" w:semiHidden="0" w:name="Medium List 1"/>
+    <w:lsdException w:unhideWhenUsed="0" w:uiPriority="66" w:semiHidden="0" w:name="Medium List 2"/>
+    <w:lsdException w:unhideWhenUsed="0" w:uiPriority="67" w:semiHidden="0" w:name="Medium Grid 1"/>
+    <w:lsdException w:unhideWhenUsed="0" w:uiPriority="68" w:semiHidden="0" w:name="Medium Grid 2"/>
+    <w:lsdException w:unhideWhenUsed="0" w:uiPriority="69" w:semiHidden="0" w:name="Medium Grid 3"/>
+    <w:lsdException w:unhideWhenUsed="0" w:uiPriority="70" w:semiHidden="0" w:name="Dark List"/>
+    <w:lsdException w:unhideWhenUsed="0" w:uiPriority="71" w:semiHidden="0" w:name="Colorful Shading"/>
+    <w:lsdException w:unhideWhenUsed="0" w:uiPriority="72" w:semiHidden="0" w:name="Colorful List"/>
+    <w:lsdException w:unhideWhenUsed="0" w:uiPriority="73" w:semiHidden="0" w:name="Colorful Grid"/>
+    <w:lsdException w:unhideWhenUsed="0" w:uiPriority="60" w:semiHidden="0" w:name="Light Shading Accent 1"/>
+    <w:lsdException w:unhideWhenUsed="0" w:uiPriority="61" w:semiHidden="0" w:name="Light List Accent 1"/>
+    <w:lsdException w:unhideWhenUsed="0" w:uiPriority="62" w:semiHidden="0" w:name="Light Grid Accent 1"/>
+    <w:lsdException w:unhideWhenUsed="0" w:uiPriority="63" w:semiHidden="0" w:name="Medium Shading 1 Accent 1"/>
+    <w:lsdException w:unhideWhenUsed="0" w:uiPriority="64" w:semiHidden="0" w:name="Medium Shading 2 Accent 1"/>
+    <w:lsdException w:unhideWhenUsed="0" w:uiPriority="65" w:semiHidden="0" w:name="Medium List 1 Accent 1"/>
+    <w:lsdException w:unhideWhenUsed="0" w:uiPriority="66" w:semiHidden="0" w:name="Medium List 2 Accent 1"/>
+    <w:lsdException w:unhideWhenUsed="0" w:uiPriority="67" w:semiHidden="0" w:name="Medium Grid 1 Accent 1"/>
+    <w:lsdException w:unhideWhenUsed="0" w:uiPriority="68" w:semiHidden="0" w:name="Medium Grid 2 Accent 1"/>
+    <w:lsdException w:unhideWhenUsed="0" w:uiPriority="69" w:semiHidden="0" w:name="Medium Grid 3 Accent 1"/>
+    <w:lsdException w:unhideWhenUsed="0" w:uiPriority="70" w:semiHidden="0" w:name="Dark List Accent 1"/>
+    <w:lsdException w:unhideWhenUsed="0" w:uiPriority="71" w:semiHidden="0" w:name="Colorful Shading Accent 1"/>
+    <w:lsdException w:unhideWhenUsed="0" w:uiPriority="72" w:semiHidden="0" w:name="Colorful List Accent 1"/>
+    <w:lsdException w:unhideWhenUsed="0" w:uiPriority="73" w:semiHidden="0" w:name="Colorful Grid Accent 1"/>
+    <w:lsdException w:unhideWhenUsed="0" w:uiPriority="60" w:semiHidden="0" w:name="Light Shading Accent 2"/>
+    <w:lsdException w:unhideWhenUsed="0" w:uiPriority="61" w:semiHidden="0" w:name="Light List Accent 2"/>
+    <w:lsdException w:unhideWhenUsed="0" w:uiPriority="62" w:semiHidden="0" w:name="Light Grid Accent 2"/>
+    <w:lsdException w:unhideWhenUsed="0" w:uiPriority="63" w:semiHidden="0" w:name="Medium Shading 1 Accent 2"/>
+    <w:lsdException w:unhideWhenUsed="0" w:uiPriority="64" w:semiHidden="0" w:name="Medium Shading 2 Accent 2"/>
+    <w:lsdException w:unhideWhenUsed="0" w:uiPriority="65" w:semiHidden="0" w:name="Medium List 1 Accent 2"/>
+    <w:lsdException w:unhideWhenUsed="0" w:uiPriority="66" w:semiHidden="0" w:name="Medium List 2 Accent 2"/>
+    <w:lsdException w:unhideWhenUsed="0" w:uiPriority="67" w:semiHidden="0" w:name="Medium Grid 1 Accent 2"/>
+    <w:lsdException w:unhideWhenUsed="0" w:uiPriority="68" w:semiHidden="0" w:name="Medium Grid 2 Accent 2"/>
+    <w:lsdException w:unhideWhenUsed="0" w:uiPriority="69" w:semiHidden="0" w:name="Medium Grid 3 Accent 2"/>
+    <w:lsdException w:unhideWhenUsed="0" w:uiPriority="70" w:semiHidden="0" w:name="Dark List Accent 2"/>
+    <w:lsdException w:unhideWhenUsed="0" w:uiPriority="71" w:semiHidden="0" w:name="Colorful Shading Accent 2"/>
+    <w:lsdException w:unhideWhenUsed="0" w:uiPriority="72" w:semiHidden="0" w:name="Colorful List Accent 2"/>
+    <w:lsdException w:unhideWhenUsed="0" w:uiPriority="73" w:semiHidden="0" w:name="Colorful Grid Accent 2"/>
+    <w:lsdException w:unhideWhenUsed="0" w:uiPriority="60" w:semiHidden="0" w:name="Light Shading Accent 3"/>
+    <w:lsdException w:unhideWhenUsed="0" w:uiPriority="61" w:semiHidden="0" w:name="Light List Accent 3"/>
+    <w:lsdException w:unhideWhenUsed="0" w:uiPriority="62" w:semiHidden="0" w:name="Light Grid Accent 3"/>
+    <w:lsdException w:unhideWhenUsed="0" w:uiPriority="63" w:semiHidden="0" w:name="Medium Shading 1 Accent 3"/>
+    <w:lsdException w:unhideWhenUsed="0" w:uiPriority="64" w:semiHidden="0" w:name="Medium Shading 2 Accent 3"/>
+    <w:lsdException w:unhideWhenUsed="0" w:uiPriority="65" w:semiHidden="0" w:name="Medium List 1 Accent 3"/>
+    <w:lsdException w:unhideWhenUsed="0" w:uiPriority="66" w:semiHidden="0" w:name="Medium List 2 Accent 3"/>
+    <w:lsdException w:unhideWhenUsed="0" w:uiPriority="67" w:semiHidden="0" w:name="Medium Grid 1 Accent 3"/>
+    <w:lsdException w:unhideWhenUsed="0" w:uiPriority="68" w:semiHidden="0" w:name="Medium Grid 2 Accent 3"/>
+    <w:lsdException w:unhideWhenUsed="0" w:uiPriority="69" w:semiHidden="0" w:name="Medium Grid 3 Accent 3"/>
+    <w:lsdException w:unhideWhenUsed="0" w:uiPriority="70" w:semiHidden="0" w:name="Dark List Accent 3"/>
+    <w:lsdException w:unhideWhenUsed="0" w:uiPriority="71" w:semiHidden="0" w:name="Colorful Shading Accent 3"/>
+    <w:lsdException w:unhideWhenUsed="0" w:uiPriority="72" w:semiHidden="0" w:name="Colorful List Accent 3"/>
+    <w:lsdException w:unhideWhenUsed="0" w:uiPriority="73" w:semiHidden="0" w:name="Colorful Grid Accent 3"/>
+    <w:lsdException w:unhideWhenUsed="0" w:uiPriority="60" w:semiHidden="0" w:name="Light Shading Accent 4"/>
+    <w:lsdException w:unhideWhenUsed="0" w:uiPriority="61" w:semiHidden="0" w:name="Light List Accent 4"/>
+    <w:lsdException w:unhideWhenUsed="0" w:uiPriority="62" w:semiHidden="0" w:name="Light Grid Accent 4"/>
+    <w:lsdException w:unhideWhenUsed="0" w:uiPriority="63" w:semiHidden="0" w:name="Medium Shading 1 Accent 4"/>
+    <w:lsdException w:unhideWhenUsed="0" w:uiPriority="64" w:semiHidden="0" w:name="Medium Shading 2 Accent 4"/>
+    <w:lsdException w:unhideWhenUsed="0" w:uiPriority="65" w:semiHidden="0" w:name="Medium List 1 Accent 4"/>
+    <w:lsdException w:unhideWhenUsed="0" w:uiPriority="66" w:semiHidden="0" w:name="Medium List 2 Accent 4"/>
+    <w:lsdException w:unhideWhenUsed="0" w:uiPriority="67" w:semiHidden="0" w:name="Medium Grid 1 Accent 4"/>
+    <w:lsdException w:unhideWhenUsed="0" w:uiPriority="68" w:semiHidden="0" w:name="Medium Grid 2 Accent 4"/>
+    <w:lsdException w:unhideWhenUsed="0" w:uiPriority="69" w:semiHidden="0" w:name="Medium Grid 3 Accent 4"/>
+    <w:lsdException w:unhideWhenUsed="0" w:uiPriority="70" w:semiHidden="0" w:name="Dark List Accent 4"/>
+    <w:lsdException w:unhideWhenUsed="0" w:uiPriority="71" w:semiHidden="0" w:name="Colorful Shading Accent 4"/>
+    <w:lsdException w:unhideWhenUsed="0" w:uiPriority="72" w:semiHidden="0" w:name="Colorful List Accent 4"/>
+    <w:lsdException w:unhideWhenUsed="0" w:uiPriority="73" w:semiHidden="0" w:name="Colorful Grid Accent 4"/>
+    <w:lsdException w:unhideWhenUsed="0" w:uiPriority="60" w:semiHidden="0" w:name="Light Shading Accent 5"/>
+    <w:lsdException w:unhideWhenUsed="0" w:uiPriority="61" w:semiHidden="0" w:name="Light List Accent 5"/>
+    <w:lsdException w:unhideWhenUsed="0" w:uiPriority="62" w:semiHidden="0" w:name="Light Grid Accent 5"/>
+    <w:lsdException w:unhideWhenUsed="0" w:uiPriority="63" w:semiHidden="0" w:name="Medium Shading 1 Accent 5"/>
+    <w:lsdException w:unhideWhenUsed="0" w:uiPriority="64" w:semiHidden="0" w:name="Medium Shading 2 Accent 5"/>
+    <w:lsdException w:unhideWhenUsed="0" w:uiPriority="65" w:semiHidden="0" w:name="Medium List 1 Accent 5"/>
+    <w:lsdException w:unhideWhenUsed="0" w:uiPriority="66" w:semiHidden="0" w:name="Medium List 2 Accent 5"/>
+    <w:lsdException w:unhideWhenUsed="0" w:uiPriority="67" w:semiHidden="0" w:name="Medium Grid 1 Accent 5"/>
+    <w:lsdException w:unhideWhenUsed="0" w:uiPriority="68" w:semiHidden="0" w:name="Medium Grid 2 Accent 5"/>
+    <w:lsdException w:unhideWhenUsed="0" w:uiPriority="69" w:semiHidden="0" w:name="Medium Grid 3 Accent 5"/>
+    <w:lsdException w:unhideWhenUsed="0" w:uiPriority="70" w:semiHidden="0" w:name="Dark List Accent 5"/>
+    <w:lsdException w:unhideWhenUsed="0" w:uiPriority="71" w:semiHidden="0" w:name="Colorful Shading Accent 5"/>
+    <w:lsdException w:unhideWhenUsed="0" w:uiPriority="72" w:semiHidden="0" w:name="Colorful List Accent 5"/>
+    <w:lsdException w:unhideWhenUsed="0" w:uiPriority="73" w:semiHidden="0" w:name="Colorful Grid Accent 5"/>
+    <w:lsdException w:unhideWhenUsed="0" w:uiPriority="60" w:semiHidden="0" w:name="Light Shading Accent 6"/>
+    <w:lsdException w:unhideWhenUsed="0" w:uiPriority="61" w:semiHidden="0" w:name="Light List Accent 6"/>
+    <w:lsdException w:unhideWhenUsed="0" w:uiPriority="62" w:semiHidden="0" w:name="Light Grid Accent 6"/>
+    <w:lsdException w:unhideWhenUsed="0" w:uiPriority="63" w:semiHidden="0" w:name="Medium Shading 1 Accent 6"/>
+    <w:lsdException w:unhideWhenUsed="0" w:uiPriority="64" w:semiHidden="0" w:name="Medium Shading 2 Accent 6"/>
+    <w:lsdException w:unhideWhenUsed="0" w:uiPriority="65" w:semiHidden="0" w:name="Medium List 1 Accent 6"/>
+    <w:lsdException w:unhideWhenUsed="0" w:uiPriority="66" w:semiHidden="0" w:name="Medium List 2 Accent 6"/>
+    <w:lsdException w:unhideWhenUsed="0" w:uiPriority="67" w:semiHidden="0" w:name="Medium Grid 1 Accent 6"/>
+    <w:lsdException w:unhideWhenUsed="0" w:uiPriority="68" w:semiHidden="0" w:name="Medium Grid 2 Accent 6"/>
+    <w:lsdException w:unhideWhenUsed="0" w:uiPriority="69" w:semiHidden="0" w:name="Medium Grid 3 Accent 6"/>
+    <w:lsdException w:unhideWhenUsed="0" w:uiPriority="70" w:semiHidden="0" w:name="Dark List Accent 6"/>
+    <w:lsdException w:unhideWhenUsed="0" w:uiPriority="71" w:semiHidden="0" w:name="Colorful Shading Accent 6"/>
+    <w:lsdException w:unhideWhenUsed="0" w:uiPriority="72" w:semiHidden="0" w:name="Colorful List Accent 6"/>
+    <w:lsdException w:unhideWhenUsed="0" w:uiPriority="73" w:semiHidden="0" w:name="Colorful Grid Accent 6"/>
   </w:latentStyles>
-  <w:style w:type="paragraph" w:default="1" w:styleId="Normal">
+  <w:style w:type="paragraph" w:default="1" w:styleId="1">
     <w:name w:val="Normal"/>
     <w:qFormat/>
+    <w:uiPriority w:val="0"/>
     <w:pPr>
       <w:kinsoku w:val="0"/>
       <w:autoSpaceDE w:val="0"/>
@@ -3800,7 +3922,7 @@
       <w:textAlignment w:val="baseline"/>
     </w:pPr>
     <w:rPr>
-      <w:rFonts w:ascii="Arial" w:eastAsia="宋体" w:hAnsi="Arial" w:cs="Arial"/>
+      <w:rFonts w:ascii="Arial" w:hAnsi="Arial" w:eastAsia="宋体" w:cs="Arial"/>
       <w:snapToGrid w:val="0"/>
       <w:color w:val="000000"/>
       <w:kern w:val="0"/>
@@ -3809,11 +3931,12 @@
       <w:lang w:val="en-US" w:eastAsia="en-US" w:bidi="ar-SA"/>
     </w:rPr>
   </w:style>
-  <w:style w:type="paragraph" w:styleId="Heading1">
+  <w:style w:type="paragraph" w:styleId="2">
     <w:name w:val="heading 1"/>
-    <w:basedOn w:val="Normal"/>
-    <w:next w:val="Normal"/>
-    <w:qFormat/>
+    <w:basedOn w:val="1"/>
+    <w:next w:val="1"/>
+    <w:qFormat/>
+    <w:uiPriority w:val="0"/>
     <w:pPr>
       <w:keepNext/>
       <w:keepLines/>
@@ -3831,13 +3954,14 @@
       <w:sz w:val="44"/>
     </w:rPr>
   </w:style>
-  <w:style w:type="paragraph" w:styleId="Heading2">
+  <w:style w:type="paragraph" w:styleId="3">
     <w:name w:val="heading 2"/>
-    <w:basedOn w:val="Normal"/>
-    <w:next w:val="Normal"/>
-    <w:link w:val="2"/>
+    <w:basedOn w:val="1"/>
+    <w:next w:val="1"/>
+    <w:link w:val="33"/>
     <w:unhideWhenUsed/>
     <w:qFormat/>
+    <w:uiPriority w:val="0"/>
     <w:pPr>
       <w:keepNext/>
       <w:keepLines/>
@@ -3850,18 +3974,19 @@
       <w:outlineLvl w:val="1"/>
     </w:pPr>
     <w:rPr>
-      <w:rFonts w:ascii="Arial" w:eastAsia="黑体" w:hAnsi="Arial"/>
+      <w:rFonts w:ascii="Arial" w:hAnsi="Arial" w:eastAsia="黑体"/>
       <w:b/>
       <w:sz w:val="32"/>
     </w:rPr>
   </w:style>
-  <w:style w:type="paragraph" w:styleId="Heading3">
+  <w:style w:type="paragraph" w:styleId="4">
     <w:name w:val="heading 3"/>
-    <w:basedOn w:val="Normal"/>
-    <w:next w:val="Normal"/>
+    <w:basedOn w:val="1"/>
+    <w:next w:val="1"/>
     <w:semiHidden/>
     <w:unhideWhenUsed/>
     <w:qFormat/>
+    <w:uiPriority w:val="0"/>
     <w:pPr>
       <w:keepNext/>
       <w:keepLines/>
@@ -3878,12 +4003,13 @@
       <w:sz w:val="32"/>
     </w:rPr>
   </w:style>
-  <w:style w:type="paragraph" w:styleId="Heading4">
+  <w:style w:type="paragraph" w:styleId="5">
     <w:name w:val="heading 4"/>
-    <w:basedOn w:val="Normal"/>
-    <w:next w:val="Normal"/>
+    <w:basedOn w:val="1"/>
+    <w:next w:val="1"/>
     <w:unhideWhenUsed/>
     <w:qFormat/>
+    <w:uiPriority w:val="0"/>
     <w:pPr>
       <w:keepNext/>
       <w:keepLines/>
@@ -3896,18 +4022,19 @@
       <w:outlineLvl w:val="3"/>
     </w:pPr>
     <w:rPr>
-      <w:rFonts w:ascii="Arial" w:eastAsia="黑体" w:hAnsi="Arial"/>
+      <w:rFonts w:ascii="Arial" w:hAnsi="Arial" w:eastAsia="黑体"/>
       <w:b/>
       <w:sz w:val="28"/>
     </w:rPr>
   </w:style>
-  <w:style w:type="paragraph" w:styleId="Heading5">
+  <w:style w:type="paragraph" w:styleId="6">
     <w:name w:val="heading 5"/>
-    <w:basedOn w:val="Normal"/>
-    <w:next w:val="Normal"/>
+    <w:basedOn w:val="1"/>
+    <w:next w:val="1"/>
     <w:semiHidden/>
     <w:unhideWhenUsed/>
     <w:qFormat/>
+    <w:uiPriority w:val="0"/>
     <w:pPr>
       <w:keepNext/>
       <w:keepLines/>
@@ -3924,13 +4051,14 @@
       <w:sz w:val="28"/>
     </w:rPr>
   </w:style>
-  <w:style w:type="paragraph" w:styleId="Heading6">
+  <w:style w:type="paragraph" w:styleId="7">
     <w:name w:val="heading 6"/>
-    <w:basedOn w:val="Normal"/>
-    <w:next w:val="Normal"/>
+    <w:basedOn w:val="1"/>
+    <w:next w:val="1"/>
     <w:semiHidden/>
     <w:unhideWhenUsed/>
     <w:qFormat/>
+    <w:uiPriority w:val="0"/>
     <w:pPr>
       <w:keepNext/>
       <w:keepLines/>
@@ -3943,18 +4071,19 @@
       <w:outlineLvl w:val="5"/>
     </w:pPr>
     <w:rPr>
-      <w:rFonts w:ascii="Arial" w:eastAsia="黑体" w:hAnsi="Arial"/>
+      <w:rFonts w:ascii="Arial" w:hAnsi="Arial" w:eastAsia="黑体"/>
       <w:b/>
       <w:sz w:val="24"/>
     </w:rPr>
   </w:style>
-  <w:style w:type="paragraph" w:styleId="Heading7">
+  <w:style w:type="paragraph" w:styleId="8">
     <w:name w:val="heading 7"/>
-    <w:basedOn w:val="Normal"/>
-    <w:next w:val="Normal"/>
+    <w:basedOn w:val="1"/>
+    <w:next w:val="1"/>
     <w:semiHidden/>
     <w:unhideWhenUsed/>
     <w:qFormat/>
+    <w:uiPriority w:val="0"/>
     <w:pPr>
       <w:keepNext/>
       <w:keepLines/>
@@ -3971,13 +4100,14 @@
       <w:sz w:val="24"/>
     </w:rPr>
   </w:style>
-  <w:style w:type="paragraph" w:styleId="Heading8">
+  <w:style w:type="paragraph" w:styleId="9">
     <w:name w:val="heading 8"/>
-    <w:basedOn w:val="Normal"/>
-    <w:next w:val="Normal"/>
+    <w:basedOn w:val="1"/>
+    <w:next w:val="1"/>
     <w:semiHidden/>
     <w:unhideWhenUsed/>
     <w:qFormat/>
+    <w:uiPriority w:val="0"/>
     <w:pPr>
       <w:keepNext/>
       <w:keepLines/>
@@ -3990,17 +4120,18 @@
       <w:outlineLvl w:val="7"/>
     </w:pPr>
     <w:rPr>
-      <w:rFonts w:ascii="Arial" w:eastAsia="黑体" w:hAnsi="Arial"/>
+      <w:rFonts w:ascii="Arial" w:hAnsi="Arial" w:eastAsia="黑体"/>
       <w:sz w:val="24"/>
     </w:rPr>
   </w:style>
-  <w:style w:type="paragraph" w:styleId="Heading9">
+  <w:style w:type="paragraph" w:styleId="10">
     <w:name w:val="heading 9"/>
-    <w:basedOn w:val="Normal"/>
-    <w:next w:val="Normal"/>
+    <w:basedOn w:val="1"/>
+    <w:next w:val="1"/>
     <w:semiHidden/>
     <w:unhideWhenUsed/>
     <w:qFormat/>
+    <w:uiPriority w:val="0"/>
     <w:pPr>
       <w:keepNext/>
       <w:keepLines/>
@@ -4013,21 +4144,22 @@
       <w:outlineLvl w:val="8"/>
     </w:pPr>
     <w:rPr>
-      <w:rFonts w:ascii="Arial" w:eastAsia="黑体" w:hAnsi="Arial"/>
+      <w:rFonts w:ascii="Arial" w:hAnsi="Arial" w:eastAsia="黑体"/>
       <w:sz w:val="21"/>
     </w:rPr>
   </w:style>
-  <w:style w:type="character" w:default="1" w:styleId="DefaultParagraphFont">
+  <w:style w:type="character" w:default="1" w:styleId="28">
     <w:name w:val="Default Paragraph Font"/>
     <w:semiHidden/>
     <w:qFormat/>
-  </w:style>
-  <w:style w:type="table" w:default="1" w:styleId="TableNormal">
+    <w:uiPriority w:val="0"/>
+  </w:style>
+  <w:style w:type="table" w:default="1" w:styleId="26">
     <w:name w:val="Normal Table"/>
-    <w:uiPriority w:val="99"/>
     <w:semiHidden/>
     <w:unhideWhenUsed/>
     <w:qFormat/>
+    <w:uiPriority w:val="99"/>
     <w:tblPr>
       <w:tblCellMar>
         <w:top w:w="0" w:type="dxa"/>
@@ -4037,77 +4169,85 @@
       </w:tblCellMar>
     </w:tblPr>
   </w:style>
-  <w:style w:type="paragraph" w:styleId="DocumentMap">
+  <w:style w:type="paragraph" w:styleId="11">
     <w:name w:val="Document Map"/>
-    <w:basedOn w:val="Normal"/>
-    <w:link w:val="a"/>
-    <w:qFormat/>
+    <w:basedOn w:val="1"/>
+    <w:link w:val="38"/>
+    <w:qFormat/>
+    <w:uiPriority w:val="0"/>
     <w:pPr>
       <w:shd w:val="clear" w:color="auto" w:fill="000080"/>
     </w:pPr>
   </w:style>
-  <w:style w:type="paragraph" w:styleId="CommentText">
+  <w:style w:type="paragraph" w:styleId="12">
     <w:name w:val="annotation text"/>
-    <w:basedOn w:val="Normal"/>
-    <w:link w:val="a3"/>
-    <w:qFormat/>
+    <w:basedOn w:val="1"/>
+    <w:link w:val="47"/>
+    <w:qFormat/>
+    <w:uiPriority w:val="0"/>
     <w:pPr>
       <w:jc w:val="left"/>
     </w:pPr>
   </w:style>
-  <w:style w:type="paragraph" w:styleId="BodyText">
+  <w:style w:type="paragraph" w:styleId="13">
     <w:name w:val="Body Text"/>
-    <w:basedOn w:val="Normal"/>
-    <w:link w:val="a1"/>
+    <w:basedOn w:val="1"/>
+    <w:link w:val="42"/>
     <w:semiHidden/>
     <w:qFormat/>
+    <w:uiPriority w:val="0"/>
     <w:rPr>
-      <w:rFonts w:ascii="Arial" w:eastAsia="Arial" w:hAnsi="Arial" w:cs="Arial"/>
+      <w:rFonts w:ascii="Arial" w:hAnsi="Arial" w:eastAsia="Arial" w:cs="Arial"/>
       <w:sz w:val="21"/>
       <w:szCs w:val="21"/>
       <w:lang w:val="en-US" w:eastAsia="en-US" w:bidi="ar-SA"/>
     </w:rPr>
   </w:style>
-  <w:style w:type="paragraph" w:styleId="BodyTextIndent">
+  <w:style w:type="paragraph" w:styleId="14">
     <w:name w:val="Body Text Indent"/>
-    <w:basedOn w:val="Normal"/>
-    <w:link w:val="a0"/>
-    <w:qFormat/>
+    <w:basedOn w:val="1"/>
+    <w:link w:val="40"/>
+    <w:qFormat/>
+    <w:uiPriority w:val="0"/>
     <w:pPr>
       <w:spacing w:after="120" w:afterLines="0" w:afterAutospacing="0"/>
       <w:ind w:left="420" w:leftChars="200"/>
     </w:pPr>
   </w:style>
-  <w:style w:type="paragraph" w:styleId="TOC3">
+  <w:style w:type="paragraph" w:styleId="15">
     <w:name w:val="toc 3"/>
-    <w:basedOn w:val="Normal"/>
-    <w:next w:val="Normal"/>
-    <w:qFormat/>
+    <w:basedOn w:val="1"/>
+    <w:next w:val="1"/>
+    <w:qFormat/>
+    <w:uiPriority w:val="0"/>
     <w:pPr>
       <w:ind w:left="840" w:leftChars="400"/>
     </w:pPr>
   </w:style>
-  <w:style w:type="paragraph" w:styleId="PlainText">
+  <w:style w:type="paragraph" w:styleId="16">
     <w:name w:val="Plain Text"/>
-    <w:basedOn w:val="Normal"/>
-    <w:qFormat/>
+    <w:basedOn w:val="1"/>
+    <w:qFormat/>
+    <w:uiPriority w:val="0"/>
     <w:rPr>
       <w:rFonts w:ascii="宋体" w:hAnsi="Courier New"/>
     </w:rPr>
   </w:style>
-  <w:style w:type="paragraph" w:styleId="BalloonText">
+  <w:style w:type="paragraph" w:styleId="17">
     <w:name w:val="Balloon Text"/>
-    <w:basedOn w:val="Normal"/>
-    <w:link w:val="a2"/>
-    <w:qFormat/>
+    <w:basedOn w:val="1"/>
+    <w:link w:val="46"/>
+    <w:qFormat/>
+    <w:uiPriority w:val="0"/>
     <w:rPr>
       <w:sz w:val="18"/>
     </w:rPr>
   </w:style>
-  <w:style w:type="paragraph" w:styleId="Footer">
+  <w:style w:type="paragraph" w:styleId="18">
     <w:name w:val="footer"/>
-    <w:basedOn w:val="Normal"/>
-    <w:qFormat/>
+    <w:basedOn w:val="1"/>
+    <w:qFormat/>
+    <w:uiPriority w:val="0"/>
     <w:pPr>
       <w:tabs>
         <w:tab w:val="center" w:pos="4153"/>
@@ -4120,16 +4260,17 @@
       <w:sz w:val="18"/>
     </w:rPr>
   </w:style>
-  <w:style w:type="paragraph" w:styleId="Header">
+  <w:style w:type="paragraph" w:styleId="19">
     <w:name w:val="header"/>
-    <w:basedOn w:val="Normal"/>
-    <w:qFormat/>
+    <w:basedOn w:val="1"/>
+    <w:qFormat/>
+    <w:uiPriority w:val="0"/>
     <w:pPr>
       <w:pBdr>
-        <w:top w:val="nil"/>
-        <w:left w:val="nil"/>
-        <w:bottom w:val="nil"/>
-        <w:right w:val="nil"/>
+        <w:top w:val="none" w:color="auto" w:sz="0" w:space="0"/>
+        <w:left w:val="none" w:color="auto" w:sz="0" w:space="0"/>
+        <w:bottom w:val="none" w:color="auto" w:sz="0" w:space="0"/>
+        <w:right w:val="none" w:color="auto" w:sz="0" w:space="0"/>
       </w:pBdr>
       <w:tabs>
         <w:tab w:val="center" w:pos="4153"/>
@@ -4144,20 +4285,22 @@
       <w:sz w:val="18"/>
     </w:rPr>
   </w:style>
-  <w:style w:type="paragraph" w:styleId="TOC1">
+  <w:style w:type="paragraph" w:styleId="20">
     <w:name w:val="toc 1"/>
-    <w:basedOn w:val="Normal"/>
-    <w:next w:val="Normal"/>
-    <w:qFormat/>
+    <w:basedOn w:val="1"/>
+    <w:next w:val="1"/>
+    <w:qFormat/>
+    <w:uiPriority w:val="0"/>
     <w:rPr>
-      <w:rFonts w:ascii="Arial" w:eastAsia="Microsoft JhengHei" w:hAnsi="Arial"/>
+      <w:rFonts w:ascii="Arial" w:hAnsi="Arial" w:eastAsia="Microsoft JhengHei"/>
       <w:sz w:val="24"/>
     </w:rPr>
   </w:style>
-  <w:style w:type="paragraph" w:styleId="BodyTextIndent3">
+  <w:style w:type="paragraph" w:styleId="21">
     <w:name w:val="Body Text Indent 3"/>
-    <w:basedOn w:val="Normal"/>
-    <w:qFormat/>
+    <w:basedOn w:val="1"/>
+    <w:qFormat/>
+    <w:uiPriority w:val="0"/>
     <w:pPr>
       <w:spacing w:after="120" w:afterLines="0" w:afterAutospacing="0"/>
       <w:ind w:left="420" w:leftChars="200"/>
@@ -4166,27 +4309,30 @@
       <w:sz w:val="16"/>
     </w:rPr>
   </w:style>
-  <w:style w:type="paragraph" w:styleId="TOC2">
+  <w:style w:type="paragraph" w:styleId="22">
     <w:name w:val="toc 2"/>
-    <w:basedOn w:val="Normal"/>
-    <w:next w:val="Normal"/>
-    <w:qFormat/>
+    <w:basedOn w:val="1"/>
+    <w:next w:val="1"/>
+    <w:qFormat/>
+    <w:uiPriority w:val="0"/>
     <w:pPr>
       <w:ind w:left="420" w:leftChars="200"/>
     </w:pPr>
   </w:style>
-  <w:style w:type="paragraph" w:styleId="NormalWeb">
+  <w:style w:type="paragraph" w:styleId="23">
     <w:name w:val="Normal (Web)"/>
-    <w:basedOn w:val="Normal"/>
-    <w:qFormat/>
+    <w:basedOn w:val="1"/>
+    <w:qFormat/>
+    <w:uiPriority w:val="0"/>
     <w:rPr>
       <w:sz w:val="24"/>
     </w:rPr>
   </w:style>
-  <w:style w:type="paragraph" w:styleId="Title">
+  <w:style w:type="paragraph" w:styleId="24">
     <w:name w:val="Title"/>
-    <w:basedOn w:val="Normal"/>
-    <w:qFormat/>
+    <w:basedOn w:val="1"/>
+    <w:qFormat/>
+    <w:uiPriority w:val="0"/>
     <w:pPr>
       <w:spacing w:before="240" w:beforeLines="0" w:beforeAutospacing="0" w:after="60" w:afterLines="0" w:afterAutospacing="0"/>
       <w:jc w:val="center"/>
@@ -4198,75 +4344,83 @@
       <w:sz w:val="32"/>
     </w:rPr>
   </w:style>
-  <w:style w:type="paragraph" w:styleId="CommentSubject">
+  <w:style w:type="paragraph" w:styleId="25">
     <w:name w:val="annotation subject"/>
-    <w:basedOn w:val="CommentText"/>
-    <w:next w:val="CommentText"/>
-    <w:link w:val="a4"/>
-    <w:qFormat/>
+    <w:basedOn w:val="12"/>
+    <w:next w:val="12"/>
+    <w:link w:val="48"/>
+    <w:qFormat/>
+    <w:uiPriority w:val="0"/>
     <w:rPr>
       <w:b/>
     </w:rPr>
   </w:style>
-  <w:style w:type="table" w:styleId="TableGrid">
+  <w:style w:type="table" w:styleId="27">
     <w:name w:val="Table Grid"/>
-    <w:basedOn w:val="TableNormal"/>
-    <w:qFormat/>
+    <w:basedOn w:val="26"/>
+    <w:qFormat/>
+    <w:uiPriority w:val="0"/>
     <w:tblPr>
       <w:tblBorders>
-        <w:top w:val="single" w:sz="4" w:space="0" w:color="auto"/>
-        <w:left w:val="single" w:sz="4" w:space="0" w:color="auto"/>
-        <w:bottom w:val="single" w:sz="4" w:space="0" w:color="auto"/>
-        <w:right w:val="single" w:sz="4" w:space="0" w:color="auto"/>
-        <w:insideH w:val="single" w:sz="4" w:space="0" w:color="auto"/>
-        <w:insideV w:val="single" w:sz="4" w:space="0" w:color="auto"/>
+        <w:top w:val="single" w:color="auto" w:sz="4" w:space="0"/>
+        <w:left w:val="single" w:color="auto" w:sz="4" w:space="0"/>
+        <w:bottom w:val="single" w:color="auto" w:sz="4" w:space="0"/>
+        <w:right w:val="single" w:color="auto" w:sz="4" w:space="0"/>
+        <w:insideH w:val="single" w:color="auto" w:sz="4" w:space="0"/>
+        <w:insideV w:val="single" w:color="auto" w:sz="4" w:space="0"/>
       </w:tblBorders>
     </w:tblPr>
   </w:style>
-  <w:style w:type="character" w:styleId="Strong">
+  <w:style w:type="character" w:styleId="29">
     <w:name w:val="Strong"/>
-    <w:basedOn w:val="DefaultParagraphFont"/>
-    <w:qFormat/>
+    <w:basedOn w:val="28"/>
+    <w:qFormat/>
+    <w:uiPriority w:val="0"/>
     <w:rPr>
       <w:b/>
     </w:rPr>
   </w:style>
-  <w:style w:type="character" w:styleId="PageNumber">
+  <w:style w:type="character" w:styleId="30">
     <w:name w:val="page number"/>
-    <w:basedOn w:val="DefaultParagraphFont"/>
-    <w:qFormat/>
-  </w:style>
-  <w:style w:type="character" w:styleId="Hyperlink">
+    <w:basedOn w:val="28"/>
+    <w:qFormat/>
+    <w:uiPriority w:val="0"/>
+  </w:style>
+  <w:style w:type="character" w:styleId="31">
     <w:name w:val="Hyperlink"/>
-    <w:basedOn w:val="DefaultParagraphFont"/>
-    <w:qFormat/>
+    <w:basedOn w:val="28"/>
+    <w:qFormat/>
+    <w:uiPriority w:val="0"/>
     <w:rPr>
       <w:color w:val="0000FF"/>
       <w:u w:val="single"/>
     </w:rPr>
   </w:style>
-  <w:style w:type="character" w:styleId="CommentReference">
+  <w:style w:type="character" w:styleId="32">
     <w:name w:val="annotation reference"/>
-    <w:basedOn w:val="DefaultParagraphFont"/>
-    <w:qFormat/>
+    <w:basedOn w:val="28"/>
+    <w:qFormat/>
+    <w:uiPriority w:val="0"/>
     <w:rPr>
       <w:sz w:val="21"/>
     </w:rPr>
   </w:style>
-  <w:style w:type="character" w:customStyle="1" w:styleId="2">
+  <w:style w:type="character" w:customStyle="1" w:styleId="33">
     <w:name w:val="标题 2 字符"/>
-    <w:link w:val="Heading2"/>
-    <w:qFormat/>
+    <w:link w:val="3"/>
+    <w:qFormat/>
+    <w:uiPriority w:val="0"/>
     <w:rPr>
-      <w:rFonts w:ascii="Arial" w:eastAsia="黑体" w:hAnsi="Arial"/>
+      <w:rFonts w:ascii="Arial" w:hAnsi="Arial" w:eastAsia="黑体"/>
       <w:b/>
       <w:sz w:val="32"/>
     </w:rPr>
   </w:style>
-  <w:style w:type="character" w:customStyle="1" w:styleId="074Char">
+  <w:style w:type="character" w:customStyle="1" w:styleId="34">
     <w:name w:val="标书正文:  0.74 厘米 Char"/>
-    <w:link w:val="074"/>
-    <w:qFormat/>
+    <w:link w:val="35"/>
+    <w:qFormat/>
+    <w:uiPriority w:val="0"/>
     <w:rPr>
       <w:rFonts w:eastAsia="宋体" w:cs="宋体"/>
       <w:kern w:val="2"/>
@@ -4274,11 +4428,12 @@
       <w:lang w:val="en-US" w:eastAsia="zh-CN" w:bidi="ar-SA"/>
     </w:rPr>
   </w:style>
-  <w:style w:type="paragraph" w:customStyle="1" w:styleId="074">
+  <w:style w:type="paragraph" w:customStyle="1" w:styleId="35">
     <w:name w:val="标书正文:  0.74 厘米"/>
-    <w:basedOn w:val="Normal"/>
-    <w:link w:val="074Char"/>
-    <w:qFormat/>
+    <w:basedOn w:val="1"/>
+    <w:link w:val="34"/>
+    <w:qFormat/>
+    <w:uiPriority w:val="0"/>
     <w:pPr>
       <w:snapToGrid w:val="0"/>
       <w:spacing w:line="360" w:lineRule="auto"/>
@@ -4290,10 +4445,11 @@
       <w:szCs w:val="20"/>
     </w:rPr>
   </w:style>
-  <w:style w:type="character" w:customStyle="1" w:styleId="2Char">
+  <w:style w:type="character" w:customStyle="1" w:styleId="36">
     <w:name w:val="正文（首行缩进2字符） Char"/>
-    <w:link w:val="20"/>
-    <w:qFormat/>
+    <w:link w:val="37"/>
+    <w:qFormat/>
+    <w:uiPriority w:val="0"/>
     <w:rPr>
       <w:rFonts w:eastAsia="宋体"/>
       <w:kern w:val="2"/>
@@ -4302,11 +4458,12 @@
       <w:lang w:val="en-US" w:eastAsia="zh-CN" w:bidi="ar-SA"/>
     </w:rPr>
   </w:style>
-  <w:style w:type="paragraph" w:customStyle="1" w:styleId="20">
+  <w:style w:type="paragraph" w:customStyle="1" w:styleId="37">
     <w:name w:val="正文（首行缩进2字符）"/>
-    <w:basedOn w:val="Normal"/>
-    <w:link w:val="2Char"/>
-    <w:qFormat/>
+    <w:basedOn w:val="1"/>
+    <w:link w:val="36"/>
+    <w:qFormat/>
+    <w:uiPriority w:val="0"/>
     <w:pPr>
       <w:spacing w:line="360" w:lineRule="auto"/>
       <w:ind w:firstLine="480" w:firstLineChars="200"/>
@@ -4317,29 +4474,32 @@
       <w:szCs w:val="24"/>
     </w:rPr>
   </w:style>
-  <w:style w:type="character" w:customStyle="1" w:styleId="a">
+  <w:style w:type="character" w:customStyle="1" w:styleId="38">
     <w:name w:val="文档结构图 字符"/>
-    <w:link w:val="DocumentMap"/>
-    <w:qFormat/>
-  </w:style>
-  <w:style w:type="paragraph" w:customStyle="1" w:styleId="1">
+    <w:link w:val="11"/>
+    <w:qFormat/>
+    <w:uiPriority w:val="0"/>
+  </w:style>
+  <w:style w:type="paragraph" w:customStyle="1" w:styleId="39">
     <w:name w:val="列表段落1"/>
-    <w:basedOn w:val="Normal"/>
+    <w:basedOn w:val="1"/>
+    <w:qFormat/>
     <w:uiPriority w:val="1"/>
-    <w:qFormat/>
     <w:pPr>
       <w:ind w:firstLine="420" w:firstLineChars="200"/>
     </w:pPr>
   </w:style>
-  <w:style w:type="character" w:customStyle="1" w:styleId="a0">
+  <w:style w:type="character" w:customStyle="1" w:styleId="40">
     <w:name w:val="正文文本缩进 字符"/>
-    <w:link w:val="BodyTextIndent"/>
-    <w:qFormat/>
-  </w:style>
-  <w:style w:type="paragraph" w:customStyle="1" w:styleId="10">
+    <w:link w:val="14"/>
+    <w:qFormat/>
+    <w:uiPriority w:val="0"/>
+  </w:style>
+  <w:style w:type="paragraph" w:customStyle="1" w:styleId="41">
     <w:name w:val="样式1"/>
-    <w:basedOn w:val="Normal"/>
-    <w:qFormat/>
+    <w:basedOn w:val="1"/>
+    <w:qFormat/>
+    <w:uiPriority w:val="0"/>
     <w:pPr>
       <w:adjustRightInd w:val="0"/>
       <w:snapToGrid w:val="0"/>
@@ -4354,29 +4514,30 @@
       <w:szCs w:val="20"/>
     </w:rPr>
   </w:style>
-  <w:style w:type="character" w:customStyle="1" w:styleId="a1">
+  <w:style w:type="character" w:customStyle="1" w:styleId="42">
     <w:name w:val="正文文本 字符"/>
-    <w:link w:val="BodyText"/>
-    <w:qFormat/>
+    <w:link w:val="13"/>
+    <w:qFormat/>
+    <w:uiPriority w:val="0"/>
     <w:rPr>
-      <w:rFonts w:ascii="Arial" w:eastAsia="Arial" w:hAnsi="Arial" w:cs="Arial"/>
+      <w:rFonts w:ascii="Arial" w:hAnsi="Arial" w:eastAsia="Arial" w:cs="Arial"/>
       <w:sz w:val="21"/>
       <w:szCs w:val="21"/>
       <w:lang w:val="en-US" w:eastAsia="en-US" w:bidi="ar-SA"/>
     </w:rPr>
   </w:style>
-  <w:style w:type="table" w:customStyle="1" w:styleId="TableNormal0">
+  <w:style w:type="table" w:customStyle="1" w:styleId="43">
     <w:name w:val="Table Normal_0"/>
+    <w:unhideWhenUsed/>
+    <w:qFormat/>
     <w:uiPriority w:val="2"/>
-    <w:unhideWhenUsed/>
-    <w:qFormat/>
     <w:pPr>
       <w:widowControl w:val="0"/>
       <w:autoSpaceDE w:val="0"/>
       <w:autoSpaceDN w:val="0"/>
     </w:pPr>
     <w:rPr>
-      <w:rFonts w:asciiTheme="minorHAnsi" w:eastAsiaTheme="minorEastAsia" w:hAnsiTheme="minorHAnsi" w:cstheme="minorBidi"/>
+      <w:rFonts w:asciiTheme="minorHAnsi" w:hAnsiTheme="minorHAnsi" w:eastAsiaTheme="minorEastAsia" w:cstheme="minorBidi"/>
       <w:sz w:val="22"/>
       <w:szCs w:val="22"/>
       <w:lang w:eastAsia="en-US"/>
@@ -4390,11 +4551,11 @@
       </w:tblCellMar>
     </w:tblPr>
   </w:style>
-  <w:style w:type="paragraph" w:customStyle="1" w:styleId="TableParagraph">
+  <w:style w:type="paragraph" w:customStyle="1" w:styleId="44">
     <w:name w:val="Table Paragraph"/>
-    <w:basedOn w:val="Normal"/>
+    <w:basedOn w:val="1"/>
+    <w:qFormat/>
     <w:uiPriority w:val="1"/>
-    <w:qFormat/>
     <w:pPr>
       <w:autoSpaceDE w:val="0"/>
       <w:autoSpaceDN w:val="0"/>
@@ -4407,10 +4568,11 @@
       <w:lang w:val="zh-CN" w:bidi="zh-CN"/>
     </w:rPr>
   </w:style>
-  <w:style w:type="paragraph" w:customStyle="1" w:styleId="Char">
+  <w:style w:type="paragraph" w:customStyle="1" w:styleId="45">
     <w:name w:val="Char"/>
-    <w:basedOn w:val="Normal"/>
-    <w:qFormat/>
+    <w:basedOn w:val="1"/>
+    <w:qFormat/>
+    <w:uiPriority w:val="0"/>
     <w:pPr>
       <w:widowControl/>
       <w:spacing w:before="100" w:beforeAutospacing="1" w:after="100" w:afterAutospacing="1" w:line="360" w:lineRule="auto"/>
@@ -4424,81 +4586,87 @@
       <w:lang w:eastAsia="en-US"/>
     </w:rPr>
   </w:style>
-  <w:style w:type="character" w:customStyle="1" w:styleId="a2">
+  <w:style w:type="character" w:customStyle="1" w:styleId="46">
     <w:name w:val="批注框文本 字符"/>
-    <w:link w:val="BalloonText"/>
+    <w:link w:val="17"/>
     <w:semiHidden/>
     <w:qFormat/>
+    <w:uiPriority w:val="0"/>
     <w:rPr>
       <w:sz w:val="18"/>
     </w:rPr>
   </w:style>
-  <w:style w:type="character" w:customStyle="1" w:styleId="a3">
+  <w:style w:type="character" w:customStyle="1" w:styleId="47">
     <w:name w:val="批注文字 字符"/>
-    <w:link w:val="CommentText"/>
-    <w:qFormat/>
-  </w:style>
-  <w:style w:type="character" w:customStyle="1" w:styleId="a4">
+    <w:link w:val="12"/>
+    <w:qFormat/>
+    <w:uiPriority w:val="0"/>
+  </w:style>
+  <w:style w:type="character" w:customStyle="1" w:styleId="48">
     <w:name w:val="批注主题 字符"/>
-    <w:link w:val="CommentSubject"/>
-    <w:qFormat/>
+    <w:link w:val="25"/>
+    <w:qFormat/>
+    <w:uiPriority w:val="0"/>
     <w:rPr>
       <w:b/>
     </w:rPr>
   </w:style>
-  <w:style w:type="paragraph" w:customStyle="1" w:styleId="11">
+  <w:style w:type="paragraph" w:customStyle="1" w:styleId="49">
     <w:name w:val="列出段落1"/>
-    <w:basedOn w:val="Normal"/>
+    <w:basedOn w:val="1"/>
+    <w:qFormat/>
     <w:uiPriority w:val="99"/>
-    <w:qFormat/>
     <w:pPr>
       <w:ind w:firstLine="420" w:firstLineChars="200"/>
     </w:pPr>
   </w:style>
-  <w:style w:type="paragraph" w:customStyle="1" w:styleId="21">
+  <w:style w:type="paragraph" w:customStyle="1" w:styleId="50">
     <w:name w:val="列出段落2"/>
-    <w:basedOn w:val="Normal"/>
+    <w:basedOn w:val="1"/>
+    <w:qFormat/>
     <w:uiPriority w:val="99"/>
-    <w:qFormat/>
     <w:pPr>
       <w:ind w:firstLine="420" w:firstLineChars="200"/>
     </w:pPr>
   </w:style>
-  <w:style w:type="paragraph" w:customStyle="1" w:styleId="a5">
+  <w:style w:type="paragraph" w:customStyle="1" w:styleId="51">
     <w:name w:val="柴_公司名"/>
-    <w:basedOn w:val="Title"/>
-    <w:qFormat/>
+    <w:basedOn w:val="24"/>
+    <w:qFormat/>
+    <w:uiPriority w:val="0"/>
     <w:pPr>
       <w:spacing w:after="600" w:afterLines="600"/>
     </w:pPr>
     <w:rPr>
-      <w:rFonts w:ascii="宋体" w:eastAsia="宋体" w:hAnsi="宋体" w:cs="宋体" w:hint="eastAsia"/>
+      <w:rFonts w:hint="eastAsia" w:ascii="宋体" w:hAnsi="宋体" w:eastAsia="宋体" w:cs="宋体"/>
       <w:bCs/>
       <w:spacing w:val="-6"/>
       <w:sz w:val="52"/>
       <w:szCs w:val="52"/>
     </w:rPr>
   </w:style>
-  <w:style w:type="paragraph" w:customStyle="1" w:styleId="a6">
+  <w:style w:type="paragraph" w:customStyle="1" w:styleId="52">
     <w:name w:val="柴_文档名"/>
-    <w:basedOn w:val="Title"/>
-    <w:qFormat/>
+    <w:basedOn w:val="24"/>
+    <w:qFormat/>
+    <w:uiPriority w:val="0"/>
     <w:pPr>
       <w:spacing w:after="900" w:afterLines="900"/>
     </w:pPr>
     <w:rPr>
-      <w:rFonts w:ascii="黑体" w:eastAsia="黑体" w:hAnsi="黑体" w:cs="黑体"/>
+      <w:rFonts w:ascii="黑体" w:hAnsi="黑体" w:eastAsia="黑体" w:cs="黑体"/>
       <w:bCs/>
       <w:spacing w:val="-7"/>
       <w:sz w:val="52"/>
       <w:szCs w:val="52"/>
     </w:rPr>
   </w:style>
-  <w:style w:type="table" w:customStyle="1" w:styleId="TableNormal1">
+  <w:style w:type="table" w:customStyle="1" w:styleId="53">
     <w:name w:val="Table Normal_1"/>
     <w:semiHidden/>
     <w:unhideWhenUsed/>
     <w:qFormat/>
+    <w:uiPriority w:val="0"/>
     <w:tblPr>
       <w:tblCellMar>
         <w:top w:w="0" w:type="dxa"/>
@@ -4508,81 +4676,87 @@
       </w:tblCellMar>
     </w:tblPr>
   </w:style>
-  <w:style w:type="paragraph" w:customStyle="1" w:styleId="TableText">
+  <w:style w:type="paragraph" w:customStyle="1" w:styleId="54">
     <w:name w:val="Table Text"/>
-    <w:basedOn w:val="Normal"/>
+    <w:basedOn w:val="1"/>
     <w:semiHidden/>
     <w:qFormat/>
+    <w:uiPriority w:val="0"/>
     <w:rPr>
-      <w:rFonts w:ascii="宋体" w:eastAsia="宋体" w:hAnsi="宋体" w:cs="宋体"/>
+      <w:rFonts w:ascii="宋体" w:hAnsi="宋体" w:eastAsia="宋体" w:cs="宋体"/>
       <w:sz w:val="21"/>
       <w:szCs w:val="21"/>
       <w:lang w:val="en-US" w:eastAsia="en-US" w:bidi="ar-SA"/>
     </w:rPr>
   </w:style>
-  <w:style w:type="paragraph" w:customStyle="1" w:styleId="12">
+  <w:style w:type="paragraph" w:customStyle="1" w:styleId="55">
     <w:name w:val="柴_标题1"/>
-    <w:basedOn w:val="Heading1"/>
-    <w:next w:val="a7"/>
-    <w:link w:val="1Char"/>
-    <w:qFormat/>
+    <w:basedOn w:val="2"/>
+    <w:next w:val="56"/>
+    <w:link w:val="65"/>
+    <w:qFormat/>
+    <w:uiPriority w:val="0"/>
     <w:pPr>
       <w:spacing w:before="100" w:after="90" w:line="360" w:lineRule="auto"/>
     </w:pPr>
     <w:rPr>
-      <w:rFonts w:ascii="Arial" w:eastAsia="宋体" w:hAnsi="Arial"/>
+      <w:rFonts w:ascii="Arial" w:hAnsi="Arial" w:eastAsia="宋体"/>
       <w:sz w:val="32"/>
     </w:rPr>
   </w:style>
-  <w:style w:type="paragraph" w:customStyle="1" w:styleId="a7">
+  <w:style w:type="paragraph" w:customStyle="1" w:styleId="56">
     <w:name w:val="柴_正文"/>
-    <w:basedOn w:val="BodyText"/>
-    <w:link w:val="Char0"/>
-    <w:qFormat/>
+    <w:basedOn w:val="13"/>
+    <w:link w:val="68"/>
+    <w:qFormat/>
+    <w:uiPriority w:val="0"/>
     <w:pPr>
       <w:spacing w:line="360" w:lineRule="auto"/>
       <w:ind w:firstLine="470" w:firstLineChars="200"/>
     </w:pPr>
     <w:rPr>
-      <w:rFonts w:ascii="Arial" w:eastAsia="宋体" w:hAnsi="Arial"/>
+      <w:rFonts w:ascii="Arial" w:hAnsi="Arial" w:eastAsia="宋体"/>
       <w:sz w:val="24"/>
       <w:lang w:eastAsia="zh-CN"/>
     </w:rPr>
   </w:style>
-  <w:style w:type="paragraph" w:customStyle="1" w:styleId="22">
+  <w:style w:type="paragraph" w:customStyle="1" w:styleId="57">
     <w:name w:val="柴_标题2"/>
-    <w:basedOn w:val="Heading2"/>
-    <w:next w:val="a7"/>
-    <w:qFormat/>
+    <w:basedOn w:val="3"/>
+    <w:next w:val="56"/>
+    <w:qFormat/>
+    <w:uiPriority w:val="0"/>
     <w:pPr>
       <w:spacing w:line="360" w:lineRule="auto"/>
     </w:pPr>
     <w:rPr>
-      <w:rFonts w:ascii="Arial" w:eastAsia="宋体" w:hAnsi="Arial"/>
+      <w:rFonts w:ascii="Arial" w:hAnsi="Arial" w:eastAsia="宋体"/>
       <w:sz w:val="28"/>
     </w:rPr>
   </w:style>
-  <w:style w:type="paragraph" w:customStyle="1" w:styleId="3">
+  <w:style w:type="paragraph" w:customStyle="1" w:styleId="58">
     <w:name w:val="柴_标题3"/>
-    <w:basedOn w:val="Heading3"/>
-    <w:next w:val="a7"/>
-    <w:qFormat/>
+    <w:basedOn w:val="4"/>
+    <w:next w:val="56"/>
+    <w:qFormat/>
+    <w:uiPriority w:val="0"/>
     <w:pPr>
       <w:spacing w:line="360" w:lineRule="auto"/>
       <w:ind w:left="0" w:firstLine="472" w:firstLineChars="200"/>
     </w:pPr>
     <w:rPr>
-      <w:rFonts w:ascii="宋体" w:eastAsia="宋体" w:hAnsi="宋体" w:cs="宋体"/>
+      <w:rFonts w:ascii="宋体" w:hAnsi="宋体" w:eastAsia="宋体" w:cs="宋体"/>
       <w:spacing w:val="-2"/>
       <w:sz w:val="24"/>
       <w:szCs w:val="24"/>
     </w:rPr>
   </w:style>
-  <w:style w:type="paragraph" w:customStyle="1" w:styleId="a8">
+  <w:style w:type="paragraph" w:customStyle="1" w:styleId="59">
     <w:name w:val="柴_目录"/>
-    <w:basedOn w:val="Normal"/>
-    <w:next w:val="BodyText"/>
-    <w:qFormat/>
+    <w:basedOn w:val="1"/>
+    <w:next w:val="13"/>
+    <w:qFormat/>
+    <w:uiPriority w:val="0"/>
     <w:pPr>
       <w:tabs>
         <w:tab w:val="right" w:leader="dot" w:pos="8442"/>
@@ -4590,59 +4764,64 @@
       <w:ind w:left="0" w:leftChars="0"/>
     </w:pPr>
     <w:rPr>
-      <w:rFonts w:ascii="Arial" w:eastAsia="Microsoft JhengHei" w:hAnsi="Arial"/>
+      <w:rFonts w:ascii="Arial" w:hAnsi="Arial" w:eastAsia="Microsoft JhengHei"/>
       <w:sz w:val="24"/>
     </w:rPr>
   </w:style>
-  <w:style w:type="paragraph" w:customStyle="1" w:styleId="WPSOffice1">
+  <w:style w:type="paragraph" w:customStyle="1" w:styleId="60">
     <w:name w:val="WPSOffice手动目录 1"/>
     <w:qFormat/>
+    <w:uiPriority w:val="0"/>
     <w:pPr>
       <w:ind w:leftChars="0"/>
     </w:pPr>
     <w:rPr>
-      <w:rFonts w:ascii="Times New Roman" w:eastAsia="宋体" w:hAnsi="Times New Roman" w:cs="Times New Roman"/>
+      <w:rFonts w:ascii="Times New Roman" w:hAnsi="Times New Roman" w:eastAsia="宋体" w:cs="Times New Roman"/>
       <w:sz w:val="20"/>
       <w:szCs w:val="20"/>
     </w:rPr>
   </w:style>
-  <w:style w:type="paragraph" w:customStyle="1" w:styleId="WPSOffice2">
+  <w:style w:type="paragraph" w:customStyle="1" w:styleId="61">
     <w:name w:val="WPSOffice手动目录 2"/>
     <w:qFormat/>
+    <w:uiPriority w:val="0"/>
     <w:pPr>
       <w:ind w:leftChars="200"/>
     </w:pPr>
     <w:rPr>
-      <w:rFonts w:ascii="Times New Roman" w:eastAsia="宋体" w:hAnsi="Times New Roman" w:cs="Times New Roman"/>
+      <w:rFonts w:ascii="Times New Roman" w:hAnsi="Times New Roman" w:eastAsia="宋体" w:cs="Times New Roman"/>
       <w:sz w:val="20"/>
       <w:szCs w:val="20"/>
     </w:rPr>
   </w:style>
-  <w:style w:type="paragraph" w:customStyle="1" w:styleId="WPSOffice3">
+  <w:style w:type="paragraph" w:customStyle="1" w:styleId="62">
     <w:name w:val="WPSOffice手动目录 3"/>
     <w:qFormat/>
+    <w:uiPriority w:val="0"/>
     <w:pPr>
       <w:ind w:leftChars="400"/>
     </w:pPr>
     <w:rPr>
-      <w:rFonts w:ascii="Times New Roman" w:eastAsia="宋体" w:hAnsi="Times New Roman" w:cs="Times New Roman"/>
+      <w:rFonts w:ascii="Times New Roman" w:hAnsi="Times New Roman" w:eastAsia="宋体" w:cs="Times New Roman"/>
       <w:sz w:val="20"/>
       <w:szCs w:val="20"/>
     </w:rPr>
   </w:style>
-  <w:style w:type="paragraph" w:customStyle="1" w:styleId="Compact">
+  <w:style w:type="paragraph" w:customStyle="1" w:styleId="63">
     <w:name w:val="Compact"/>
-    <w:basedOn w:val="BodyText"/>
-    <w:qFormat/>
+    <w:basedOn w:val="13"/>
+    <w:qFormat/>
+    <w:uiPriority w:val="0"/>
     <w:pPr>
       <w:spacing w:before="36" w:after="36"/>
     </w:pPr>
   </w:style>
-  <w:style w:type="table" w:customStyle="1" w:styleId="Table">
+  <w:style w:type="table" w:customStyle="1" w:styleId="64">
     <w:name w:val="Table"/>
     <w:semiHidden/>
     <w:unhideWhenUsed/>
     <w:qFormat/>
+    <w:uiPriority w:val="0"/>
     <w:tblPr>
       <w:tblCellMar>
         <w:top w:w="0" w:type="dxa"/>
@@ -4654,25 +4833,27 @@
     <w:tblStylePr w:type="firstRow">
       <w:tcPr>
         <w:tcBorders>
-          <w:bottom w:val="single" w:sz="0" w:space="0" w:color="auto"/>
+          <w:bottom w:val="single" w:color="auto" w:sz="0" w:space="0"/>
         </w:tcBorders>
         <w:vAlign w:val="bottom"/>
       </w:tcPr>
     </w:tblStylePr>
   </w:style>
-  <w:style w:type="character" w:customStyle="1" w:styleId="1Char">
+  <w:style w:type="character" w:customStyle="1" w:styleId="65">
     <w:name w:val="柴_标题1 Char"/>
-    <w:link w:val="12"/>
-    <w:qFormat/>
+    <w:link w:val="55"/>
+    <w:qFormat/>
+    <w:uiPriority w:val="0"/>
     <w:rPr>
-      <w:rFonts w:ascii="Arial" w:eastAsia="宋体" w:hAnsi="Arial"/>
+      <w:rFonts w:ascii="Arial" w:hAnsi="Arial" w:eastAsia="宋体"/>
       <w:sz w:val="32"/>
     </w:rPr>
   </w:style>
-  <w:style w:type="paragraph" w:customStyle="1" w:styleId="a9">
+  <w:style w:type="paragraph" w:customStyle="1" w:styleId="66">
     <w:name w:val="柴_正文_无缩进"/>
-    <w:basedOn w:val="Normal"/>
-    <w:qFormat/>
+    <w:basedOn w:val="1"/>
+    <w:qFormat/>
+    <w:uiPriority w:val="0"/>
     <w:pPr>
       <w:ind w:firstLine="0" w:firstLineChars="0"/>
     </w:pPr>
@@ -4682,29 +4863,31 @@
       <w:lang w:eastAsia="zh-CN"/>
     </w:rPr>
   </w:style>
-  <w:style w:type="paragraph" w:customStyle="1" w:styleId="4">
+  <w:style w:type="paragraph" w:customStyle="1" w:styleId="67">
     <w:name w:val="柴_标题4"/>
-    <w:basedOn w:val="Heading4"/>
-    <w:next w:val="Normal"/>
-    <w:qFormat/>
+    <w:basedOn w:val="5"/>
+    <w:next w:val="1"/>
+    <w:qFormat/>
+    <w:uiPriority w:val="0"/>
     <w:pPr>
       <w:widowControl w:val="0"/>
       <w:spacing w:before="160" w:line="360" w:lineRule="auto"/>
-      <w:ind w:left="981" w:hanging="862" w:leftChars="300"/>
+      <w:ind w:left="981" w:leftChars="300" w:hanging="862"/>
     </w:pPr>
     <w:rPr>
-      <w:rFonts w:ascii="Calibri" w:eastAsia="宋体" w:hAnsi="Calibri" w:cs="宋体" w:hint="eastAsia"/>
+      <w:rFonts w:hint="eastAsia" w:ascii="Calibri" w:hAnsi="Calibri" w:eastAsia="宋体" w:cs="宋体"/>
       <w:sz w:val="24"/>
       <w:szCs w:val="24"/>
       <w:lang w:eastAsia="zh-CN" w:bidi="zh-CN"/>
     </w:rPr>
   </w:style>
-  <w:style w:type="character" w:customStyle="1" w:styleId="Char0">
+  <w:style w:type="character" w:customStyle="1" w:styleId="68">
     <w:name w:val="柴_正文 Char"/>
-    <w:link w:val="a7"/>
-    <w:qFormat/>
+    <w:link w:val="56"/>
+    <w:qFormat/>
+    <w:uiPriority w:val="0"/>
     <w:rPr>
-      <w:rFonts w:ascii="Arial" w:eastAsia="宋体" w:hAnsi="Arial"/>
+      <w:rFonts w:ascii="Arial" w:hAnsi="Arial" w:eastAsia="宋体"/>
       <w:sz w:val="24"/>
       <w:lang w:eastAsia="zh-CN"/>
     </w:rPr>
